--- a/Reports/Final Report.docx
+++ b/Reports/Final Report.docx
@@ -57,15 +57,9 @@
     <w:p>
       <w:pPr>
         <w:pStyle w:val="Heading1"/>
-        <w:rPr>
-          <w:color w:val="262626" w:themeColor="text1" w:themeTint="D9"/>
-        </w:rPr>
       </w:pPr>
       <w:bookmarkStart w:id="0" w:name="_Toc227609506"/>
       <w:r>
-        <w:rPr>
-          <w:color w:val="262626" w:themeColor="text1" w:themeTint="D9"/>
-        </w:rPr>
         <w:lastRenderedPageBreak/>
         <w:t>Abstract</w:t>
       </w:r>
@@ -78,6 +72,15 @@
     </w:p>
     <w:sdt>
       <w:sdtPr>
+        <w:rPr>
+          <w:rFonts w:ascii="Calibri" w:eastAsiaTheme="minorHAnsi" w:hAnsi="Calibri" w:cs="Calibri"/>
+          <w:color w:val="auto"/>
+          <w:kern w:val="2"/>
+          <w:sz w:val="24"/>
+          <w:szCs w:val="24"/>
+          <w:lang w:val="en-CA"/>
+          <w14:ligatures w14:val="standardContextual"/>
+        </w:rPr>
         <w:id w:val="1491518266"/>
         <w:docPartObj>
           <w:docPartGallery w:val="Table of Contents"/>
@@ -86,16 +89,9 @@
       </w:sdtPr>
       <w:sdtEndPr>
         <w:rPr>
-          <w:rFonts w:ascii="Calibri" w:eastAsiaTheme="minorHAnsi" w:hAnsi="Calibri" w:cs="Calibri"/>
           <w:b/>
           <w:bCs/>
           <w:noProof/>
-          <w:color w:val="auto"/>
-          <w:kern w:val="2"/>
-          <w:sz w:val="24"/>
-          <w:szCs w:val="24"/>
-          <w:lang w:val="en-CA"/>
-          <w14:ligatures w14:val="standardContextual"/>
         </w:rPr>
       </w:sdtEndPr>
       <w:sdtContent>
@@ -201,14 +197,8 @@
     <w:p>
       <w:pPr>
         <w:pStyle w:val="Heading1"/>
-        <w:rPr>
-          <w:color w:val="262626" w:themeColor="text1" w:themeTint="D9"/>
-        </w:rPr>
       </w:pPr>
       <w:r>
-        <w:rPr>
-          <w:color w:val="262626" w:themeColor="text1" w:themeTint="D9"/>
-        </w:rPr>
         <w:t>Introduction</w:t>
       </w:r>
     </w:p>
@@ -216,14 +206,8 @@
     <w:p>
       <w:pPr>
         <w:pStyle w:val="Heading1"/>
-        <w:rPr>
-          <w:color w:val="262626" w:themeColor="text1" w:themeTint="D9"/>
-        </w:rPr>
       </w:pPr>
       <w:r>
-        <w:rPr>
-          <w:color w:val="262626" w:themeColor="text1" w:themeTint="D9"/>
-        </w:rPr>
         <w:t>Bill of Materials</w:t>
       </w:r>
     </w:p>
@@ -231,14 +215,17 @@
     <w:p>
       <w:pPr>
         <w:pStyle w:val="Heading1"/>
-        <w:rPr>
-          <w:color w:val="262626" w:themeColor="text1" w:themeTint="D9"/>
-        </w:rPr>
       </w:pPr>
       <w:r>
-        <w:rPr>
-          <w:color w:val="262626" w:themeColor="text1" w:themeTint="D9"/>
-        </w:rPr>
+        <w:t>Design</w:t>
+      </w:r>
+    </w:p>
+    <w:p/>
+    <w:p>
+      <w:pPr>
+        <w:pStyle w:val="Heading1"/>
+      </w:pPr>
+      <w:r>
         <w:t>Conclusion</w:t>
       </w:r>
     </w:p>

--- a/Reports/Final Report.docx
+++ b/Reports/Final Report.docx
@@ -58,7 +58,7 @@
       <w:pPr>
         <w:pStyle w:val="Heading1"/>
       </w:pPr>
-      <w:bookmarkStart w:id="0" w:name="_Toc227609506"/>
+      <w:bookmarkStart w:id="0" w:name="_Toc227935348"/>
       <w:r>
         <w:lastRenderedPageBreak/>
         <w:t>Abstract</w:t>
@@ -67,21 +67,16 @@
     </w:p>
     <w:p>
       <w:r>
+        <w:tab/>
+        <w:t>We</w:t>
+      </w:r>
+      <w:r>
         <w:br/>
       </w:r>
     </w:p>
     <w:sdt>
       <w:sdtPr>
-        <w:rPr>
-          <w:rFonts w:ascii="Calibri" w:eastAsiaTheme="minorHAnsi" w:hAnsi="Calibri" w:cs="Calibri"/>
-          <w:color w:val="auto"/>
-          <w:kern w:val="2"/>
-          <w:sz w:val="24"/>
-          <w:szCs w:val="24"/>
-          <w:lang w:val="en-CA"/>
-          <w14:ligatures w14:val="standardContextual"/>
-        </w:rPr>
-        <w:id w:val="1491518266"/>
+        <w:id w:val="-1378073242"/>
         <w:docPartObj>
           <w:docPartGallery w:val="Table of Contents"/>
           <w:docPartUnique/>
@@ -89,9 +84,16 @@
       </w:sdtPr>
       <w:sdtEndPr>
         <w:rPr>
+          <w:rFonts w:ascii="Calibri" w:eastAsiaTheme="minorHAnsi" w:hAnsi="Calibri" w:cs="Calibri"/>
           <w:b/>
           <w:bCs/>
           <w:noProof/>
+          <w:color w:val="auto"/>
+          <w:kern w:val="2"/>
+          <w:sz w:val="24"/>
+          <w:szCs w:val="24"/>
+          <w:lang w:val="en-CA"/>
+          <w14:ligatures w14:val="standardContextual"/>
         </w:rPr>
       </w:sdtEndPr>
       <w:sdtContent>
@@ -100,7 +102,7 @@
             <w:pStyle w:val="TOCHeading"/>
           </w:pPr>
           <w:r>
-            <w:t>Table of Contents</w:t>
+            <w:t>Contents</w:t>
           </w:r>
         </w:p>
         <w:p>
@@ -124,7 +126,7 @@
           <w:r>
             <w:fldChar w:fldCharType="separate"/>
           </w:r>
-          <w:hyperlink w:anchor="_Toc227609506" w:history="1">
+          <w:hyperlink w:anchor="_Toc227935348" w:history="1">
             <w:r>
               <w:rPr>
                 <w:rStyle w:val="Hyperlink"/>
@@ -151,7 +153,423 @@
                 <w:noProof/>
                 <w:webHidden/>
               </w:rPr>
-              <w:instrText xml:space="preserve"> PAGEREF _Toc227609506 \h </w:instrText>
+              <w:instrText xml:space="preserve"> PAGEREF _Toc227935348 \h </w:instrText>
+            </w:r>
+            <w:r>
+              <w:rPr>
+                <w:noProof/>
+                <w:webHidden/>
+              </w:rPr>
+            </w:r>
+            <w:r>
+              <w:rPr>
+                <w:noProof/>
+                <w:webHidden/>
+              </w:rPr>
+              <w:fldChar w:fldCharType="separate"/>
+            </w:r>
+            <w:r>
+              <w:rPr>
+                <w:noProof/>
+                <w:webHidden/>
+              </w:rPr>
+              <w:t>2</w:t>
+            </w:r>
+            <w:r>
+              <w:rPr>
+                <w:noProof/>
+                <w:webHidden/>
+              </w:rPr>
+              <w:fldChar w:fldCharType="end"/>
+            </w:r>
+          </w:hyperlink>
+        </w:p>
+        <w:p>
+          <w:pPr>
+            <w:pStyle w:val="TOC1"/>
+            <w:tabs>
+              <w:tab w:val="right" w:leader="dot" w:pos="10790"/>
+            </w:tabs>
+            <w:rPr>
+              <w:rFonts w:asciiTheme="minorHAnsi" w:eastAsiaTheme="minorEastAsia" w:hAnsiTheme="minorHAnsi" w:cstheme="minorBidi"/>
+              <w:noProof/>
+              <w:lang w:eastAsia="en-CA"/>
+            </w:rPr>
+          </w:pPr>
+          <w:hyperlink w:anchor="_Toc227935349" w:history="1">
+            <w:r>
+              <w:rPr>
+                <w:rStyle w:val="Hyperlink"/>
+                <w:noProof/>
+              </w:rPr>
+              <w:t>Introduction</w:t>
+            </w:r>
+            <w:r>
+              <w:rPr>
+                <w:noProof/>
+                <w:webHidden/>
+              </w:rPr>
+              <w:tab/>
+            </w:r>
+            <w:r>
+              <w:rPr>
+                <w:noProof/>
+                <w:webHidden/>
+              </w:rPr>
+              <w:fldChar w:fldCharType="begin"/>
+            </w:r>
+            <w:r>
+              <w:rPr>
+                <w:noProof/>
+                <w:webHidden/>
+              </w:rPr>
+              <w:instrText xml:space="preserve"> PAGEREF _Toc227935349 \h </w:instrText>
+            </w:r>
+            <w:r>
+              <w:rPr>
+                <w:noProof/>
+                <w:webHidden/>
+              </w:rPr>
+            </w:r>
+            <w:r>
+              <w:rPr>
+                <w:noProof/>
+                <w:webHidden/>
+              </w:rPr>
+              <w:fldChar w:fldCharType="separate"/>
+            </w:r>
+            <w:r>
+              <w:rPr>
+                <w:noProof/>
+                <w:webHidden/>
+              </w:rPr>
+              <w:t>2</w:t>
+            </w:r>
+            <w:r>
+              <w:rPr>
+                <w:noProof/>
+                <w:webHidden/>
+              </w:rPr>
+              <w:fldChar w:fldCharType="end"/>
+            </w:r>
+          </w:hyperlink>
+        </w:p>
+        <w:p>
+          <w:pPr>
+            <w:pStyle w:val="TOC1"/>
+            <w:tabs>
+              <w:tab w:val="right" w:leader="dot" w:pos="10790"/>
+            </w:tabs>
+            <w:rPr>
+              <w:rFonts w:asciiTheme="minorHAnsi" w:eastAsiaTheme="minorEastAsia" w:hAnsiTheme="minorHAnsi" w:cstheme="minorBidi"/>
+              <w:noProof/>
+              <w:lang w:eastAsia="en-CA"/>
+            </w:rPr>
+          </w:pPr>
+          <w:hyperlink w:anchor="_Toc227935350" w:history="1">
+            <w:r>
+              <w:rPr>
+                <w:rStyle w:val="Hyperlink"/>
+                <w:noProof/>
+              </w:rPr>
+              <w:t>Bill of Materials</w:t>
+            </w:r>
+            <w:r>
+              <w:rPr>
+                <w:noProof/>
+                <w:webHidden/>
+              </w:rPr>
+              <w:tab/>
+            </w:r>
+            <w:r>
+              <w:rPr>
+                <w:noProof/>
+                <w:webHidden/>
+              </w:rPr>
+              <w:fldChar w:fldCharType="begin"/>
+            </w:r>
+            <w:r>
+              <w:rPr>
+                <w:noProof/>
+                <w:webHidden/>
+              </w:rPr>
+              <w:instrText xml:space="preserve"> PAGEREF _Toc227935350 \h </w:instrText>
+            </w:r>
+            <w:r>
+              <w:rPr>
+                <w:noProof/>
+                <w:webHidden/>
+              </w:rPr>
+            </w:r>
+            <w:r>
+              <w:rPr>
+                <w:noProof/>
+                <w:webHidden/>
+              </w:rPr>
+              <w:fldChar w:fldCharType="separate"/>
+            </w:r>
+            <w:r>
+              <w:rPr>
+                <w:noProof/>
+                <w:webHidden/>
+              </w:rPr>
+              <w:t>2</w:t>
+            </w:r>
+            <w:r>
+              <w:rPr>
+                <w:noProof/>
+                <w:webHidden/>
+              </w:rPr>
+              <w:fldChar w:fldCharType="end"/>
+            </w:r>
+          </w:hyperlink>
+        </w:p>
+        <w:p>
+          <w:pPr>
+            <w:pStyle w:val="TOC1"/>
+            <w:tabs>
+              <w:tab w:val="right" w:leader="dot" w:pos="10790"/>
+            </w:tabs>
+            <w:rPr>
+              <w:rFonts w:asciiTheme="minorHAnsi" w:eastAsiaTheme="minorEastAsia" w:hAnsiTheme="minorHAnsi" w:cstheme="minorBidi"/>
+              <w:noProof/>
+              <w:lang w:eastAsia="en-CA"/>
+            </w:rPr>
+          </w:pPr>
+          <w:hyperlink w:anchor="_Toc227935351" w:history="1">
+            <w:r>
+              <w:rPr>
+                <w:rStyle w:val="Hyperlink"/>
+                <w:noProof/>
+              </w:rPr>
+              <w:t>Design</w:t>
+            </w:r>
+            <w:r>
+              <w:rPr>
+                <w:noProof/>
+                <w:webHidden/>
+              </w:rPr>
+              <w:tab/>
+            </w:r>
+            <w:r>
+              <w:rPr>
+                <w:noProof/>
+                <w:webHidden/>
+              </w:rPr>
+              <w:fldChar w:fldCharType="begin"/>
+            </w:r>
+            <w:r>
+              <w:rPr>
+                <w:noProof/>
+                <w:webHidden/>
+              </w:rPr>
+              <w:instrText xml:space="preserve"> PAGEREF _Toc227935351 \h </w:instrText>
+            </w:r>
+            <w:r>
+              <w:rPr>
+                <w:noProof/>
+                <w:webHidden/>
+              </w:rPr>
+            </w:r>
+            <w:r>
+              <w:rPr>
+                <w:noProof/>
+                <w:webHidden/>
+              </w:rPr>
+              <w:fldChar w:fldCharType="separate"/>
+            </w:r>
+            <w:r>
+              <w:rPr>
+                <w:noProof/>
+                <w:webHidden/>
+              </w:rPr>
+              <w:t>2</w:t>
+            </w:r>
+            <w:r>
+              <w:rPr>
+                <w:noProof/>
+                <w:webHidden/>
+              </w:rPr>
+              <w:fldChar w:fldCharType="end"/>
+            </w:r>
+          </w:hyperlink>
+        </w:p>
+        <w:p>
+          <w:pPr>
+            <w:pStyle w:val="TOC2"/>
+            <w:tabs>
+              <w:tab w:val="right" w:leader="dot" w:pos="10790"/>
+            </w:tabs>
+            <w:rPr>
+              <w:noProof/>
+            </w:rPr>
+          </w:pPr>
+          <w:hyperlink w:anchor="_Toc227935352" w:history="1">
+            <w:r>
+              <w:rPr>
+                <w:rStyle w:val="Hyperlink"/>
+                <w:noProof/>
+              </w:rPr>
+              <w:t>Mechanical Systems</w:t>
+            </w:r>
+            <w:r>
+              <w:rPr>
+                <w:noProof/>
+                <w:webHidden/>
+              </w:rPr>
+              <w:tab/>
+            </w:r>
+            <w:r>
+              <w:rPr>
+                <w:noProof/>
+                <w:webHidden/>
+              </w:rPr>
+              <w:fldChar w:fldCharType="begin"/>
+            </w:r>
+            <w:r>
+              <w:rPr>
+                <w:noProof/>
+                <w:webHidden/>
+              </w:rPr>
+              <w:instrText xml:space="preserve"> PAGEREF _Toc227935352 \h </w:instrText>
+            </w:r>
+            <w:r>
+              <w:rPr>
+                <w:noProof/>
+                <w:webHidden/>
+              </w:rPr>
+            </w:r>
+            <w:r>
+              <w:rPr>
+                <w:noProof/>
+                <w:webHidden/>
+              </w:rPr>
+              <w:fldChar w:fldCharType="separate"/>
+            </w:r>
+            <w:r>
+              <w:rPr>
+                <w:noProof/>
+                <w:webHidden/>
+              </w:rPr>
+              <w:t>2</w:t>
+            </w:r>
+            <w:r>
+              <w:rPr>
+                <w:noProof/>
+                <w:webHidden/>
+              </w:rPr>
+              <w:fldChar w:fldCharType="end"/>
+            </w:r>
+          </w:hyperlink>
+        </w:p>
+        <w:p>
+          <w:pPr>
+            <w:pStyle w:val="TOC2"/>
+            <w:tabs>
+              <w:tab w:val="right" w:leader="dot" w:pos="10790"/>
+            </w:tabs>
+            <w:rPr>
+              <w:noProof/>
+            </w:rPr>
+          </w:pPr>
+          <w:hyperlink w:anchor="_Toc227935353" w:history="1">
+            <w:r>
+              <w:rPr>
+                <w:rStyle w:val="Hyperlink"/>
+                <w:noProof/>
+              </w:rPr>
+              <w:t>Electrical Systems</w:t>
+            </w:r>
+            <w:r>
+              <w:rPr>
+                <w:noProof/>
+                <w:webHidden/>
+              </w:rPr>
+              <w:tab/>
+            </w:r>
+            <w:r>
+              <w:rPr>
+                <w:noProof/>
+                <w:webHidden/>
+              </w:rPr>
+              <w:fldChar w:fldCharType="begin"/>
+            </w:r>
+            <w:r>
+              <w:rPr>
+                <w:noProof/>
+                <w:webHidden/>
+              </w:rPr>
+              <w:instrText xml:space="preserve"> PAGEREF _Toc227935353 \h </w:instrText>
+            </w:r>
+            <w:r>
+              <w:rPr>
+                <w:noProof/>
+                <w:webHidden/>
+              </w:rPr>
+            </w:r>
+            <w:r>
+              <w:rPr>
+                <w:noProof/>
+                <w:webHidden/>
+              </w:rPr>
+              <w:fldChar w:fldCharType="separate"/>
+            </w:r>
+            <w:r>
+              <w:rPr>
+                <w:noProof/>
+                <w:webHidden/>
+              </w:rPr>
+              <w:t>2</w:t>
+            </w:r>
+            <w:r>
+              <w:rPr>
+                <w:noProof/>
+                <w:webHidden/>
+              </w:rPr>
+              <w:fldChar w:fldCharType="end"/>
+            </w:r>
+          </w:hyperlink>
+        </w:p>
+        <w:p>
+          <w:pPr>
+            <w:pStyle w:val="TOC1"/>
+            <w:tabs>
+              <w:tab w:val="right" w:leader="dot" w:pos="10790"/>
+            </w:tabs>
+            <w:rPr>
+              <w:rFonts w:asciiTheme="minorHAnsi" w:eastAsiaTheme="minorEastAsia" w:hAnsiTheme="minorHAnsi" w:cstheme="minorBidi"/>
+              <w:noProof/>
+              <w:lang w:eastAsia="en-CA"/>
+            </w:rPr>
+          </w:pPr>
+          <w:hyperlink w:anchor="_Toc227935354" w:history="1">
+            <w:r>
+              <w:rPr>
+                <w:rStyle w:val="Hyperlink"/>
+                <w:noProof/>
+              </w:rPr>
+              <w:t>Conclusion</w:t>
+            </w:r>
+            <w:r>
+              <w:rPr>
+                <w:noProof/>
+                <w:webHidden/>
+              </w:rPr>
+              <w:tab/>
+            </w:r>
+            <w:r>
+              <w:rPr>
+                <w:noProof/>
+                <w:webHidden/>
+              </w:rPr>
+              <w:fldChar w:fldCharType="begin"/>
+            </w:r>
+            <w:r>
+              <w:rPr>
+                <w:noProof/>
+                <w:webHidden/>
+              </w:rPr>
+              <w:instrText xml:space="preserve"> PAGEREF _Toc227935354 \h </w:instrText>
             </w:r>
             <w:r>
               <w:rPr>
@@ -198,36 +616,159 @@
       <w:pPr>
         <w:pStyle w:val="Heading1"/>
       </w:pPr>
+      <w:bookmarkStart w:id="1" w:name="_Toc227935349"/>
       <w:r>
         <w:t>Introduction</w:t>
       </w:r>
+      <w:bookmarkEnd w:id="1"/>
     </w:p>
-    <w:p/>
+    <w:p>
+      <w:r>
+        <w:tab/>
+        <w:t xml:space="preserve"> </w:t>
+      </w:r>
+      <w:r>
+        <w:t xml:space="preserve">For </w:t>
+      </w:r>
+      <w:r>
+        <w:t>our project, the moto for our plane is as follows</w:t>
+      </w:r>
+      <w:r>
+        <w:t>: “</w:t>
+      </w:r>
+      <w:r>
+        <w:rPr>
+          <w:i/>
+          <w:iCs/>
+        </w:rPr>
+        <w:t>flying</w:t>
+      </w:r>
+      <w:r>
+        <w:rPr>
+          <w:i/>
+          <w:iCs/>
+        </w:rPr>
+        <w:t xml:space="preserve"> only</w:t>
+      </w:r>
+      <w:r>
+        <w:rPr>
+          <w:i/>
+          <w:iCs/>
+        </w:rPr>
+        <w:t xml:space="preserve"> involves taking off</w:t>
+      </w:r>
+      <w:r>
+        <w:rPr>
+          <w:i/>
+          <w:iCs/>
+        </w:rPr>
+        <w:t xml:space="preserve">, </w:t>
+      </w:r>
+      <w:r>
+        <w:rPr>
+          <w:i/>
+          <w:iCs/>
+        </w:rPr>
+        <w:t xml:space="preserve">it </w:t>
+      </w:r>
+      <w:r>
+        <w:rPr>
+          <w:i/>
+          <w:iCs/>
+        </w:rPr>
+        <w:t xml:space="preserve">doesn’t </w:t>
+      </w:r>
+      <w:r>
+        <w:rPr>
+          <w:i/>
+          <w:iCs/>
+        </w:rPr>
+        <w:t>mean it has to land</w:t>
+      </w:r>
+      <w:r>
+        <w:t>”.</w:t>
+      </w:r>
+      <w:r>
+        <w:t xml:space="preserve"> The plane was originally based around the Cessna 182 from which we steered our own design to fit our needs and constraints. </w:t>
+      </w:r>
+      <w:r>
+        <w:t xml:space="preserve">The plane’s wings, aerodynamics, and power systems were originally designed for around a 1:1 thrust to weight ratio, however </w:t>
+      </w:r>
+      <w:r>
+        <w:t xml:space="preserve">the </w:t>
+      </w:r>
+      <w:r>
+        <w:t xml:space="preserve">final weight was around 300g less than our original target, thus </w:t>
+      </w:r>
+      <w:r>
+        <w:t>result</w:t>
+      </w:r>
+      <w:r>
+        <w:t>ing in a</w:t>
+      </w:r>
+      <w:r>
+        <w:t xml:space="preserve"> 1.5:1 ratio, putting it comfortably in the sport flyer category</w:t>
+      </w:r>
+      <w:r>
+        <w:t xml:space="preserve">. </w:t>
+      </w:r>
+      <w:r>
+        <w:t xml:space="preserve">The plane itself </w:t>
+      </w:r>
+    </w:p>
     <w:p>
       <w:pPr>
         <w:pStyle w:val="Heading1"/>
       </w:pPr>
+      <w:bookmarkStart w:id="2" w:name="_Toc227935350"/>
       <w:r>
         <w:t>Bill of Materials</w:t>
       </w:r>
+      <w:bookmarkEnd w:id="2"/>
     </w:p>
     <w:p/>
     <w:p>
       <w:pPr>
         <w:pStyle w:val="Heading1"/>
       </w:pPr>
+      <w:bookmarkStart w:id="3" w:name="_Toc227935351"/>
       <w:r>
         <w:t>Design</w:t>
       </w:r>
+      <w:bookmarkEnd w:id="3"/>
+    </w:p>
+    <w:p/>
+    <w:p>
+      <w:pPr>
+        <w:pStyle w:val="Heading2"/>
+      </w:pPr>
+      <w:bookmarkStart w:id="4" w:name="_Toc227935352"/>
+      <w:r>
+        <w:t>Mechanical Systems</w:t>
+      </w:r>
+      <w:bookmarkEnd w:id="4"/>
+    </w:p>
+    <w:p/>
+    <w:p>
+      <w:pPr>
+        <w:pStyle w:val="Heading2"/>
+      </w:pPr>
+      <w:bookmarkStart w:id="5" w:name="_Toc227935353"/>
+      <w:r>
+        <w:t>Electrical Systems</w:t>
+      </w:r>
+      <w:bookmarkEnd w:id="5"/>
     </w:p>
     <w:p/>
     <w:p>
       <w:pPr>
         <w:pStyle w:val="Heading1"/>
       </w:pPr>
+      <w:bookmarkStart w:id="6" w:name="_Toc227935354"/>
       <w:r>
         <w:t>Conclusion</w:t>
       </w:r>
+      <w:bookmarkEnd w:id="6"/>
     </w:p>
     <w:sectPr>
       <w:pgSz w:w="12240" w:h="15840"/>
@@ -671,10 +1212,9 @@
     <w:next w:val="Normal"/>
     <w:link w:val="Heading2Char"/>
     <w:uiPriority w:val="9"/>
-    <w:semiHidden/>
     <w:unhideWhenUsed/>
     <w:qFormat/>
-    <w:rsid w:val="00B15FE3"/>
+    <w:rsid w:val="001A4601"/>
     <w:pPr>
       <w:keepNext/>
       <w:keepLines/>
@@ -683,7 +1223,9 @@
     </w:pPr>
     <w:rPr>
       <w:rFonts w:asciiTheme="majorHAnsi" w:eastAsiaTheme="majorEastAsia" w:hAnsiTheme="majorHAnsi" w:cstheme="majorBidi"/>
-      <w:color w:val="0F4761" w:themeColor="accent1" w:themeShade="BF"/>
+      <w:i/>
+      <w:iCs/>
+      <w:color w:val="000000" w:themeColor="text1"/>
       <w:sz w:val="32"/>
       <w:szCs w:val="32"/>
     </w:rPr>
@@ -888,11 +1430,12 @@
     <w:basedOn w:val="DefaultParagraphFont"/>
     <w:link w:val="Heading2"/>
     <w:uiPriority w:val="9"/>
-    <w:semiHidden/>
-    <w:rsid w:val="00B15FE3"/>
+    <w:rsid w:val="001A4601"/>
     <w:rPr>
       <w:rFonts w:asciiTheme="majorHAnsi" w:eastAsiaTheme="majorEastAsia" w:hAnsiTheme="majorHAnsi" w:cstheme="majorBidi"/>
-      <w:color w:val="0F4761" w:themeColor="accent1" w:themeShade="BF"/>
+      <w:i/>
+      <w:iCs/>
+      <w:color w:val="000000" w:themeColor="text1"/>
       <w:sz w:val="32"/>
       <w:szCs w:val="32"/>
     </w:rPr>
@@ -1198,6 +1741,19 @@
       <w:color w:val="467886" w:themeColor="hyperlink"/>
       <w:u w:val="single"/>
     </w:rPr>
+  </w:style>
+  <w:style w:type="paragraph" w:styleId="TOC2">
+    <w:name w:val="toc 2"/>
+    <w:basedOn w:val="Normal"/>
+    <w:next w:val="Normal"/>
+    <w:autoRedefine/>
+    <w:uiPriority w:val="39"/>
+    <w:unhideWhenUsed/>
+    <w:rsid w:val="001A4601"/>
+    <w:pPr>
+      <w:spacing w:after="100"/>
+      <w:ind w:left="240"/>
+    </w:pPr>
   </w:style>
 </w:styles>
 </file>

--- a/Reports/Final Report.docx
+++ b/Reports/Final Report.docx
@@ -68,7 +68,6 @@
     <w:p>
       <w:r>
         <w:tab/>
-        <w:t>We</w:t>
       </w:r>
       <w:r>
         <w:br/>
@@ -76,6 +75,15 @@
     </w:p>
     <w:sdt>
       <w:sdtPr>
+        <w:rPr>
+          <w:rFonts w:ascii="Calibri" w:eastAsiaTheme="minorHAnsi" w:hAnsi="Calibri" w:cs="Calibri"/>
+          <w:color w:val="auto"/>
+          <w:kern w:val="2"/>
+          <w:sz w:val="24"/>
+          <w:szCs w:val="24"/>
+          <w:lang w:val="en-CA"/>
+          <w14:ligatures w14:val="standardContextual"/>
+        </w:rPr>
         <w:id w:val="-1378073242"/>
         <w:docPartObj>
           <w:docPartGallery w:val="Table of Contents"/>
@@ -84,16 +92,9 @@
       </w:sdtPr>
       <w:sdtEndPr>
         <w:rPr>
-          <w:rFonts w:ascii="Calibri" w:eastAsiaTheme="minorHAnsi" w:hAnsi="Calibri" w:cs="Calibri"/>
           <w:b/>
           <w:bCs/>
           <w:noProof/>
-          <w:color w:val="auto"/>
-          <w:kern w:val="2"/>
-          <w:sz w:val="24"/>
-          <w:szCs w:val="24"/>
-          <w:lang w:val="en-CA"/>
-          <w14:ligatures w14:val="standardContextual"/>
         </w:rPr>
       </w:sdtEndPr>
       <w:sdtContent>
@@ -621,100 +622,6 @@
         <w:t>Introduction</w:t>
       </w:r>
       <w:bookmarkEnd w:id="1"/>
-    </w:p>
-    <w:p>
-      <w:r>
-        <w:tab/>
-        <w:t xml:space="preserve"> </w:t>
-      </w:r>
-      <w:r>
-        <w:t xml:space="preserve">For </w:t>
-      </w:r>
-      <w:r>
-        <w:t>our project, the moto for our plane is as follows</w:t>
-      </w:r>
-      <w:r>
-        <w:t>: “</w:t>
-      </w:r>
-      <w:r>
-        <w:rPr>
-          <w:i/>
-          <w:iCs/>
-        </w:rPr>
-        <w:t>flying</w:t>
-      </w:r>
-      <w:r>
-        <w:rPr>
-          <w:i/>
-          <w:iCs/>
-        </w:rPr>
-        <w:t xml:space="preserve"> only</w:t>
-      </w:r>
-      <w:r>
-        <w:rPr>
-          <w:i/>
-          <w:iCs/>
-        </w:rPr>
-        <w:t xml:space="preserve"> involves taking off</w:t>
-      </w:r>
-      <w:r>
-        <w:rPr>
-          <w:i/>
-          <w:iCs/>
-        </w:rPr>
-        <w:t xml:space="preserve">, </w:t>
-      </w:r>
-      <w:r>
-        <w:rPr>
-          <w:i/>
-          <w:iCs/>
-        </w:rPr>
-        <w:t xml:space="preserve">it </w:t>
-      </w:r>
-      <w:r>
-        <w:rPr>
-          <w:i/>
-          <w:iCs/>
-        </w:rPr>
-        <w:t xml:space="preserve">doesn’t </w:t>
-      </w:r>
-      <w:r>
-        <w:rPr>
-          <w:i/>
-          <w:iCs/>
-        </w:rPr>
-        <w:t>mean it has to land</w:t>
-      </w:r>
-      <w:r>
-        <w:t>”.</w:t>
-      </w:r>
-      <w:r>
-        <w:t xml:space="preserve"> The plane was originally based around the Cessna 182 from which we steered our own design to fit our needs and constraints. </w:t>
-      </w:r>
-      <w:r>
-        <w:t xml:space="preserve">The plane’s wings, aerodynamics, and power systems were originally designed for around a 1:1 thrust to weight ratio, however </w:t>
-      </w:r>
-      <w:r>
-        <w:t xml:space="preserve">the </w:t>
-      </w:r>
-      <w:r>
-        <w:t xml:space="preserve">final weight was around 300g less than our original target, thus </w:t>
-      </w:r>
-      <w:r>
-        <w:t>result</w:t>
-      </w:r>
-      <w:r>
-        <w:t>ing in a</w:t>
-      </w:r>
-      <w:r>
-        <w:t xml:space="preserve"> 1.5:1 ratio, putting it comfortably in the sport flyer category</w:t>
-      </w:r>
-      <w:r>
-        <w:t xml:space="preserve">. </w:t>
-      </w:r>
-      <w:r>
-        <w:t xml:space="preserve">The plane itself </w:t>
-      </w:r>
     </w:p>
     <w:p>
       <w:pPr>

--- a/Reports/Final Report.docx
+++ b/Reports/Final Report.docx
@@ -624,6 +624,58 @@
       <w:bookmarkEnd w:id="1"/>
     </w:p>
     <w:p>
+      <w:r>
+        <w:tab/>
+        <w:t xml:space="preserve"> </w:t>
+      </w:r>
+      <w:r>
+        <w:t xml:space="preserve">For </w:t>
+      </w:r>
+      <w:r>
+        <w:t>our project, the moto for our plane is as follows</w:t>
+      </w:r>
+      <w:r>
+        <w:t>: “</w:t>
+      </w:r>
+      <w:r>
+        <w:rPr>
+          <w:i/>
+          <w:iCs/>
+        </w:rPr>
+        <w:t>it only has to fly, but that doesn’t mean it has to land</w:t>
+      </w:r>
+      <w:r>
+        <w:t>”.</w:t>
+      </w:r>
+      <w:r>
+        <w:t xml:space="preserve"> The plane was originally based around the Cessna 182 from which we steered our own design to fit our needs and constraints. </w:t>
+      </w:r>
+      <w:r>
+        <w:t xml:space="preserve">The plane’s wings, aerodynamics, and power systems were originally designed for around a 1:1 thrust to weight ratio, however </w:t>
+      </w:r>
+      <w:r>
+        <w:t xml:space="preserve">the </w:t>
+      </w:r>
+      <w:r>
+        <w:t xml:space="preserve">final weight was around 300g less than our original target, thus </w:t>
+      </w:r>
+      <w:r>
+        <w:t>result</w:t>
+      </w:r>
+      <w:r>
+        <w:t>ing in a</w:t>
+      </w:r>
+      <w:r>
+        <w:t xml:space="preserve"> 1.5:1 ratio, putting it comfortably in the sport flyer category</w:t>
+      </w:r>
+      <w:r>
+        <w:t xml:space="preserve">. </w:t>
+      </w:r>
+      <w:r>
+        <w:t xml:space="preserve">The plane itself </w:t>
+      </w:r>
+    </w:p>
+    <w:p>
       <w:pPr>
         <w:pStyle w:val="Heading1"/>
       </w:pPr>
@@ -633,6 +685,1133 @@
       </w:r>
       <w:bookmarkEnd w:id="2"/>
     </w:p>
+    <w:tbl>
+      <w:tblPr>
+        <w:tblStyle w:val="TableGrid"/>
+        <w:tblW w:w="7225" w:type="dxa"/>
+        <w:tblLayout w:type="fixed"/>
+        <w:tblLook w:val="04A0" w:firstRow="1" w:lastRow="0" w:firstColumn="1" w:lastColumn="0" w:noHBand="0" w:noVBand="1"/>
+      </w:tblPr>
+      <w:tblGrid>
+        <w:gridCol w:w="1838"/>
+        <w:gridCol w:w="1276"/>
+        <w:gridCol w:w="1417"/>
+        <w:gridCol w:w="2694"/>
+      </w:tblGrid>
+      <w:tr>
+        <w:trPr>
+          <w:trHeight w:val="286"/>
+        </w:trPr>
+        <w:tc>
+          <w:tcPr>
+            <w:tcW w:w="1838" w:type="dxa"/>
+          </w:tcPr>
+          <w:p>
+            <w:pPr>
+              <w:rPr>
+                <w:b/>
+                <w:bCs/>
+              </w:rPr>
+            </w:pPr>
+            <w:r>
+              <w:rPr>
+                <w:b/>
+                <w:bCs/>
+              </w:rPr>
+              <w:t>Item</w:t>
+            </w:r>
+          </w:p>
+        </w:tc>
+        <w:tc>
+          <w:tcPr>
+            <w:tcW w:w="1276" w:type="dxa"/>
+          </w:tcPr>
+          <w:p>
+            <w:pPr>
+              <w:rPr>
+                <w:b/>
+                <w:bCs/>
+              </w:rPr>
+            </w:pPr>
+            <w:r>
+              <w:rPr>
+                <w:b/>
+                <w:bCs/>
+              </w:rPr>
+              <w:t>Quantity</w:t>
+            </w:r>
+          </w:p>
+        </w:tc>
+        <w:tc>
+          <w:tcPr>
+            <w:tcW w:w="1417" w:type="dxa"/>
+          </w:tcPr>
+          <w:p>
+            <w:pPr>
+              <w:rPr>
+                <w:b/>
+                <w:bCs/>
+              </w:rPr>
+            </w:pPr>
+            <w:r>
+              <w:rPr>
+                <w:b/>
+                <w:bCs/>
+              </w:rPr>
+              <w:t>Unit Cost</w:t>
+            </w:r>
+          </w:p>
+        </w:tc>
+        <w:tc>
+          <w:tcPr>
+            <w:tcW w:w="2694" w:type="dxa"/>
+          </w:tcPr>
+          <w:p>
+            <w:pPr>
+              <w:rPr>
+                <w:b/>
+                <w:bCs/>
+              </w:rPr>
+            </w:pPr>
+            <w:r>
+              <w:rPr>
+                <w:b/>
+                <w:bCs/>
+              </w:rPr>
+              <w:t>Cost</w:t>
+            </w:r>
+          </w:p>
+        </w:tc>
+      </w:tr>
+      <w:tr>
+        <w:trPr>
+          <w:trHeight w:val="874"/>
+        </w:trPr>
+        <w:tc>
+          <w:tcPr>
+            <w:tcW w:w="1838" w:type="dxa"/>
+          </w:tcPr>
+          <w:p>
+            <w:hyperlink r:id="rId4" w:history="1">
+              <w:r>
+                <w:rPr>
+                  <w:rStyle w:val="Hyperlink"/>
+                </w:rPr>
+                <w:t>Soldering / Protot</w:t>
+              </w:r>
+              <w:r>
+                <w:rPr>
+                  <w:rStyle w:val="Hyperlink"/>
+                </w:rPr>
+                <w:t>y</w:t>
+              </w:r>
+              <w:r>
+                <w:rPr>
+                  <w:rStyle w:val="Hyperlink"/>
+                </w:rPr>
+                <w:t>ping Materials</w:t>
+              </w:r>
+            </w:hyperlink>
+          </w:p>
+        </w:tc>
+        <w:tc>
+          <w:tcPr>
+            <w:tcW w:w="1276" w:type="dxa"/>
+          </w:tcPr>
+          <w:p>
+            <w:r>
+              <w:t>1 (pack)</w:t>
+            </w:r>
+          </w:p>
+        </w:tc>
+        <w:tc>
+          <w:tcPr>
+            <w:tcW w:w="1417" w:type="dxa"/>
+          </w:tcPr>
+          <w:p>
+            <w:r>
+              <w:t>$16.99</w:t>
+            </w:r>
+          </w:p>
+        </w:tc>
+        <w:tc>
+          <w:tcPr>
+            <w:tcW w:w="2694" w:type="dxa"/>
+          </w:tcPr>
+          <w:p>
+            <w:r>
+              <w:t>$16.99</w:t>
+            </w:r>
+          </w:p>
+        </w:tc>
+      </w:tr>
+      <w:tr>
+        <w:trPr>
+          <w:trHeight w:val="301"/>
+        </w:trPr>
+        <w:tc>
+          <w:tcPr>
+            <w:tcW w:w="1838" w:type="dxa"/>
+          </w:tcPr>
+          <w:p>
+            <w:hyperlink r:id="rId5" w:history="1">
+              <w:r>
+                <w:rPr>
+                  <w:rStyle w:val="Hyperlink"/>
+                </w:rPr>
+                <w:t>1450Kv M</w:t>
+              </w:r>
+              <w:r>
+                <w:rPr>
+                  <w:rStyle w:val="Hyperlink"/>
+                </w:rPr>
+                <w:t>o</w:t>
+              </w:r>
+              <w:r>
+                <w:rPr>
+                  <w:rStyle w:val="Hyperlink"/>
+                </w:rPr>
+                <w:t>tor</w:t>
+              </w:r>
+            </w:hyperlink>
+          </w:p>
+        </w:tc>
+        <w:tc>
+          <w:tcPr>
+            <w:tcW w:w="1276" w:type="dxa"/>
+          </w:tcPr>
+          <w:p>
+            <w:r>
+              <w:t>1</w:t>
+            </w:r>
+          </w:p>
+        </w:tc>
+        <w:tc>
+          <w:tcPr>
+            <w:tcW w:w="1417" w:type="dxa"/>
+          </w:tcPr>
+          <w:p>
+            <w:r>
+              <w:t>$30.81</w:t>
+            </w:r>
+          </w:p>
+        </w:tc>
+        <w:tc>
+          <w:tcPr>
+            <w:tcW w:w="2694" w:type="dxa"/>
+          </w:tcPr>
+          <w:p>
+            <w:r>
+              <w:t>$30.81</w:t>
+            </w:r>
+          </w:p>
+        </w:tc>
+      </w:tr>
+      <w:tr>
+        <w:trPr>
+          <w:trHeight w:val="286"/>
+        </w:trPr>
+        <w:tc>
+          <w:tcPr>
+            <w:tcW w:w="1838" w:type="dxa"/>
+          </w:tcPr>
+          <w:p>
+            <w:hyperlink r:id="rId6" w:history="1">
+              <w:r>
+                <w:rPr>
+                  <w:rStyle w:val="Hyperlink"/>
+                </w:rPr>
+                <w:t>60A</w:t>
+              </w:r>
+              <w:r>
+                <w:rPr>
+                  <w:rStyle w:val="Hyperlink"/>
+                </w:rPr>
+                <w:t xml:space="preserve"> </w:t>
+              </w:r>
+              <w:r>
+                <w:rPr>
+                  <w:rStyle w:val="Hyperlink"/>
+                </w:rPr>
+                <w:t xml:space="preserve">ESC </w:t>
+              </w:r>
+            </w:hyperlink>
+          </w:p>
+        </w:tc>
+        <w:tc>
+          <w:tcPr>
+            <w:tcW w:w="1276" w:type="dxa"/>
+          </w:tcPr>
+          <w:p>
+            <w:r>
+              <w:t>1</w:t>
+            </w:r>
+          </w:p>
+        </w:tc>
+        <w:tc>
+          <w:tcPr>
+            <w:tcW w:w="1417" w:type="dxa"/>
+          </w:tcPr>
+          <w:p>
+            <w:r>
+              <w:t>$44.79</w:t>
+            </w:r>
+          </w:p>
+        </w:tc>
+        <w:tc>
+          <w:tcPr>
+            <w:tcW w:w="2694" w:type="dxa"/>
+          </w:tcPr>
+          <w:p>
+            <w:r>
+              <w:t>$44.79</w:t>
+            </w:r>
+          </w:p>
+        </w:tc>
+      </w:tr>
+      <w:tr>
+        <w:trPr>
+          <w:trHeight w:val="588"/>
+        </w:trPr>
+        <w:tc>
+          <w:tcPr>
+            <w:tcW w:w="1838" w:type="dxa"/>
+          </w:tcPr>
+          <w:p>
+            <w:hyperlink r:id="rId7" w:history="1">
+              <w:r>
+                <w:rPr>
+                  <w:rStyle w:val="Hyperlink"/>
+                </w:rPr>
+                <w:t xml:space="preserve">14.8v </w:t>
+              </w:r>
+              <w:r>
+                <w:rPr>
+                  <w:rStyle w:val="Hyperlink"/>
+                </w:rPr>
+                <w:t>220</w:t>
+              </w:r>
+              <w:r>
+                <w:rPr>
+                  <w:rStyle w:val="Hyperlink"/>
+                </w:rPr>
+                <w:t>0</w:t>
+              </w:r>
+              <w:r>
+                <w:rPr>
+                  <w:rStyle w:val="Hyperlink"/>
+                </w:rPr>
+                <w:t>mAh Battery</w:t>
+              </w:r>
+            </w:hyperlink>
+          </w:p>
+        </w:tc>
+        <w:tc>
+          <w:tcPr>
+            <w:tcW w:w="1276" w:type="dxa"/>
+          </w:tcPr>
+          <w:p>
+            <w:r>
+              <w:t>1</w:t>
+            </w:r>
+          </w:p>
+        </w:tc>
+        <w:tc>
+          <w:tcPr>
+            <w:tcW w:w="1417" w:type="dxa"/>
+          </w:tcPr>
+          <w:p>
+            <w:pPr>
+              <w:tabs>
+                <w:tab w:val="left" w:pos="960"/>
+              </w:tabs>
+            </w:pPr>
+            <w:r>
+              <w:t>$32.99</w:t>
+            </w:r>
+          </w:p>
+        </w:tc>
+        <w:tc>
+          <w:tcPr>
+            <w:tcW w:w="2694" w:type="dxa"/>
+          </w:tcPr>
+          <w:p>
+            <w:pPr>
+              <w:tabs>
+                <w:tab w:val="left" w:pos="960"/>
+              </w:tabs>
+            </w:pPr>
+            <w:r>
+              <w:t>$32.99</w:t>
+            </w:r>
+          </w:p>
+        </w:tc>
+      </w:tr>
+      <w:tr>
+        <w:trPr>
+          <w:trHeight w:val="573"/>
+        </w:trPr>
+        <w:tc>
+          <w:tcPr>
+            <w:tcW w:w="1838" w:type="dxa"/>
+          </w:tcPr>
+          <w:p>
+            <w:hyperlink r:id="rId8" w:history="1">
+              <w:r>
+                <w:rPr>
+                  <w:rStyle w:val="Hyperlink"/>
+                </w:rPr>
+                <w:t>IMU/G</w:t>
+              </w:r>
+              <w:r>
+                <w:rPr>
+                  <w:rStyle w:val="Hyperlink"/>
+                </w:rPr>
+                <w:t>y</w:t>
+              </w:r>
+              <w:r>
+                <w:rPr>
+                  <w:rStyle w:val="Hyperlink"/>
+                </w:rPr>
+                <w:t>roscope module</w:t>
+              </w:r>
+            </w:hyperlink>
+          </w:p>
+        </w:tc>
+        <w:tc>
+          <w:tcPr>
+            <w:tcW w:w="1276" w:type="dxa"/>
+          </w:tcPr>
+          <w:p>
+            <w:r>
+              <w:t>1</w:t>
+            </w:r>
+          </w:p>
+        </w:tc>
+        <w:tc>
+          <w:tcPr>
+            <w:tcW w:w="1417" w:type="dxa"/>
+          </w:tcPr>
+          <w:p>
+            <w:r>
+              <w:t>$4.33</w:t>
+            </w:r>
+          </w:p>
+        </w:tc>
+        <w:tc>
+          <w:tcPr>
+            <w:tcW w:w="2694" w:type="dxa"/>
+          </w:tcPr>
+          <w:p>
+            <w:r>
+              <w:t>$4.33</w:t>
+            </w:r>
+          </w:p>
+        </w:tc>
+      </w:tr>
+      <w:tr>
+        <w:trPr>
+          <w:trHeight w:val="588"/>
+        </w:trPr>
+        <w:tc>
+          <w:tcPr>
+            <w:tcW w:w="1838" w:type="dxa"/>
+          </w:tcPr>
+          <w:p>
+            <w:hyperlink r:id="rId9" w:history="1">
+              <w:r>
+                <w:rPr>
+                  <w:rStyle w:val="Hyperlink"/>
+                </w:rPr>
+                <w:t>Slide Potentio</w:t>
+              </w:r>
+              <w:r>
+                <w:rPr>
+                  <w:rStyle w:val="Hyperlink"/>
+                </w:rPr>
+                <w:t>m</w:t>
+              </w:r>
+              <w:r>
+                <w:rPr>
+                  <w:rStyle w:val="Hyperlink"/>
+                </w:rPr>
+                <w:t>eters</w:t>
+              </w:r>
+            </w:hyperlink>
+          </w:p>
+        </w:tc>
+        <w:tc>
+          <w:tcPr>
+            <w:tcW w:w="1276" w:type="dxa"/>
+          </w:tcPr>
+          <w:p>
+            <w:r>
+              <w:t>1</w:t>
+            </w:r>
+          </w:p>
+        </w:tc>
+        <w:tc>
+          <w:tcPr>
+            <w:tcW w:w="1417" w:type="dxa"/>
+          </w:tcPr>
+          <w:p>
+            <w:r>
+              <w:t>$2.55</w:t>
+            </w:r>
+          </w:p>
+        </w:tc>
+        <w:tc>
+          <w:tcPr>
+            <w:tcW w:w="2694" w:type="dxa"/>
+          </w:tcPr>
+          <w:p>
+            <w:r>
+              <w:t>$2.55</w:t>
+            </w:r>
+          </w:p>
+        </w:tc>
+      </w:tr>
+      <w:tr>
+        <w:trPr>
+          <w:trHeight w:val="294"/>
+        </w:trPr>
+        <w:tc>
+          <w:tcPr>
+            <w:tcW w:w="1838" w:type="dxa"/>
+          </w:tcPr>
+          <w:p>
+            <w:hyperlink r:id="rId10" w:history="1">
+              <w:r>
+                <w:rPr>
+                  <w:rStyle w:val="Hyperlink"/>
+                </w:rPr>
+                <w:t>Toggle Switc</w:t>
+              </w:r>
+              <w:r>
+                <w:rPr>
+                  <w:rStyle w:val="Hyperlink"/>
+                </w:rPr>
+                <w:t>h</w:t>
+              </w:r>
+              <w:r>
+                <w:rPr>
+                  <w:rStyle w:val="Hyperlink"/>
+                </w:rPr>
+                <w:t>es</w:t>
+              </w:r>
+            </w:hyperlink>
+          </w:p>
+        </w:tc>
+        <w:tc>
+          <w:tcPr>
+            <w:tcW w:w="1276" w:type="dxa"/>
+          </w:tcPr>
+          <w:p>
+            <w:r>
+              <w:t>1</w:t>
+            </w:r>
+          </w:p>
+        </w:tc>
+        <w:tc>
+          <w:tcPr>
+            <w:tcW w:w="1417" w:type="dxa"/>
+          </w:tcPr>
+          <w:p>
+            <w:r>
+              <w:t>$1.07</w:t>
+            </w:r>
+          </w:p>
+        </w:tc>
+        <w:tc>
+          <w:tcPr>
+            <w:tcW w:w="2694" w:type="dxa"/>
+          </w:tcPr>
+          <w:p>
+            <w:r>
+              <w:t>$1.07</w:t>
+            </w:r>
+          </w:p>
+        </w:tc>
+      </w:tr>
+      <w:tr>
+        <w:trPr>
+          <w:trHeight w:val="874"/>
+        </w:trPr>
+        <w:tc>
+          <w:tcPr>
+            <w:tcW w:w="1838" w:type="dxa"/>
+          </w:tcPr>
+          <w:p>
+            <w:hyperlink r:id="rId11" w:history="1">
+              <w:r>
+                <w:rPr>
+                  <w:rStyle w:val="Hyperlink"/>
+                </w:rPr>
+                <w:t>NRF24L01 PA + LNA An</w:t>
+              </w:r>
+              <w:r>
+                <w:rPr>
+                  <w:rStyle w:val="Hyperlink"/>
+                </w:rPr>
+                <w:t>t</w:t>
+              </w:r>
+              <w:r>
+                <w:rPr>
+                  <w:rStyle w:val="Hyperlink"/>
+                </w:rPr>
+                <w:t>enna Module</w:t>
+              </w:r>
+            </w:hyperlink>
+          </w:p>
+        </w:tc>
+        <w:tc>
+          <w:tcPr>
+            <w:tcW w:w="1276" w:type="dxa"/>
+          </w:tcPr>
+          <w:p>
+            <w:r>
+              <w:t>2</w:t>
+            </w:r>
+          </w:p>
+        </w:tc>
+        <w:tc>
+          <w:tcPr>
+            <w:tcW w:w="1417" w:type="dxa"/>
+          </w:tcPr>
+          <w:p>
+            <w:r>
+              <w:t>$4.95</w:t>
+            </w:r>
+          </w:p>
+        </w:tc>
+        <w:tc>
+          <w:tcPr>
+            <w:tcW w:w="2694" w:type="dxa"/>
+          </w:tcPr>
+          <w:p>
+            <w:r>
+              <w:t>$9.90</w:t>
+            </w:r>
+          </w:p>
+        </w:tc>
+      </w:tr>
+      <w:tr>
+        <w:trPr>
+          <w:trHeight w:val="874"/>
+        </w:trPr>
+        <w:tc>
+          <w:tcPr>
+            <w:tcW w:w="1838" w:type="dxa"/>
+          </w:tcPr>
+          <w:p>
+            <w:hyperlink r:id="rId12" w:history="1">
+              <w:r>
+                <w:rPr>
+                  <w:rStyle w:val="Hyperlink"/>
+                </w:rPr>
+                <w:t>WaveShare RP23</w:t>
+              </w:r>
+              <w:r>
+                <w:rPr>
+                  <w:rStyle w:val="Hyperlink"/>
+                </w:rPr>
+                <w:t>5</w:t>
+              </w:r>
+              <w:r>
+                <w:rPr>
+                  <w:rStyle w:val="Hyperlink"/>
+                </w:rPr>
+                <w:t>0</w:t>
+              </w:r>
+              <w:r>
+                <w:rPr>
+                  <w:rStyle w:val="Hyperlink"/>
+                </w:rPr>
+                <w:t>-</w:t>
+              </w:r>
+              <w:r>
+                <w:rPr>
+                  <w:rStyle w:val="Hyperlink"/>
+                </w:rPr>
+                <w:t>Zero modules</w:t>
+              </w:r>
+            </w:hyperlink>
+          </w:p>
+        </w:tc>
+        <w:tc>
+          <w:tcPr>
+            <w:tcW w:w="1276" w:type="dxa"/>
+          </w:tcPr>
+          <w:p>
+            <w:r>
+              <w:t>2</w:t>
+            </w:r>
+          </w:p>
+        </w:tc>
+        <w:tc>
+          <w:tcPr>
+            <w:tcW w:w="1417" w:type="dxa"/>
+          </w:tcPr>
+          <w:p>
+            <w:r>
+              <w:t>$11.50</w:t>
+            </w:r>
+          </w:p>
+        </w:tc>
+        <w:tc>
+          <w:tcPr>
+            <w:tcW w:w="2694" w:type="dxa"/>
+          </w:tcPr>
+          <w:p>
+            <w:r>
+              <w:t>$22.99</w:t>
+            </w:r>
+          </w:p>
+        </w:tc>
+      </w:tr>
+      <w:tr>
+        <w:trPr>
+          <w:trHeight w:val="286"/>
+        </w:trPr>
+        <w:tc>
+          <w:tcPr>
+            <w:tcW w:w="1838" w:type="dxa"/>
+          </w:tcPr>
+          <w:p>
+            <w:hyperlink r:id="rId13" w:history="1">
+              <w:r>
+                <w:rPr>
+                  <w:rStyle w:val="Hyperlink"/>
+                </w:rPr>
+                <w:t>Joystick Mod</w:t>
+              </w:r>
+              <w:r>
+                <w:rPr>
+                  <w:rStyle w:val="Hyperlink"/>
+                </w:rPr>
+                <w:t>u</w:t>
+              </w:r>
+              <w:r>
+                <w:rPr>
+                  <w:rStyle w:val="Hyperlink"/>
+                </w:rPr>
+                <w:t>les</w:t>
+              </w:r>
+            </w:hyperlink>
+          </w:p>
+        </w:tc>
+        <w:tc>
+          <w:tcPr>
+            <w:tcW w:w="1276" w:type="dxa"/>
+          </w:tcPr>
+          <w:p>
+            <w:r>
+              <w:t>1</w:t>
+            </w:r>
+          </w:p>
+        </w:tc>
+        <w:tc>
+          <w:tcPr>
+            <w:tcW w:w="1417" w:type="dxa"/>
+          </w:tcPr>
+          <w:p>
+            <w:r>
+              <w:t>$5.75</w:t>
+            </w:r>
+          </w:p>
+        </w:tc>
+        <w:tc>
+          <w:tcPr>
+            <w:tcW w:w="2694" w:type="dxa"/>
+          </w:tcPr>
+          <w:p>
+            <w:r>
+              <w:t>$5.75</w:t>
+            </w:r>
+          </w:p>
+        </w:tc>
+      </w:tr>
+      <w:tr>
+        <w:trPr>
+          <w:trHeight w:val="588"/>
+        </w:trPr>
+        <w:tc>
+          <w:tcPr>
+            <w:tcW w:w="1838" w:type="dxa"/>
+          </w:tcPr>
+          <w:p>
+            <w:r>
+              <w:t>TP4056 Battery Charger</w:t>
+            </w:r>
+          </w:p>
+        </w:tc>
+        <w:tc>
+          <w:tcPr>
+            <w:tcW w:w="1276" w:type="dxa"/>
+          </w:tcPr>
+          <w:p>
+            <w:r>
+              <w:t>1</w:t>
+            </w:r>
+          </w:p>
+        </w:tc>
+        <w:tc>
+          <w:tcPr>
+            <w:tcW w:w="1417" w:type="dxa"/>
+          </w:tcPr>
+          <w:p>
+            <w:r>
+              <w:t>n/a</w:t>
+            </w:r>
+          </w:p>
+        </w:tc>
+        <w:tc>
+          <w:tcPr>
+            <w:tcW w:w="2694" w:type="dxa"/>
+          </w:tcPr>
+          <w:p>
+            <w:r>
+              <w:t>n/a</w:t>
+            </w:r>
+          </w:p>
+        </w:tc>
+      </w:tr>
+      <w:tr>
+        <w:trPr>
+          <w:trHeight w:val="588"/>
+        </w:trPr>
+        <w:tc>
+          <w:tcPr>
+            <w:tcW w:w="1838" w:type="dxa"/>
+          </w:tcPr>
+          <w:p>
+            <w:r>
+              <w:t>XL6009 Boost Converter</w:t>
+            </w:r>
+          </w:p>
+        </w:tc>
+        <w:tc>
+          <w:tcPr>
+            <w:tcW w:w="1276" w:type="dxa"/>
+          </w:tcPr>
+          <w:p>
+            <w:r>
+              <w:t>1</w:t>
+            </w:r>
+          </w:p>
+        </w:tc>
+        <w:tc>
+          <w:tcPr>
+            <w:tcW w:w="1417" w:type="dxa"/>
+          </w:tcPr>
+          <w:p>
+            <w:r>
+              <w:t>n/a</w:t>
+            </w:r>
+          </w:p>
+        </w:tc>
+        <w:tc>
+          <w:tcPr>
+            <w:tcW w:w="2694" w:type="dxa"/>
+          </w:tcPr>
+          <w:p>
+            <w:r>
+              <w:t>n/a</w:t>
+            </w:r>
+          </w:p>
+        </w:tc>
+      </w:tr>
+      <w:tr>
+        <w:trPr>
+          <w:trHeight w:val="588"/>
+        </w:trPr>
+        <w:tc>
+          <w:tcPr>
+            <w:tcW w:w="1838" w:type="dxa"/>
+          </w:tcPr>
+          <w:p>
+            <w:r>
+              <w:t>EC11 Rotary Encoder</w:t>
+            </w:r>
+          </w:p>
+        </w:tc>
+        <w:tc>
+          <w:tcPr>
+            <w:tcW w:w="1276" w:type="dxa"/>
+          </w:tcPr>
+          <w:p>
+            <w:r>
+              <w:t>1</w:t>
+            </w:r>
+          </w:p>
+        </w:tc>
+        <w:tc>
+          <w:tcPr>
+            <w:tcW w:w="1417" w:type="dxa"/>
+          </w:tcPr>
+          <w:p>
+            <w:r>
+              <w:t>n/a</w:t>
+            </w:r>
+          </w:p>
+        </w:tc>
+        <w:tc>
+          <w:tcPr>
+            <w:tcW w:w="2694" w:type="dxa"/>
+          </w:tcPr>
+          <w:p>
+            <w:r>
+              <w:t>n/a</w:t>
+            </w:r>
+          </w:p>
+        </w:tc>
+      </w:tr>
+      <w:tr>
+        <w:trPr>
+          <w:trHeight w:val="573"/>
+        </w:trPr>
+        <w:tc>
+          <w:tcPr>
+            <w:tcW w:w="1838" w:type="dxa"/>
+          </w:tcPr>
+          <w:p>
+            <w:r>
+              <w:t>MG90s 9g Servos</w:t>
+            </w:r>
+          </w:p>
+        </w:tc>
+        <w:tc>
+          <w:tcPr>
+            <w:tcW w:w="1276" w:type="dxa"/>
+          </w:tcPr>
+          <w:p>
+            <w:r>
+              <w:t>3</w:t>
+            </w:r>
+          </w:p>
+        </w:tc>
+        <w:tc>
+          <w:tcPr>
+            <w:tcW w:w="1417" w:type="dxa"/>
+          </w:tcPr>
+          <w:p>
+            <w:r>
+              <w:t>~</w:t>
+            </w:r>
+            <w:r>
+              <w:t>$4.43</w:t>
+            </w:r>
+          </w:p>
+        </w:tc>
+        <w:tc>
+          <w:tcPr>
+            <w:tcW w:w="2694" w:type="dxa"/>
+          </w:tcPr>
+          <w:p>
+            <w:r>
+              <w:t>~</w:t>
+            </w:r>
+            <w:r>
+              <w:t>$13.</w:t>
+            </w:r>
+            <w:r>
+              <w:t>30</w:t>
+            </w:r>
+          </w:p>
+        </w:tc>
+      </w:tr>
+      <w:tr>
+        <w:trPr>
+          <w:trHeight w:val="588"/>
+        </w:trPr>
+        <w:tc>
+          <w:tcPr>
+            <w:tcW w:w="1838" w:type="dxa"/>
+          </w:tcPr>
+          <w:p>
+            <w:r>
+              <w:t>9x6 Two Blade Propeller</w:t>
+            </w:r>
+          </w:p>
+        </w:tc>
+        <w:tc>
+          <w:tcPr>
+            <w:tcW w:w="1276" w:type="dxa"/>
+          </w:tcPr>
+          <w:p>
+            <w:r>
+              <w:t>1</w:t>
+            </w:r>
+          </w:p>
+        </w:tc>
+        <w:tc>
+          <w:tcPr>
+            <w:tcW w:w="1417" w:type="dxa"/>
+          </w:tcPr>
+          <w:p>
+            <w:r>
+              <w:t>$8.90</w:t>
+            </w:r>
+          </w:p>
+        </w:tc>
+        <w:tc>
+          <w:tcPr>
+            <w:tcW w:w="2694" w:type="dxa"/>
+          </w:tcPr>
+          <w:p>
+            <w:r>
+              <w:t>$8.90</w:t>
+            </w:r>
+          </w:p>
+        </w:tc>
+      </w:tr>
+      <w:tr>
+        <w:trPr>
+          <w:trHeight w:val="588"/>
+        </w:trPr>
+        <w:tc>
+          <w:tcPr>
+            <w:tcW w:w="1838" w:type="dxa"/>
+          </w:tcPr>
+          <w:p>
+            <w:r>
+              <w:t>Scavenged Lithium Ion Cell</w:t>
+            </w:r>
+          </w:p>
+        </w:tc>
+        <w:tc>
+          <w:tcPr>
+            <w:tcW w:w="1276" w:type="dxa"/>
+          </w:tcPr>
+          <w:p>
+            <w:r>
+              <w:t>1</w:t>
+            </w:r>
+          </w:p>
+        </w:tc>
+        <w:tc>
+          <w:tcPr>
+            <w:tcW w:w="1417" w:type="dxa"/>
+          </w:tcPr>
+          <w:p>
+            <w:r>
+              <w:t>n/a</w:t>
+            </w:r>
+          </w:p>
+        </w:tc>
+        <w:tc>
+          <w:tcPr>
+            <w:tcW w:w="2694" w:type="dxa"/>
+          </w:tcPr>
+          <w:p>
+            <w:r>
+              <w:t>n/a</w:t>
+            </w:r>
+          </w:p>
+        </w:tc>
+      </w:tr>
+      <w:tr>
+        <w:trPr>
+          <w:trHeight w:val="874"/>
+        </w:trPr>
+        <w:tc>
+          <w:tcPr>
+            <w:tcW w:w="1838" w:type="dxa"/>
+          </w:tcPr>
+          <w:p>
+            <w:r>
+              <w:t>The Insides of a CAT6 Ethernet Cable</w:t>
+            </w:r>
+          </w:p>
+        </w:tc>
+        <w:tc>
+          <w:tcPr>
+            <w:tcW w:w="1276" w:type="dxa"/>
+          </w:tcPr>
+          <w:p>
+            <w:r>
+              <w:t>n/a</w:t>
+            </w:r>
+          </w:p>
+        </w:tc>
+        <w:tc>
+          <w:tcPr>
+            <w:tcW w:w="1417" w:type="dxa"/>
+          </w:tcPr>
+          <w:p>
+            <w:r>
+              <w:t>n/a</w:t>
+            </w:r>
+          </w:p>
+        </w:tc>
+        <w:tc>
+          <w:tcPr>
+            <w:tcW w:w="2694" w:type="dxa"/>
+          </w:tcPr>
+          <w:p>
+            <w:r>
+              <w:t>n/a</w:t>
+            </w:r>
+          </w:p>
+        </w:tc>
+      </w:tr>
+      <w:tr>
+        <w:trPr>
+          <w:trHeight w:val="588"/>
+        </w:trPr>
+        <w:tc>
+          <w:tcPr>
+            <w:tcW w:w="1838" w:type="dxa"/>
+          </w:tcPr>
+          <w:p>
+            <w:r>
+              <w:t>RC Plane Landing Gear Kit</w:t>
+            </w:r>
+          </w:p>
+        </w:tc>
+        <w:tc>
+          <w:tcPr>
+            <w:tcW w:w="1276" w:type="dxa"/>
+          </w:tcPr>
+          <w:p>
+            <w:r>
+              <w:t>1</w:t>
+            </w:r>
+          </w:p>
+        </w:tc>
+        <w:tc>
+          <w:tcPr>
+            <w:tcW w:w="1417" w:type="dxa"/>
+          </w:tcPr>
+          <w:p/>
+        </w:tc>
+        <w:tc>
+          <w:tcPr>
+            <w:tcW w:w="2694" w:type="dxa"/>
+          </w:tcPr>
+          <w:p/>
+        </w:tc>
+      </w:tr>
+      <w:tr>
+        <w:trPr>
+          <w:trHeight w:val="286"/>
+        </w:trPr>
+        <w:tc>
+          <w:tcPr>
+            <w:tcW w:w="7225" w:type="dxa"/>
+            <w:gridSpan w:val="4"/>
+          </w:tcPr>
+          <w:p>
+            <w:pPr>
+              <w:jc w:val="right"/>
+            </w:pPr>
+            <w:r>
+              <w:t>Total Cost:             $194.37</w:t>
+            </w:r>
+          </w:p>
+        </w:tc>
+      </w:tr>
+    </w:tbl>
     <w:p/>
     <w:p>
       <w:pPr>
@@ -666,7 +1845,35 @@
       </w:r>
       <w:bookmarkEnd w:id="5"/>
     </w:p>
+    <w:p>
+      <w:pPr>
+        <w:pStyle w:val="Heading3"/>
+        <w:rPr>
+          <w:color w:val="404040" w:themeColor="text1" w:themeTint="BF"/>
+        </w:rPr>
+      </w:pPr>
+      <w:r>
+        <w:rPr>
+          <w:color w:val="404040" w:themeColor="text1" w:themeTint="BF"/>
+        </w:rPr>
+        <w:t>Controller</w:t>
+      </w:r>
+    </w:p>
     <w:p/>
+    <w:p>
+      <w:pPr>
+        <w:pStyle w:val="Heading3"/>
+        <w:rPr>
+          <w:color w:val="404040" w:themeColor="text1" w:themeTint="BF"/>
+        </w:rPr>
+      </w:pPr>
+      <w:r>
+        <w:rPr>
+          <w:color w:val="404040" w:themeColor="text1" w:themeTint="BF"/>
+        </w:rPr>
+        <w:t>Plane</w:t>
+      </w:r>
+    </w:p>
     <w:p>
       <w:pPr>
         <w:pStyle w:val="Heading1"/>
@@ -1143,10 +2350,9 @@
     <w:next w:val="Normal"/>
     <w:link w:val="Heading3Char"/>
     <w:uiPriority w:val="9"/>
-    <w:semiHidden/>
     <w:unhideWhenUsed/>
     <w:qFormat/>
-    <w:rsid w:val="00B15FE3"/>
+    <w:rsid w:val="00F6607A"/>
     <w:pPr>
       <w:keepNext/>
       <w:keepLines/>
@@ -1155,9 +2361,10 @@
     </w:pPr>
     <w:rPr>
       <w:rFonts w:eastAsiaTheme="majorEastAsia" w:cstheme="majorBidi"/>
-      <w:color w:val="0F4761" w:themeColor="accent1" w:themeShade="BF"/>
-      <w:sz w:val="28"/>
-      <w:szCs w:val="28"/>
+      <w:color w:val="404040" w:themeColor="text1" w:themeTint="BF"/>
+      <w:sz w:val="26"/>
+      <w:szCs w:val="26"/>
+      <w:u w:val="single"/>
     </w:rPr>
   </w:style>
   <w:style w:type="paragraph" w:styleId="Heading4">
@@ -1352,13 +2559,13 @@
     <w:basedOn w:val="DefaultParagraphFont"/>
     <w:link w:val="Heading3"/>
     <w:uiPriority w:val="9"/>
-    <w:semiHidden/>
-    <w:rsid w:val="00B15FE3"/>
+    <w:rsid w:val="00F6607A"/>
     <w:rPr>
-      <w:rFonts w:eastAsiaTheme="majorEastAsia" w:cstheme="majorBidi"/>
-      <w:color w:val="0F4761" w:themeColor="accent1" w:themeShade="BF"/>
-      <w:sz w:val="28"/>
-      <w:szCs w:val="28"/>
+      <w:rFonts w:ascii="Calibri" w:eastAsiaTheme="majorEastAsia" w:hAnsi="Calibri" w:cstheme="majorBidi"/>
+      <w:color w:val="404040" w:themeColor="text1" w:themeTint="BF"/>
+      <w:sz w:val="26"/>
+      <w:szCs w:val="26"/>
+      <w:u w:val="single"/>
     </w:rPr>
   </w:style>
   <w:style w:type="character" w:customStyle="1" w:styleId="Heading4Char">
@@ -1661,6 +2868,49 @@
       <w:spacing w:after="100"/>
       <w:ind w:left="240"/>
     </w:pPr>
+  </w:style>
+  <w:style w:type="table" w:styleId="TableGrid">
+    <w:name w:val="Table Grid"/>
+    <w:basedOn w:val="TableNormal"/>
+    <w:uiPriority w:val="39"/>
+    <w:rsid w:val="00DB0E80"/>
+    <w:pPr>
+      <w:spacing w:after="0" w:line="240" w:lineRule="auto"/>
+    </w:pPr>
+    <w:tblPr>
+      <w:tblBorders>
+        <w:top w:val="single" w:sz="4" w:space="0" w:color="auto"/>
+        <w:left w:val="single" w:sz="4" w:space="0" w:color="auto"/>
+        <w:bottom w:val="single" w:sz="4" w:space="0" w:color="auto"/>
+        <w:right w:val="single" w:sz="4" w:space="0" w:color="auto"/>
+        <w:insideH w:val="single" w:sz="4" w:space="0" w:color="auto"/>
+        <w:insideV w:val="single" w:sz="4" w:space="0" w:color="auto"/>
+      </w:tblBorders>
+    </w:tblPr>
+  </w:style>
+  <w:style w:type="character" w:styleId="UnresolvedMention">
+    <w:name w:val="Unresolved Mention"/>
+    <w:basedOn w:val="DefaultParagraphFont"/>
+    <w:uiPriority w:val="99"/>
+    <w:semiHidden/>
+    <w:unhideWhenUsed/>
+    <w:rsid w:val="00163B70"/>
+    <w:rPr>
+      <w:color w:val="605E5C"/>
+      <w:shd w:val="clear" w:color="auto" w:fill="E1DFDD"/>
+    </w:rPr>
+  </w:style>
+  <w:style w:type="character" w:styleId="FollowedHyperlink">
+    <w:name w:val="FollowedHyperlink"/>
+    <w:basedOn w:val="DefaultParagraphFont"/>
+    <w:uiPriority w:val="99"/>
+    <w:semiHidden/>
+    <w:unhideWhenUsed/>
+    <w:rsid w:val="00AE2F3C"/>
+    <w:rPr>
+      <w:color w:val="96607D" w:themeColor="followedHyperlink"/>
+      <w:u w:val="single"/>
+    </w:rPr>
   </w:style>
 </w:styles>
 </file>

--- a/Reports/Final Report.docx
+++ b/Reports/Final Report.docx
@@ -792,7 +792,7 @@
             <w:tcW w:w="1838" w:type="dxa"/>
           </w:tcPr>
           <w:p>
-            <w:hyperlink r:id="rId4" w:history="1">
+            <w:hyperlink r:id="rId5" w:history="1">
               <w:r>
                 <w:rPr>
                   <w:rStyle w:val="Hyperlink"/>
@@ -854,7 +854,7 @@
             <w:tcW w:w="1838" w:type="dxa"/>
           </w:tcPr>
           <w:p>
-            <w:hyperlink r:id="rId5" w:history="1">
+            <w:hyperlink r:id="rId6" w:history="1">
               <w:r>
                 <w:rPr>
                   <w:rStyle w:val="Hyperlink"/>
@@ -916,7 +916,7 @@
             <w:tcW w:w="1838" w:type="dxa"/>
           </w:tcPr>
           <w:p>
-            <w:hyperlink r:id="rId6" w:history="1">
+            <w:hyperlink r:id="rId7" w:history="1">
               <w:r>
                 <w:rPr>
                   <w:rStyle w:val="Hyperlink"/>
@@ -978,7 +978,7 @@
             <w:tcW w:w="1838" w:type="dxa"/>
           </w:tcPr>
           <w:p>
-            <w:hyperlink r:id="rId7" w:history="1">
+            <w:hyperlink r:id="rId8" w:history="1">
               <w:r>
                 <w:rPr>
                   <w:rStyle w:val="Hyperlink"/>
@@ -1056,7 +1056,7 @@
             <w:tcW w:w="1838" w:type="dxa"/>
           </w:tcPr>
           <w:p>
-            <w:hyperlink r:id="rId8" w:history="1">
+            <w:hyperlink r:id="rId9" w:history="1">
               <w:r>
                 <w:rPr>
                   <w:rStyle w:val="Hyperlink"/>
@@ -1118,7 +1118,7 @@
             <w:tcW w:w="1838" w:type="dxa"/>
           </w:tcPr>
           <w:p>
-            <w:hyperlink r:id="rId9" w:history="1">
+            <w:hyperlink r:id="rId10" w:history="1">
               <w:r>
                 <w:rPr>
                   <w:rStyle w:val="Hyperlink"/>
@@ -1180,7 +1180,7 @@
             <w:tcW w:w="1838" w:type="dxa"/>
           </w:tcPr>
           <w:p>
-            <w:hyperlink r:id="rId10" w:history="1">
+            <w:hyperlink r:id="rId11" w:history="1">
               <w:r>
                 <w:rPr>
                   <w:rStyle w:val="Hyperlink"/>
@@ -1242,7 +1242,7 @@
             <w:tcW w:w="1838" w:type="dxa"/>
           </w:tcPr>
           <w:p>
-            <w:hyperlink r:id="rId11" w:history="1">
+            <w:hyperlink r:id="rId12" w:history="1">
               <w:r>
                 <w:rPr>
                   <w:rStyle w:val="Hyperlink"/>
@@ -1304,7 +1304,7 @@
             <w:tcW w:w="1838" w:type="dxa"/>
           </w:tcPr>
           <w:p>
-            <w:hyperlink r:id="rId12" w:history="1">
+            <w:hyperlink r:id="rId13" w:history="1">
               <w:r>
                 <w:rPr>
                   <w:rStyle w:val="Hyperlink"/>
@@ -1378,7 +1378,7 @@
             <w:tcW w:w="1838" w:type="dxa"/>
           </w:tcPr>
           <w:p>
-            <w:hyperlink r:id="rId13" w:history="1">
+            <w:hyperlink r:id="rId14" w:history="1">
               <w:r>
                 <w:rPr>
                   <w:rStyle w:val="Hyperlink"/>
@@ -1433,7 +1433,7 @@
       </w:tr>
       <w:tr>
         <w:trPr>
-          <w:trHeight w:val="588"/>
+          <w:trHeight w:val="573"/>
         </w:trPr>
         <w:tc>
           <w:tcPr>
@@ -1441,7 +1441,7 @@
           </w:tcPr>
           <w:p>
             <w:r>
-              <w:t>TP4056 Battery Charger</w:t>
+              <w:t>MG90s 9g Servos</w:t>
             </w:r>
           </w:p>
         </w:tc>
@@ -1451,7 +1451,7 @@
           </w:tcPr>
           <w:p>
             <w:r>
-              <w:t>1</w:t>
+              <w:t>3</w:t>
             </w:r>
           </w:p>
         </w:tc>
@@ -1461,7 +1461,10 @@
           </w:tcPr>
           <w:p>
             <w:r>
-              <w:t>n/a</w:t>
+              <w:t>~</w:t>
+            </w:r>
+            <w:r>
+              <w:t>$4.43</w:t>
             </w:r>
           </w:p>
         </w:tc>
@@ -1471,7 +1474,13 @@
           </w:tcPr>
           <w:p>
             <w:r>
-              <w:t>n/a</w:t>
+              <w:t>~</w:t>
+            </w:r>
+            <w:r>
+              <w:t>$13.</w:t>
+            </w:r>
+            <w:r>
+              <w:t>30</w:t>
             </w:r>
           </w:p>
         </w:tc>
@@ -1486,7 +1495,7 @@
           </w:tcPr>
           <w:p>
             <w:r>
-              <w:t>XL6009 Boost Converter</w:t>
+              <w:t>9x6 Two Blade Propeller</w:t>
             </w:r>
           </w:p>
         </w:tc>
@@ -1506,7 +1515,7 @@
           </w:tcPr>
           <w:p>
             <w:r>
-              <w:t>n/a</w:t>
+              <w:t>$8.90</w:t>
             </w:r>
           </w:p>
         </w:tc>
@@ -1516,196 +1525,7 @@
           </w:tcPr>
           <w:p>
             <w:r>
-              <w:t>n/a</w:t>
-            </w:r>
-          </w:p>
-        </w:tc>
-      </w:tr>
-      <w:tr>
-        <w:trPr>
-          <w:trHeight w:val="588"/>
-        </w:trPr>
-        <w:tc>
-          <w:tcPr>
-            <w:tcW w:w="1838" w:type="dxa"/>
-          </w:tcPr>
-          <w:p>
-            <w:r>
-              <w:t>EC11 Rotary Encoder</w:t>
-            </w:r>
-          </w:p>
-        </w:tc>
-        <w:tc>
-          <w:tcPr>
-            <w:tcW w:w="1276" w:type="dxa"/>
-          </w:tcPr>
-          <w:p>
-            <w:r>
-              <w:t>1</w:t>
-            </w:r>
-          </w:p>
-        </w:tc>
-        <w:tc>
-          <w:tcPr>
-            <w:tcW w:w="1417" w:type="dxa"/>
-          </w:tcPr>
-          <w:p>
-            <w:r>
-              <w:t>n/a</w:t>
-            </w:r>
-          </w:p>
-        </w:tc>
-        <w:tc>
-          <w:tcPr>
-            <w:tcW w:w="2694" w:type="dxa"/>
-          </w:tcPr>
-          <w:p>
-            <w:r>
-              <w:t>n/a</w:t>
-            </w:r>
-          </w:p>
-        </w:tc>
-      </w:tr>
-      <w:tr>
-        <w:trPr>
-          <w:trHeight w:val="573"/>
-        </w:trPr>
-        <w:tc>
-          <w:tcPr>
-            <w:tcW w:w="1838" w:type="dxa"/>
-          </w:tcPr>
-          <w:p>
-            <w:r>
-              <w:t>MG90s 9g Servos</w:t>
-            </w:r>
-          </w:p>
-        </w:tc>
-        <w:tc>
-          <w:tcPr>
-            <w:tcW w:w="1276" w:type="dxa"/>
-          </w:tcPr>
-          <w:p>
-            <w:r>
-              <w:t>3</w:t>
-            </w:r>
-          </w:p>
-        </w:tc>
-        <w:tc>
-          <w:tcPr>
-            <w:tcW w:w="1417" w:type="dxa"/>
-          </w:tcPr>
-          <w:p>
-            <w:r>
-              <w:t>~</w:t>
-            </w:r>
-            <w:r>
-              <w:t>$4.43</w:t>
-            </w:r>
-          </w:p>
-        </w:tc>
-        <w:tc>
-          <w:tcPr>
-            <w:tcW w:w="2694" w:type="dxa"/>
-          </w:tcPr>
-          <w:p>
-            <w:r>
-              <w:t>~</w:t>
-            </w:r>
-            <w:r>
-              <w:t>$13.</w:t>
-            </w:r>
-            <w:r>
-              <w:t>30</w:t>
-            </w:r>
-          </w:p>
-        </w:tc>
-      </w:tr>
-      <w:tr>
-        <w:trPr>
-          <w:trHeight w:val="588"/>
-        </w:trPr>
-        <w:tc>
-          <w:tcPr>
-            <w:tcW w:w="1838" w:type="dxa"/>
-          </w:tcPr>
-          <w:p>
-            <w:r>
-              <w:t>9x6 Two Blade Propeller</w:t>
-            </w:r>
-          </w:p>
-        </w:tc>
-        <w:tc>
-          <w:tcPr>
-            <w:tcW w:w="1276" w:type="dxa"/>
-          </w:tcPr>
-          <w:p>
-            <w:r>
-              <w:t>1</w:t>
-            </w:r>
-          </w:p>
-        </w:tc>
-        <w:tc>
-          <w:tcPr>
-            <w:tcW w:w="1417" w:type="dxa"/>
-          </w:tcPr>
-          <w:p>
-            <w:r>
               <w:t>$8.90</w:t>
-            </w:r>
-          </w:p>
-        </w:tc>
-        <w:tc>
-          <w:tcPr>
-            <w:tcW w:w="2694" w:type="dxa"/>
-          </w:tcPr>
-          <w:p>
-            <w:r>
-              <w:t>$8.90</w:t>
-            </w:r>
-          </w:p>
-        </w:tc>
-      </w:tr>
-      <w:tr>
-        <w:trPr>
-          <w:trHeight w:val="588"/>
-        </w:trPr>
-        <w:tc>
-          <w:tcPr>
-            <w:tcW w:w="1838" w:type="dxa"/>
-          </w:tcPr>
-          <w:p>
-            <w:r>
-              <w:t>Scavenged Lithium Ion Cell</w:t>
-            </w:r>
-          </w:p>
-        </w:tc>
-        <w:tc>
-          <w:tcPr>
-            <w:tcW w:w="1276" w:type="dxa"/>
-          </w:tcPr>
-          <w:p>
-            <w:r>
-              <w:t>1</w:t>
-            </w:r>
-          </w:p>
-        </w:tc>
-        <w:tc>
-          <w:tcPr>
-            <w:tcW w:w="1417" w:type="dxa"/>
-          </w:tcPr>
-          <w:p>
-            <w:r>
-              <w:t>n/a</w:t>
-            </w:r>
-          </w:p>
-        </w:tc>
-        <w:tc>
-          <w:tcPr>
-            <w:tcW w:w="2694" w:type="dxa"/>
-          </w:tcPr>
-          <w:p>
-            <w:r>
-              <w:t>n/a</w:t>
             </w:r>
           </w:p>
         </w:tc>
@@ -1720,37 +1540,139 @@
           </w:tcPr>
           <w:p>
             <w:r>
+              <w:t xml:space="preserve">Miscellaneous electrical components (already had / found them) </w:t>
+            </w:r>
+          </w:p>
+        </w:tc>
+        <w:tc>
+          <w:tcPr>
+            <w:tcW w:w="5387" w:type="dxa"/>
+            <w:gridSpan w:val="3"/>
+          </w:tcPr>
+          <w:p>
+            <w:pPr>
+              <w:pStyle w:val="ListParagraph"/>
+              <w:numPr>
+                <w:ilvl w:val="0"/>
+                <w:numId w:val="2"/>
+              </w:numPr>
+            </w:pPr>
+            <w:r>
               <w:t>The Insides of a CAT6 Ethernet Cable</w:t>
             </w:r>
-          </w:p>
-        </w:tc>
-        <w:tc>
-          <w:tcPr>
-            <w:tcW w:w="1276" w:type="dxa"/>
-          </w:tcPr>
-          <w:p>
-            <w:r>
-              <w:t>n/a</w:t>
-            </w:r>
-          </w:p>
-        </w:tc>
-        <w:tc>
-          <w:tcPr>
-            <w:tcW w:w="1417" w:type="dxa"/>
-          </w:tcPr>
-          <w:p>
-            <w:r>
-              <w:t>n/a</w:t>
-            </w:r>
-          </w:p>
-        </w:tc>
-        <w:tc>
-          <w:tcPr>
-            <w:tcW w:w="2694" w:type="dxa"/>
-          </w:tcPr>
-          <w:p>
-            <w:r>
-              <w:t>n/a</w:t>
+            <w:r>
+              <w:t xml:space="preserve"> (wire)</w:t>
+            </w:r>
+          </w:p>
+          <w:p>
+            <w:pPr>
+              <w:pStyle w:val="ListParagraph"/>
+              <w:numPr>
+                <w:ilvl w:val="0"/>
+                <w:numId w:val="2"/>
+              </w:numPr>
+            </w:pPr>
+            <w:r>
+              <w:t>SSD1306 128x84 OLED Display</w:t>
+            </w:r>
+            <w:r>
+              <w:t xml:space="preserve"> (1x)</w:t>
+            </w:r>
+          </w:p>
+          <w:p>
+            <w:pPr>
+              <w:pStyle w:val="ListParagraph"/>
+              <w:numPr>
+                <w:ilvl w:val="0"/>
+                <w:numId w:val="2"/>
+              </w:numPr>
+            </w:pPr>
+            <w:r>
+              <w:t>EC11 Rotary Encoder</w:t>
+            </w:r>
+            <w:r>
+              <w:t xml:space="preserve"> (1x)</w:t>
+            </w:r>
+          </w:p>
+          <w:p>
+            <w:pPr>
+              <w:pStyle w:val="ListParagraph"/>
+              <w:numPr>
+                <w:ilvl w:val="0"/>
+                <w:numId w:val="2"/>
+              </w:numPr>
+            </w:pPr>
+            <w:r>
+              <w:t>XL6009 Boost Converter</w:t>
+            </w:r>
+            <w:r>
+              <w:t xml:space="preserve"> (1x)</w:t>
+            </w:r>
+          </w:p>
+          <w:p>
+            <w:pPr>
+              <w:pStyle w:val="ListParagraph"/>
+              <w:numPr>
+                <w:ilvl w:val="0"/>
+                <w:numId w:val="2"/>
+              </w:numPr>
+            </w:pPr>
+            <w:r>
+              <w:t>TP4056 Battery Charger</w:t>
+            </w:r>
+            <w:r>
+              <w:t xml:space="preserve"> (1x)</w:t>
+            </w:r>
+          </w:p>
+          <w:p>
+            <w:pPr>
+              <w:pStyle w:val="ListParagraph"/>
+              <w:numPr>
+                <w:ilvl w:val="0"/>
+                <w:numId w:val="2"/>
+              </w:numPr>
+            </w:pPr>
+            <w:r>
+              <w:t>Scavenged Lithium Ion Cell</w:t>
+            </w:r>
+            <w:r>
+              <w:t xml:space="preserve"> (1x)</w:t>
+            </w:r>
+          </w:p>
+          <w:p>
+            <w:pPr>
+              <w:pStyle w:val="ListParagraph"/>
+              <w:numPr>
+                <w:ilvl w:val="0"/>
+                <w:numId w:val="2"/>
+              </w:numPr>
+            </w:pPr>
+            <w:r>
+              <w:t>10k Resistors (5x)</w:t>
+            </w:r>
+          </w:p>
+          <w:p>
+            <w:pPr>
+              <w:pStyle w:val="ListParagraph"/>
+              <w:numPr>
+                <w:ilvl w:val="0"/>
+                <w:numId w:val="2"/>
+              </w:numPr>
+            </w:pPr>
+            <w:r>
+              <w:t>100uF Electrolytic Capacitor (2x)</w:t>
+            </w:r>
+          </w:p>
+          <w:p>
+            <w:pPr>
+              <w:pStyle w:val="ListParagraph"/>
+              <w:numPr>
+                <w:ilvl w:val="0"/>
+                <w:numId w:val="2"/>
+              </w:numPr>
+            </w:pPr>
+            <w:r>
+              <w:t>10nF Ceramic Capacitors (7x)</w:t>
             </w:r>
           </w:p>
         </w:tc>
@@ -1817,9 +1739,18 @@
       <w:pPr>
         <w:pStyle w:val="Heading1"/>
       </w:pPr>
-      <w:bookmarkStart w:id="3" w:name="_Toc227935351"/>
       <w:r>
-        <w:t>Design</w:t>
+        <w:t>Changelog</w:t>
+      </w:r>
+    </w:p>
+    <w:p/>
+    <w:p>
+      <w:pPr>
+        <w:pStyle w:val="Heading2"/>
+      </w:pPr>
+      <w:bookmarkStart w:id="3" w:name="_Toc227935352"/>
+      <w:r>
+        <w:t>Mechanical Systems</w:t>
       </w:r>
       <w:bookmarkEnd w:id="3"/>
     </w:p>
@@ -1828,22 +1759,20 @@
       <w:pPr>
         <w:pStyle w:val="Heading2"/>
       </w:pPr>
-      <w:bookmarkStart w:id="4" w:name="_Toc227935352"/>
+      <w:bookmarkStart w:id="4" w:name="_Toc227935353"/>
       <w:r>
-        <w:t>Mechanical Systems</w:t>
+        <w:t>Electrical Systems</w:t>
       </w:r>
       <w:bookmarkEnd w:id="4"/>
     </w:p>
-    <w:p/>
     <w:p>
-      <w:pPr>
-        <w:pStyle w:val="Heading2"/>
-      </w:pPr>
-      <w:bookmarkStart w:id="5" w:name="_Toc227935353"/>
       <w:r>
-        <w:t>Electrical Systems</w:t>
+        <w:tab/>
+        <w:t xml:space="preserve">The design and behaviour of the controller and plane circuits are essentially the same from the first and last versions (not including the prototypes in between). The communications reliability was the biggest upgrade between the two versions with it being optimized for longer ranges. For the sake of time, </w:t>
       </w:r>
-      <w:bookmarkEnd w:id="5"/>
+      <w:r>
+        <w:t xml:space="preserve">features from the first version were left unprogrammed for the sake of time (multicore, display, gyroscope). If a part is mentioned (IMU, display) then assume it is the same part from the previous version if not specified. </w:t>
+      </w:r>
     </w:p>
     <w:p>
       <w:pPr>
@@ -1859,6 +1788,66 @@
         <w:t>Controller</w:t>
       </w:r>
     </w:p>
+    <w:tbl>
+      <w:tblPr>
+        <w:tblStyle w:val="TableGrid"/>
+        <w:tblW w:w="0" w:type="auto"/>
+        <w:tblLook w:val="04A0" w:firstRow="1" w:lastRow="0" w:firstColumn="1" w:lastColumn="0" w:noHBand="0" w:noVBand="1"/>
+      </w:tblPr>
+      <w:tblGrid>
+        <w:gridCol w:w="1696"/>
+        <w:gridCol w:w="9094"/>
+      </w:tblGrid>
+      <w:tr>
+        <w:tc>
+          <w:tcPr>
+            <w:tcW w:w="1696" w:type="dxa"/>
+          </w:tcPr>
+          <w:p>
+            <w:r>
+              <w:t>V1</w:t>
+            </w:r>
+          </w:p>
+        </w:tc>
+        <w:tc>
+          <w:tcPr>
+            <w:tcW w:w="9094" w:type="dxa"/>
+          </w:tcPr>
+          <w:p>
+            <w:r>
+              <w:t>This version was designed to only test the functionality of the antenna between the controller and a mock plane. The controller would transmit the joystick and throttle positions and receive the IMU data from the plane with the antenna. The controller</w:t>
+            </w:r>
+            <w:r>
+              <w:t xml:space="preserve"> would then draw</w:t>
+            </w:r>
+            <w:r>
+              <w:t xml:space="preserve"> </w:t>
+            </w:r>
+            <w:r>
+              <w:t xml:space="preserve">the positions of the analog controls, the IMU data, and the connection status with the plane on the OLED display. </w:t>
+            </w:r>
+          </w:p>
+        </w:tc>
+      </w:tr>
+      <w:tr>
+        <w:tc>
+          <w:tcPr>
+            <w:tcW w:w="1696" w:type="dxa"/>
+          </w:tcPr>
+          <w:p>
+            <w:r>
+              <w:t>V2 (Final)</w:t>
+            </w:r>
+          </w:p>
+        </w:tc>
+        <w:tc>
+          <w:tcPr>
+            <w:tcW w:w="9094" w:type="dxa"/>
+          </w:tcPr>
+          <w:p/>
+        </w:tc>
+      </w:tr>
+    </w:tbl>
     <w:p/>
     <w:p>
       <w:pPr>
@@ -1871,6 +1860,7 @@
         <w:rPr>
           <w:color w:val="404040" w:themeColor="text1" w:themeTint="BF"/>
         </w:rPr>
+        <w:lastRenderedPageBreak/>
         <w:t>Plane</w:t>
       </w:r>
     </w:p>
@@ -1878,11 +1868,11 @@
       <w:pPr>
         <w:pStyle w:val="Heading1"/>
       </w:pPr>
-      <w:bookmarkStart w:id="6" w:name="_Toc227935354"/>
+      <w:bookmarkStart w:id="5" w:name="_Toc227935354"/>
       <w:r>
         <w:t>Conclusion</w:t>
       </w:r>
-      <w:bookmarkEnd w:id="6"/>
+      <w:bookmarkEnd w:id="5"/>
     </w:p>
     <w:sectPr>
       <w:pgSz w:w="12240" w:h="15840"/>
@@ -1892,6 +1882,243 @@
     </w:sectPr>
   </w:body>
 </w:document>
+</file>
+
+<file path=word/numbering.xml><?xml version="1.0" encoding="utf-8"?>
+<w:numbering xmlns:wpc="http://schemas.microsoft.com/office/word/2010/wordprocessingCanvas" xmlns:cx="http://schemas.microsoft.com/office/drawing/2014/chartex" xmlns:cx1="http://schemas.microsoft.com/office/drawing/2015/9/8/chartex" xmlns:cx2="http://schemas.microsoft.com/office/drawing/2015/10/21/chartex" xmlns:cx3="http://schemas.microsoft.com/office/drawing/2016/5/9/chartex" xmlns:cx4="http://schemas.microsoft.com/office/drawing/2016/5/10/chartex" xmlns:cx5="http://schemas.microsoft.com/office/drawing/2016/5/11/chartex" xmlns:cx6="http://schemas.microsoft.com/office/drawing/2016/5/12/chartex" xmlns:cx7="http://schemas.microsoft.com/office/drawing/2016/5/13/chartex" xmlns:cx8="http://schemas.microsoft.com/office/drawing/2016/5/14/chartex" xmlns:mc="http://schemas.openxmlformats.org/markup-compatibility/2006" xmlns:aink="http://schemas.microsoft.com/office/drawing/2016/ink" xmlns:am3d="http://schemas.microsoft.com/office/drawing/2017/model3d" xmlns:o="urn:schemas-microsoft-com:office:office" xmlns:oel="http://schemas.microsoft.com/office/2019/extlst" xmlns:r="http://schemas.openxmlformats.org/officeDocument/2006/relationships" xmlns:m="http://schemas.openxmlformats.org/officeDocument/2006/math" xmlns:v="urn:schemas-microsoft-com:vml" xmlns:wp14="http://schemas.microsoft.com/office/word/2010/wordprocessingDrawing" xmlns:wp="http://schemas.openxmlformats.org/drawingml/2006/wordprocessingDrawing" xmlns:w10="urn:schemas-microsoft-com:office:word" xmlns:w="http://schemas.openxmlformats.org/wordprocessingml/2006/main" xmlns:w14="http://schemas.microsoft.com/office/word/2010/wordml" xmlns:w15="http://schemas.microsoft.com/office/word/2012/wordml" xmlns:w16cex="http://schemas.microsoft.com/office/word/2018/wordml/cex" xmlns:w16cid="http://schemas.microsoft.com/office/word/2016/wordml/cid" xmlns:w16="http://schemas.microsoft.com/office/word/2018/wordml" xmlns:w16du="http://schemas.microsoft.com/office/word/2023/wordml/word16du" xmlns:w16sdtdh="http://schemas.microsoft.com/office/word/2020/wordml/sdtdatahash" xmlns:w16sdtfl="http://schemas.microsoft.com/office/word/2024/wordml/sdtformatlock" xmlns:w16se="http://schemas.microsoft.com/office/word/2015/wordml/symex" xmlns:wpg="http://schemas.microsoft.com/office/word/2010/wordprocessingGroup" xmlns:wpi="http://schemas.microsoft.com/office/word/2010/wordprocessingInk" xmlns:wne="http://schemas.microsoft.com/office/word/2006/wordml" xmlns:wps="http://schemas.microsoft.com/office/word/2010/wordprocessingShape" mc:Ignorable="w14 w15 w16se w16cid w16 w16cex w16sdtdh w16sdtfl w16du wp14">
+  <w:abstractNum w:abstractNumId="0" w15:restartNumberingAfterBreak="0">
+    <w:nsid w:val="03EF0451"/>
+    <w:multiLevelType w:val="hybridMultilevel"/>
+    <w:tmpl w:val="8A124E94"/>
+    <w:lvl w:ilvl="0" w:tplc="10090003">
+      <w:start w:val="1"/>
+      <w:numFmt w:val="bullet"/>
+      <w:lvlText w:val="o"/>
+      <w:lvlJc w:val="left"/>
+      <w:pPr>
+        <w:ind w:left="720" w:hanging="360"/>
+      </w:pPr>
+      <w:rPr>
+        <w:rFonts w:ascii="Courier New" w:hAnsi="Courier New" w:cs="Courier New" w:hint="default"/>
+      </w:rPr>
+    </w:lvl>
+    <w:lvl w:ilvl="1" w:tplc="10090003" w:tentative="1">
+      <w:start w:val="1"/>
+      <w:numFmt w:val="bullet"/>
+      <w:lvlText w:val="o"/>
+      <w:lvlJc w:val="left"/>
+      <w:pPr>
+        <w:ind w:left="1440" w:hanging="360"/>
+      </w:pPr>
+      <w:rPr>
+        <w:rFonts w:ascii="Courier New" w:hAnsi="Courier New" w:cs="Courier New" w:hint="default"/>
+      </w:rPr>
+    </w:lvl>
+    <w:lvl w:ilvl="2" w:tplc="10090005" w:tentative="1">
+      <w:start w:val="1"/>
+      <w:numFmt w:val="bullet"/>
+      <w:lvlText w:val=""/>
+      <w:lvlJc w:val="left"/>
+      <w:pPr>
+        <w:ind w:left="2160" w:hanging="360"/>
+      </w:pPr>
+      <w:rPr>
+        <w:rFonts w:ascii="Wingdings" w:hAnsi="Wingdings" w:hint="default"/>
+      </w:rPr>
+    </w:lvl>
+    <w:lvl w:ilvl="3" w:tplc="10090001" w:tentative="1">
+      <w:start w:val="1"/>
+      <w:numFmt w:val="bullet"/>
+      <w:lvlText w:val=""/>
+      <w:lvlJc w:val="left"/>
+      <w:pPr>
+        <w:ind w:left="2880" w:hanging="360"/>
+      </w:pPr>
+      <w:rPr>
+        <w:rFonts w:ascii="Symbol" w:hAnsi="Symbol" w:hint="default"/>
+      </w:rPr>
+    </w:lvl>
+    <w:lvl w:ilvl="4" w:tplc="10090003" w:tentative="1">
+      <w:start w:val="1"/>
+      <w:numFmt w:val="bullet"/>
+      <w:lvlText w:val="o"/>
+      <w:lvlJc w:val="left"/>
+      <w:pPr>
+        <w:ind w:left="3600" w:hanging="360"/>
+      </w:pPr>
+      <w:rPr>
+        <w:rFonts w:ascii="Courier New" w:hAnsi="Courier New" w:cs="Courier New" w:hint="default"/>
+      </w:rPr>
+    </w:lvl>
+    <w:lvl w:ilvl="5" w:tplc="10090005" w:tentative="1">
+      <w:start w:val="1"/>
+      <w:numFmt w:val="bullet"/>
+      <w:lvlText w:val=""/>
+      <w:lvlJc w:val="left"/>
+      <w:pPr>
+        <w:ind w:left="4320" w:hanging="360"/>
+      </w:pPr>
+      <w:rPr>
+        <w:rFonts w:ascii="Wingdings" w:hAnsi="Wingdings" w:hint="default"/>
+      </w:rPr>
+    </w:lvl>
+    <w:lvl w:ilvl="6" w:tplc="10090001" w:tentative="1">
+      <w:start w:val="1"/>
+      <w:numFmt w:val="bullet"/>
+      <w:lvlText w:val=""/>
+      <w:lvlJc w:val="left"/>
+      <w:pPr>
+        <w:ind w:left="5040" w:hanging="360"/>
+      </w:pPr>
+      <w:rPr>
+        <w:rFonts w:ascii="Symbol" w:hAnsi="Symbol" w:hint="default"/>
+      </w:rPr>
+    </w:lvl>
+    <w:lvl w:ilvl="7" w:tplc="10090003" w:tentative="1">
+      <w:start w:val="1"/>
+      <w:numFmt w:val="bullet"/>
+      <w:lvlText w:val="o"/>
+      <w:lvlJc w:val="left"/>
+      <w:pPr>
+        <w:ind w:left="5760" w:hanging="360"/>
+      </w:pPr>
+      <w:rPr>
+        <w:rFonts w:ascii="Courier New" w:hAnsi="Courier New" w:cs="Courier New" w:hint="default"/>
+      </w:rPr>
+    </w:lvl>
+    <w:lvl w:ilvl="8" w:tplc="10090005" w:tentative="1">
+      <w:start w:val="1"/>
+      <w:numFmt w:val="bullet"/>
+      <w:lvlText w:val=""/>
+      <w:lvlJc w:val="left"/>
+      <w:pPr>
+        <w:ind w:left="6480" w:hanging="360"/>
+      </w:pPr>
+      <w:rPr>
+        <w:rFonts w:ascii="Wingdings" w:hAnsi="Wingdings" w:hint="default"/>
+      </w:rPr>
+    </w:lvl>
+  </w:abstractNum>
+  <w:abstractNum w:abstractNumId="1" w15:restartNumberingAfterBreak="0">
+    <w:nsid w:val="4B833658"/>
+    <w:multiLevelType w:val="hybridMultilevel"/>
+    <w:tmpl w:val="5860E54E"/>
+    <w:lvl w:ilvl="0" w:tplc="10090003">
+      <w:start w:val="1"/>
+      <w:numFmt w:val="bullet"/>
+      <w:lvlText w:val="o"/>
+      <w:lvlJc w:val="left"/>
+      <w:pPr>
+        <w:ind w:left="720" w:hanging="360"/>
+      </w:pPr>
+      <w:rPr>
+        <w:rFonts w:ascii="Courier New" w:hAnsi="Courier New" w:cs="Courier New" w:hint="default"/>
+      </w:rPr>
+    </w:lvl>
+    <w:lvl w:ilvl="1" w:tplc="10090003" w:tentative="1">
+      <w:start w:val="1"/>
+      <w:numFmt w:val="bullet"/>
+      <w:lvlText w:val="o"/>
+      <w:lvlJc w:val="left"/>
+      <w:pPr>
+        <w:ind w:left="1440" w:hanging="360"/>
+      </w:pPr>
+      <w:rPr>
+        <w:rFonts w:ascii="Courier New" w:hAnsi="Courier New" w:cs="Courier New" w:hint="default"/>
+      </w:rPr>
+    </w:lvl>
+    <w:lvl w:ilvl="2" w:tplc="10090005" w:tentative="1">
+      <w:start w:val="1"/>
+      <w:numFmt w:val="bullet"/>
+      <w:lvlText w:val=""/>
+      <w:lvlJc w:val="left"/>
+      <w:pPr>
+        <w:ind w:left="2160" w:hanging="360"/>
+      </w:pPr>
+      <w:rPr>
+        <w:rFonts w:ascii="Wingdings" w:hAnsi="Wingdings" w:hint="default"/>
+      </w:rPr>
+    </w:lvl>
+    <w:lvl w:ilvl="3" w:tplc="10090001" w:tentative="1">
+      <w:start w:val="1"/>
+      <w:numFmt w:val="bullet"/>
+      <w:lvlText w:val=""/>
+      <w:lvlJc w:val="left"/>
+      <w:pPr>
+        <w:ind w:left="2880" w:hanging="360"/>
+      </w:pPr>
+      <w:rPr>
+        <w:rFonts w:ascii="Symbol" w:hAnsi="Symbol" w:hint="default"/>
+      </w:rPr>
+    </w:lvl>
+    <w:lvl w:ilvl="4" w:tplc="10090003" w:tentative="1">
+      <w:start w:val="1"/>
+      <w:numFmt w:val="bullet"/>
+      <w:lvlText w:val="o"/>
+      <w:lvlJc w:val="left"/>
+      <w:pPr>
+        <w:ind w:left="3600" w:hanging="360"/>
+      </w:pPr>
+      <w:rPr>
+        <w:rFonts w:ascii="Courier New" w:hAnsi="Courier New" w:cs="Courier New" w:hint="default"/>
+      </w:rPr>
+    </w:lvl>
+    <w:lvl w:ilvl="5" w:tplc="10090005" w:tentative="1">
+      <w:start w:val="1"/>
+      <w:numFmt w:val="bullet"/>
+      <w:lvlText w:val=""/>
+      <w:lvlJc w:val="left"/>
+      <w:pPr>
+        <w:ind w:left="4320" w:hanging="360"/>
+      </w:pPr>
+      <w:rPr>
+        <w:rFonts w:ascii="Wingdings" w:hAnsi="Wingdings" w:hint="default"/>
+      </w:rPr>
+    </w:lvl>
+    <w:lvl w:ilvl="6" w:tplc="10090001" w:tentative="1">
+      <w:start w:val="1"/>
+      <w:numFmt w:val="bullet"/>
+      <w:lvlText w:val=""/>
+      <w:lvlJc w:val="left"/>
+      <w:pPr>
+        <w:ind w:left="5040" w:hanging="360"/>
+      </w:pPr>
+      <w:rPr>
+        <w:rFonts w:ascii="Symbol" w:hAnsi="Symbol" w:hint="default"/>
+      </w:rPr>
+    </w:lvl>
+    <w:lvl w:ilvl="7" w:tplc="10090003" w:tentative="1">
+      <w:start w:val="1"/>
+      <w:numFmt w:val="bullet"/>
+      <w:lvlText w:val="o"/>
+      <w:lvlJc w:val="left"/>
+      <w:pPr>
+        <w:ind w:left="5760" w:hanging="360"/>
+      </w:pPr>
+      <w:rPr>
+        <w:rFonts w:ascii="Courier New" w:hAnsi="Courier New" w:cs="Courier New" w:hint="default"/>
+      </w:rPr>
+    </w:lvl>
+    <w:lvl w:ilvl="8" w:tplc="10090005" w:tentative="1">
+      <w:start w:val="1"/>
+      <w:numFmt w:val="bullet"/>
+      <w:lvlText w:val=""/>
+      <w:lvlJc w:val="left"/>
+      <w:pPr>
+        <w:ind w:left="6480" w:hanging="360"/>
+      </w:pPr>
+      <w:rPr>
+        <w:rFonts w:ascii="Wingdings" w:hAnsi="Wingdings" w:hint="default"/>
+      </w:rPr>
+    </w:lvl>
+  </w:abstractNum>
+  <w:num w:numId="1" w16cid:durableId="1766534181">
+    <w:abstractNumId w:val="1"/>
+  </w:num>
+  <w:num w:numId="2" w16cid:durableId="238711892">
+    <w:abstractNumId w:val="0"/>
+  </w:num>
+</w:numbering>
 </file>
 
 <file path=word/styles.xml><?xml version="1.0" encoding="utf-8"?>

--- a/Reports/Final Report.docx
+++ b/Reports/Final Report.docx
@@ -797,19 +797,7 @@
                 <w:rPr>
                   <w:rStyle w:val="Hyperlink"/>
                 </w:rPr>
-                <w:t>Soldering / Protot</w:t>
-              </w:r>
-              <w:r>
-                <w:rPr>
-                  <w:rStyle w:val="Hyperlink"/>
-                </w:rPr>
-                <w:t>y</w:t>
-              </w:r>
-              <w:r>
-                <w:rPr>
-                  <w:rStyle w:val="Hyperlink"/>
-                </w:rPr>
-                <w:t>ping Materials</w:t>
+                <w:t>Soldering / Prototyping Materials</w:t>
               </w:r>
             </w:hyperlink>
           </w:p>
@@ -859,19 +847,7 @@
                 <w:rPr>
                   <w:rStyle w:val="Hyperlink"/>
                 </w:rPr>
-                <w:t>1450Kv M</w:t>
-              </w:r>
-              <w:r>
-                <w:rPr>
-                  <w:rStyle w:val="Hyperlink"/>
-                </w:rPr>
-                <w:t>o</w:t>
-              </w:r>
-              <w:r>
-                <w:rPr>
-                  <w:rStyle w:val="Hyperlink"/>
-                </w:rPr>
-                <w:t>tor</w:t>
+                <w:t>1450Kv Motor</w:t>
               </w:r>
             </w:hyperlink>
           </w:p>
@@ -921,19 +897,7 @@
                 <w:rPr>
                   <w:rStyle w:val="Hyperlink"/>
                 </w:rPr>
-                <w:t>60A</w:t>
-              </w:r>
-              <w:r>
-                <w:rPr>
-                  <w:rStyle w:val="Hyperlink"/>
-                </w:rPr>
-                <w:t xml:space="preserve"> </w:t>
-              </w:r>
-              <w:r>
-                <w:rPr>
-                  <w:rStyle w:val="Hyperlink"/>
-                </w:rPr>
-                <w:t xml:space="preserve">ESC </w:t>
+                <w:t xml:space="preserve">60A ESC </w:t>
               </w:r>
             </w:hyperlink>
           </w:p>
@@ -983,25 +947,7 @@
                 <w:rPr>
                   <w:rStyle w:val="Hyperlink"/>
                 </w:rPr>
-                <w:t xml:space="preserve">14.8v </w:t>
-              </w:r>
-              <w:r>
-                <w:rPr>
-                  <w:rStyle w:val="Hyperlink"/>
-                </w:rPr>
-                <w:t>220</w:t>
-              </w:r>
-              <w:r>
-                <w:rPr>
-                  <w:rStyle w:val="Hyperlink"/>
-                </w:rPr>
-                <w:t>0</w:t>
-              </w:r>
-              <w:r>
-                <w:rPr>
-                  <w:rStyle w:val="Hyperlink"/>
-                </w:rPr>
-                <w:t>mAh Battery</w:t>
+                <w:t>14.8v 2200mAh Battery</w:t>
               </w:r>
             </w:hyperlink>
           </w:p>
@@ -1061,19 +1007,7 @@
                 <w:rPr>
                   <w:rStyle w:val="Hyperlink"/>
                 </w:rPr>
-                <w:t>IMU/G</w:t>
-              </w:r>
-              <w:r>
-                <w:rPr>
-                  <w:rStyle w:val="Hyperlink"/>
-                </w:rPr>
-                <w:t>y</w:t>
-              </w:r>
-              <w:r>
-                <w:rPr>
-                  <w:rStyle w:val="Hyperlink"/>
-                </w:rPr>
-                <w:t>roscope module</w:t>
+                <w:t>IMU/Gyroscope module</w:t>
               </w:r>
             </w:hyperlink>
           </w:p>
@@ -1123,19 +1057,7 @@
                 <w:rPr>
                   <w:rStyle w:val="Hyperlink"/>
                 </w:rPr>
-                <w:t>Slide Potentio</w:t>
-              </w:r>
-              <w:r>
-                <w:rPr>
-                  <w:rStyle w:val="Hyperlink"/>
-                </w:rPr>
-                <w:t>m</w:t>
-              </w:r>
-              <w:r>
-                <w:rPr>
-                  <w:rStyle w:val="Hyperlink"/>
-                </w:rPr>
-                <w:t>eters</w:t>
+                <w:t>Slide Potentiometers</w:t>
               </w:r>
             </w:hyperlink>
           </w:p>
@@ -1185,19 +1107,7 @@
                 <w:rPr>
                   <w:rStyle w:val="Hyperlink"/>
                 </w:rPr>
-                <w:t>Toggle Switc</w:t>
-              </w:r>
-              <w:r>
-                <w:rPr>
-                  <w:rStyle w:val="Hyperlink"/>
-                </w:rPr>
-                <w:t>h</w:t>
-              </w:r>
-              <w:r>
-                <w:rPr>
-                  <w:rStyle w:val="Hyperlink"/>
-                </w:rPr>
-                <w:t>es</w:t>
+                <w:t>Toggle Switches</w:t>
               </w:r>
             </w:hyperlink>
           </w:p>
@@ -1247,19 +1157,7 @@
                 <w:rPr>
                   <w:rStyle w:val="Hyperlink"/>
                 </w:rPr>
-                <w:t>NRF24L01 PA + LNA An</w:t>
-              </w:r>
-              <w:r>
-                <w:rPr>
-                  <w:rStyle w:val="Hyperlink"/>
-                </w:rPr>
-                <w:t>t</w:t>
-              </w:r>
-              <w:r>
-                <w:rPr>
-                  <w:rStyle w:val="Hyperlink"/>
-                </w:rPr>
-                <w:t>enna Module</w:t>
+                <w:t>NRF24L01 PA + LNA Antenna Module</w:t>
               </w:r>
             </w:hyperlink>
           </w:p>
@@ -1309,31 +1207,7 @@
                 <w:rPr>
                   <w:rStyle w:val="Hyperlink"/>
                 </w:rPr>
-                <w:t>WaveShare RP23</w:t>
-              </w:r>
-              <w:r>
-                <w:rPr>
-                  <w:rStyle w:val="Hyperlink"/>
-                </w:rPr>
-                <w:t>5</w:t>
-              </w:r>
-              <w:r>
-                <w:rPr>
-                  <w:rStyle w:val="Hyperlink"/>
-                </w:rPr>
-                <w:t>0</w:t>
-              </w:r>
-              <w:r>
-                <w:rPr>
-                  <w:rStyle w:val="Hyperlink"/>
-                </w:rPr>
-                <w:t>-</w:t>
-              </w:r>
-              <w:r>
-                <w:rPr>
-                  <w:rStyle w:val="Hyperlink"/>
-                </w:rPr>
-                <w:t>Zero modules</w:t>
+                <w:t>WaveShare RP2350-Zero modules</w:t>
               </w:r>
             </w:hyperlink>
           </w:p>
@@ -1383,19 +1257,7 @@
                 <w:rPr>
                   <w:rStyle w:val="Hyperlink"/>
                 </w:rPr>
-                <w:t>Joystick Mod</w:t>
-              </w:r>
-              <w:r>
-                <w:rPr>
-                  <w:rStyle w:val="Hyperlink"/>
-                </w:rPr>
-                <w:t>u</w:t>
-              </w:r>
-              <w:r>
-                <w:rPr>
-                  <w:rStyle w:val="Hyperlink"/>
-                </w:rPr>
-                <w:t>les</w:t>
+                <w:t>Joystick Modules</w:t>
               </w:r>
             </w:hyperlink>
           </w:p>
@@ -1771,20 +1633,14 @@
         <w:t xml:space="preserve">The design and behaviour of the controller and plane circuits are essentially the same from the first and last versions (not including the prototypes in between). The communications reliability was the biggest upgrade between the two versions with it being optimized for longer ranges. For the sake of time, </w:t>
       </w:r>
       <w:r>
-        <w:t xml:space="preserve">features from the first version were left unprogrammed for the sake of time (multicore, display, gyroscope). If a part is mentioned (IMU, display) then assume it is the same part from the previous version if not specified. </w:t>
+        <w:t xml:space="preserve">features from the first version were left unprogrammed (multicore, display, gyroscope). If a part is mentioned (IMU, display) then assume it is the same part from the previous version if not specified. </w:t>
       </w:r>
     </w:p>
     <w:p>
       <w:pPr>
         <w:pStyle w:val="Heading3"/>
-        <w:rPr>
-          <w:color w:val="404040" w:themeColor="text1" w:themeTint="BF"/>
-        </w:rPr>
       </w:pPr>
       <w:r>
-        <w:rPr>
-          <w:color w:val="404040" w:themeColor="text1" w:themeTint="BF"/>
-        </w:rPr>
         <w:t>Controller</w:t>
       </w:r>
     </w:p>
@@ -1815,7 +1671,10 @@
           </w:tcPr>
           <w:p>
             <w:r>
-              <w:t>This version was designed to only test the functionality of the antenna between the controller and a mock plane. The controller would transmit the joystick and throttle positions and receive the IMU data from the plane with the antenna. The controller</w:t>
+              <w:t>The first version</w:t>
+            </w:r>
+            <w:r>
+              <w:t xml:space="preserve"> was designed to only test the functionality of the antenna between the controller and a mock plane. The controller would transmit the joystick and throttle positions and receive the IMU data from the plane with the antenna. The controller</w:t>
             </w:r>
             <w:r>
               <w:t xml:space="preserve"> would then draw</w:t>
@@ -1825,6 +1684,93 @@
             </w:r>
             <w:r>
               <w:t xml:space="preserve">the positions of the analog controls, the IMU data, and the connection status with the plane on the OLED display. </w:t>
+            </w:r>
+            <w:r>
+              <w:t>The components in the circuit consisted of the following:</w:t>
+            </w:r>
+          </w:p>
+          <w:p>
+            <w:pPr>
+              <w:pStyle w:val="ListParagraph"/>
+              <w:numPr>
+                <w:ilvl w:val="0"/>
+                <w:numId w:val="3"/>
+              </w:numPr>
+            </w:pPr>
+            <w:proofErr w:type="spellStart"/>
+            <w:r>
+              <w:t>WaveShare</w:t>
+            </w:r>
+            <w:proofErr w:type="spellEnd"/>
+            <w:r>
+              <w:t xml:space="preserve"> RP2350-Zero</w:t>
+            </w:r>
+            <w:r>
+              <w:t xml:space="preserve"> (1x)</w:t>
+            </w:r>
+          </w:p>
+          <w:p>
+            <w:pPr>
+              <w:pStyle w:val="ListParagraph"/>
+              <w:numPr>
+                <w:ilvl w:val="0"/>
+                <w:numId w:val="3"/>
+              </w:numPr>
+            </w:pPr>
+            <w:r>
+              <w:t>NRF24L01</w:t>
+            </w:r>
+            <w:r>
+              <w:t xml:space="preserve"> (1x)</w:t>
+            </w:r>
+          </w:p>
+          <w:p>
+            <w:pPr>
+              <w:pStyle w:val="ListParagraph"/>
+              <w:numPr>
+                <w:ilvl w:val="0"/>
+                <w:numId w:val="3"/>
+              </w:numPr>
+            </w:pPr>
+            <w:r>
+              <w:lastRenderedPageBreak/>
+              <w:t>Joystick Module (1x)</w:t>
+            </w:r>
+          </w:p>
+          <w:p>
+            <w:pPr>
+              <w:pStyle w:val="ListParagraph"/>
+              <w:numPr>
+                <w:ilvl w:val="0"/>
+                <w:numId w:val="3"/>
+              </w:numPr>
+            </w:pPr>
+            <w:r>
+              <w:t>Slide Potentiometer (1x)</w:t>
+            </w:r>
+          </w:p>
+          <w:p>
+            <w:pPr>
+              <w:pStyle w:val="ListParagraph"/>
+              <w:numPr>
+                <w:ilvl w:val="0"/>
+                <w:numId w:val="3"/>
+              </w:numPr>
+            </w:pPr>
+            <w:r>
+              <w:t>SSD1306 128x64 OLED Display (1x)</w:t>
+            </w:r>
+          </w:p>
+          <w:p>
+            <w:pPr>
+              <w:pStyle w:val="ListParagraph"/>
+              <w:numPr>
+                <w:ilvl w:val="0"/>
+                <w:numId w:val="3"/>
+              </w:numPr>
+            </w:pPr>
+            <w:r>
+              <w:t>10nF Ceramic Capacitors (3x)</w:t>
             </w:r>
           </w:p>
         </w:tc>
@@ -1836,6 +1782,7 @@
           </w:tcPr>
           <w:p>
             <w:r>
+              <w:lastRenderedPageBreak/>
               <w:t>V2 (Final)</w:t>
             </w:r>
           </w:p>
@@ -1844,7 +1791,92 @@
           <w:tcPr>
             <w:tcW w:w="9094" w:type="dxa"/>
           </w:tcPr>
+          <w:p>
+            <w:r>
+              <w:t>The second version kept all the original components with the new additions being the battery power + charging system and a rotary encoder that was never used in the program. The added components are as follows:</w:t>
+            </w:r>
+          </w:p>
+          <w:p>
+            <w:pPr>
+              <w:pStyle w:val="ListParagraph"/>
+              <w:numPr>
+                <w:ilvl w:val="0"/>
+                <w:numId w:val="4"/>
+              </w:numPr>
+            </w:pPr>
+            <w:r>
+              <w:t>TP4056 Single Cell Battery Charger (1x)</w:t>
+            </w:r>
+          </w:p>
+          <w:p>
+            <w:pPr>
+              <w:pStyle w:val="ListParagraph"/>
+              <w:numPr>
+                <w:ilvl w:val="0"/>
+                <w:numId w:val="4"/>
+              </w:numPr>
+            </w:pPr>
+            <w:r>
+              <w:t>XL6009 Boost Converter (1x)</w:t>
+            </w:r>
+          </w:p>
+          <w:p>
+            <w:pPr>
+              <w:pStyle w:val="ListParagraph"/>
+              <w:numPr>
+                <w:ilvl w:val="0"/>
+                <w:numId w:val="4"/>
+              </w:numPr>
+            </w:pPr>
+            <w:r>
+              <w:t>Lithium Cell (unknown capacity) (1x)</w:t>
+            </w:r>
+          </w:p>
+          <w:p>
+            <w:pPr>
+              <w:pStyle w:val="ListParagraph"/>
+              <w:numPr>
+                <w:ilvl w:val="0"/>
+                <w:numId w:val="4"/>
+              </w:numPr>
+            </w:pPr>
+            <w:r>
+              <w:t>Toggle switch (1x)</w:t>
+            </w:r>
+          </w:p>
+          <w:p>
+            <w:pPr>
+              <w:pStyle w:val="ListParagraph"/>
+              <w:numPr>
+                <w:ilvl w:val="0"/>
+                <w:numId w:val="4"/>
+              </w:numPr>
+            </w:pPr>
+            <w:r>
+              <w:t>EC11 Rotary Encoder</w:t>
+            </w:r>
+          </w:p>
+          <w:p>
+            <w:pPr>
+              <w:pStyle w:val="ListParagraph"/>
+              <w:numPr>
+                <w:ilvl w:val="0"/>
+                <w:numId w:val="4"/>
+              </w:numPr>
+            </w:pPr>
+            <w:r>
+              <w:t>More caps and resistors</w:t>
+            </w:r>
+          </w:p>
           <w:p/>
+          <w:p>
+            <w:r>
+              <w:t xml:space="preserve">While this version had all these components, the display and rotary encoders were never given functions due to program issues. The controller will send the PWM signals </w:t>
+            </w:r>
+            <w:r>
+              <w:t>or the motor and servos, along with an RTT timer for determining the input latency. The controller now also utilizes the microcontroller’s onboard LED for displaying the connection status.</w:t>
+            </w:r>
+          </w:p>
         </w:tc>
       </w:tr>
     </w:tbl>
@@ -1852,18 +1884,12 @@
     <w:p>
       <w:pPr>
         <w:pStyle w:val="Heading3"/>
-        <w:rPr>
-          <w:color w:val="404040" w:themeColor="text1" w:themeTint="BF"/>
-        </w:rPr>
       </w:pPr>
       <w:r>
-        <w:rPr>
-          <w:color w:val="404040" w:themeColor="text1" w:themeTint="BF"/>
-        </w:rPr>
-        <w:lastRenderedPageBreak/>
         <w:t>Plane</w:t>
       </w:r>
     </w:p>
+    <w:p/>
     <w:p>
       <w:pPr>
         <w:pStyle w:val="Heading1"/>
@@ -2112,11 +2138,243 @@
       </w:rPr>
     </w:lvl>
   </w:abstractNum>
+  <w:abstractNum w:abstractNumId="2" w15:restartNumberingAfterBreak="0">
+    <w:nsid w:val="600F688C"/>
+    <w:multiLevelType w:val="hybridMultilevel"/>
+    <w:tmpl w:val="150E1C1E"/>
+    <w:lvl w:ilvl="0" w:tplc="10090001">
+      <w:start w:val="1"/>
+      <w:numFmt w:val="bullet"/>
+      <w:lvlText w:val=""/>
+      <w:lvlJc w:val="left"/>
+      <w:pPr>
+        <w:ind w:left="720" w:hanging="360"/>
+      </w:pPr>
+      <w:rPr>
+        <w:rFonts w:ascii="Symbol" w:hAnsi="Symbol" w:hint="default"/>
+      </w:rPr>
+    </w:lvl>
+    <w:lvl w:ilvl="1" w:tplc="10090003" w:tentative="1">
+      <w:start w:val="1"/>
+      <w:numFmt w:val="bullet"/>
+      <w:lvlText w:val="o"/>
+      <w:lvlJc w:val="left"/>
+      <w:pPr>
+        <w:ind w:left="1440" w:hanging="360"/>
+      </w:pPr>
+      <w:rPr>
+        <w:rFonts w:ascii="Courier New" w:hAnsi="Courier New" w:cs="Courier New" w:hint="default"/>
+      </w:rPr>
+    </w:lvl>
+    <w:lvl w:ilvl="2" w:tplc="10090005" w:tentative="1">
+      <w:start w:val="1"/>
+      <w:numFmt w:val="bullet"/>
+      <w:lvlText w:val=""/>
+      <w:lvlJc w:val="left"/>
+      <w:pPr>
+        <w:ind w:left="2160" w:hanging="360"/>
+      </w:pPr>
+      <w:rPr>
+        <w:rFonts w:ascii="Wingdings" w:hAnsi="Wingdings" w:hint="default"/>
+      </w:rPr>
+    </w:lvl>
+    <w:lvl w:ilvl="3" w:tplc="10090001" w:tentative="1">
+      <w:start w:val="1"/>
+      <w:numFmt w:val="bullet"/>
+      <w:lvlText w:val=""/>
+      <w:lvlJc w:val="left"/>
+      <w:pPr>
+        <w:ind w:left="2880" w:hanging="360"/>
+      </w:pPr>
+      <w:rPr>
+        <w:rFonts w:ascii="Symbol" w:hAnsi="Symbol" w:hint="default"/>
+      </w:rPr>
+    </w:lvl>
+    <w:lvl w:ilvl="4" w:tplc="10090003" w:tentative="1">
+      <w:start w:val="1"/>
+      <w:numFmt w:val="bullet"/>
+      <w:lvlText w:val="o"/>
+      <w:lvlJc w:val="left"/>
+      <w:pPr>
+        <w:ind w:left="3600" w:hanging="360"/>
+      </w:pPr>
+      <w:rPr>
+        <w:rFonts w:ascii="Courier New" w:hAnsi="Courier New" w:cs="Courier New" w:hint="default"/>
+      </w:rPr>
+    </w:lvl>
+    <w:lvl w:ilvl="5" w:tplc="10090005" w:tentative="1">
+      <w:start w:val="1"/>
+      <w:numFmt w:val="bullet"/>
+      <w:lvlText w:val=""/>
+      <w:lvlJc w:val="left"/>
+      <w:pPr>
+        <w:ind w:left="4320" w:hanging="360"/>
+      </w:pPr>
+      <w:rPr>
+        <w:rFonts w:ascii="Wingdings" w:hAnsi="Wingdings" w:hint="default"/>
+      </w:rPr>
+    </w:lvl>
+    <w:lvl w:ilvl="6" w:tplc="10090001" w:tentative="1">
+      <w:start w:val="1"/>
+      <w:numFmt w:val="bullet"/>
+      <w:lvlText w:val=""/>
+      <w:lvlJc w:val="left"/>
+      <w:pPr>
+        <w:ind w:left="5040" w:hanging="360"/>
+      </w:pPr>
+      <w:rPr>
+        <w:rFonts w:ascii="Symbol" w:hAnsi="Symbol" w:hint="default"/>
+      </w:rPr>
+    </w:lvl>
+    <w:lvl w:ilvl="7" w:tplc="10090003" w:tentative="1">
+      <w:start w:val="1"/>
+      <w:numFmt w:val="bullet"/>
+      <w:lvlText w:val="o"/>
+      <w:lvlJc w:val="left"/>
+      <w:pPr>
+        <w:ind w:left="5760" w:hanging="360"/>
+      </w:pPr>
+      <w:rPr>
+        <w:rFonts w:ascii="Courier New" w:hAnsi="Courier New" w:cs="Courier New" w:hint="default"/>
+      </w:rPr>
+    </w:lvl>
+    <w:lvl w:ilvl="8" w:tplc="10090005" w:tentative="1">
+      <w:start w:val="1"/>
+      <w:numFmt w:val="bullet"/>
+      <w:lvlText w:val=""/>
+      <w:lvlJc w:val="left"/>
+      <w:pPr>
+        <w:ind w:left="6480" w:hanging="360"/>
+      </w:pPr>
+      <w:rPr>
+        <w:rFonts w:ascii="Wingdings" w:hAnsi="Wingdings" w:hint="default"/>
+      </w:rPr>
+    </w:lvl>
+  </w:abstractNum>
+  <w:abstractNum w:abstractNumId="3" w15:restartNumberingAfterBreak="0">
+    <w:nsid w:val="71807FD9"/>
+    <w:multiLevelType w:val="hybridMultilevel"/>
+    <w:tmpl w:val="F02C7A88"/>
+    <w:lvl w:ilvl="0" w:tplc="10090001">
+      <w:start w:val="1"/>
+      <w:numFmt w:val="bullet"/>
+      <w:lvlText w:val=""/>
+      <w:lvlJc w:val="left"/>
+      <w:pPr>
+        <w:ind w:left="720" w:hanging="360"/>
+      </w:pPr>
+      <w:rPr>
+        <w:rFonts w:ascii="Symbol" w:hAnsi="Symbol" w:hint="default"/>
+      </w:rPr>
+    </w:lvl>
+    <w:lvl w:ilvl="1" w:tplc="10090003" w:tentative="1">
+      <w:start w:val="1"/>
+      <w:numFmt w:val="bullet"/>
+      <w:lvlText w:val="o"/>
+      <w:lvlJc w:val="left"/>
+      <w:pPr>
+        <w:ind w:left="1440" w:hanging="360"/>
+      </w:pPr>
+      <w:rPr>
+        <w:rFonts w:ascii="Courier New" w:hAnsi="Courier New" w:cs="Courier New" w:hint="default"/>
+      </w:rPr>
+    </w:lvl>
+    <w:lvl w:ilvl="2" w:tplc="10090005" w:tentative="1">
+      <w:start w:val="1"/>
+      <w:numFmt w:val="bullet"/>
+      <w:lvlText w:val=""/>
+      <w:lvlJc w:val="left"/>
+      <w:pPr>
+        <w:ind w:left="2160" w:hanging="360"/>
+      </w:pPr>
+      <w:rPr>
+        <w:rFonts w:ascii="Wingdings" w:hAnsi="Wingdings" w:hint="default"/>
+      </w:rPr>
+    </w:lvl>
+    <w:lvl w:ilvl="3" w:tplc="10090001" w:tentative="1">
+      <w:start w:val="1"/>
+      <w:numFmt w:val="bullet"/>
+      <w:lvlText w:val=""/>
+      <w:lvlJc w:val="left"/>
+      <w:pPr>
+        <w:ind w:left="2880" w:hanging="360"/>
+      </w:pPr>
+      <w:rPr>
+        <w:rFonts w:ascii="Symbol" w:hAnsi="Symbol" w:hint="default"/>
+      </w:rPr>
+    </w:lvl>
+    <w:lvl w:ilvl="4" w:tplc="10090003" w:tentative="1">
+      <w:start w:val="1"/>
+      <w:numFmt w:val="bullet"/>
+      <w:lvlText w:val="o"/>
+      <w:lvlJc w:val="left"/>
+      <w:pPr>
+        <w:ind w:left="3600" w:hanging="360"/>
+      </w:pPr>
+      <w:rPr>
+        <w:rFonts w:ascii="Courier New" w:hAnsi="Courier New" w:cs="Courier New" w:hint="default"/>
+      </w:rPr>
+    </w:lvl>
+    <w:lvl w:ilvl="5" w:tplc="10090005" w:tentative="1">
+      <w:start w:val="1"/>
+      <w:numFmt w:val="bullet"/>
+      <w:lvlText w:val=""/>
+      <w:lvlJc w:val="left"/>
+      <w:pPr>
+        <w:ind w:left="4320" w:hanging="360"/>
+      </w:pPr>
+      <w:rPr>
+        <w:rFonts w:ascii="Wingdings" w:hAnsi="Wingdings" w:hint="default"/>
+      </w:rPr>
+    </w:lvl>
+    <w:lvl w:ilvl="6" w:tplc="10090001" w:tentative="1">
+      <w:start w:val="1"/>
+      <w:numFmt w:val="bullet"/>
+      <w:lvlText w:val=""/>
+      <w:lvlJc w:val="left"/>
+      <w:pPr>
+        <w:ind w:left="5040" w:hanging="360"/>
+      </w:pPr>
+      <w:rPr>
+        <w:rFonts w:ascii="Symbol" w:hAnsi="Symbol" w:hint="default"/>
+      </w:rPr>
+    </w:lvl>
+    <w:lvl w:ilvl="7" w:tplc="10090003" w:tentative="1">
+      <w:start w:val="1"/>
+      <w:numFmt w:val="bullet"/>
+      <w:lvlText w:val="o"/>
+      <w:lvlJc w:val="left"/>
+      <w:pPr>
+        <w:ind w:left="5760" w:hanging="360"/>
+      </w:pPr>
+      <w:rPr>
+        <w:rFonts w:ascii="Courier New" w:hAnsi="Courier New" w:cs="Courier New" w:hint="default"/>
+      </w:rPr>
+    </w:lvl>
+    <w:lvl w:ilvl="8" w:tplc="10090005" w:tentative="1">
+      <w:start w:val="1"/>
+      <w:numFmt w:val="bullet"/>
+      <w:lvlText w:val=""/>
+      <w:lvlJc w:val="left"/>
+      <w:pPr>
+        <w:ind w:left="6480" w:hanging="360"/>
+      </w:pPr>
+      <w:rPr>
+        <w:rFonts w:ascii="Wingdings" w:hAnsi="Wingdings" w:hint="default"/>
+      </w:rPr>
+    </w:lvl>
+  </w:abstractNum>
   <w:num w:numId="1" w16cid:durableId="1766534181">
     <w:abstractNumId w:val="1"/>
   </w:num>
   <w:num w:numId="2" w16cid:durableId="238711892">
     <w:abstractNumId w:val="0"/>
+  </w:num>
+  <w:num w:numId="3" w16cid:durableId="342057332">
+    <w:abstractNumId w:val="3"/>
+  </w:num>
+  <w:num w:numId="4" w16cid:durableId="1084108191">
+    <w:abstractNumId w:val="2"/>
   </w:num>
 </w:numbering>
 </file>

--- a/Reports/Final Report.docx
+++ b/Reports/Final Report.docx
@@ -1602,7 +1602,7 @@
         <w:pStyle w:val="Heading1"/>
       </w:pPr>
       <w:r>
-        <w:t>Changelog</w:t>
+        <w:t>Design and Changelog</w:t>
       </w:r>
     </w:p>
     <w:p/>
@@ -1651,13 +1651,13 @@
         <w:tblLook w:val="04A0" w:firstRow="1" w:lastRow="0" w:firstColumn="1" w:lastColumn="0" w:noHBand="0" w:noVBand="1"/>
       </w:tblPr>
       <w:tblGrid>
-        <w:gridCol w:w="1696"/>
-        <w:gridCol w:w="9094"/>
+        <w:gridCol w:w="1271"/>
+        <w:gridCol w:w="9519"/>
       </w:tblGrid>
       <w:tr>
         <w:tc>
           <w:tcPr>
-            <w:tcW w:w="1696" w:type="dxa"/>
+            <w:tcW w:w="1271" w:type="dxa"/>
           </w:tcPr>
           <w:p>
             <w:r>
@@ -1667,7 +1667,7 @@
         </w:tc>
         <w:tc>
           <w:tcPr>
-            <w:tcW w:w="9094" w:type="dxa"/>
+            <w:tcW w:w="9519" w:type="dxa"/>
           </w:tcPr>
           <w:p>
             <w:r>
@@ -1778,7 +1778,7 @@
       <w:tr>
         <w:tc>
           <w:tcPr>
-            <w:tcW w:w="1696" w:type="dxa"/>
+            <w:tcW w:w="1271" w:type="dxa"/>
           </w:tcPr>
           <w:p>
             <w:r>
@@ -1789,7 +1789,7 @@
         </w:tc>
         <w:tc>
           <w:tcPr>
-            <w:tcW w:w="9094" w:type="dxa"/>
+            <w:tcW w:w="9519" w:type="dxa"/>
           </w:tcPr>
           <w:p>
             <w:r>
@@ -1889,6 +1889,53 @@
         <w:t>Plane</w:t>
       </w:r>
     </w:p>
+    <w:tbl>
+      <w:tblPr>
+        <w:tblStyle w:val="TableGrid"/>
+        <w:tblW w:w="0" w:type="auto"/>
+        <w:tblLook w:val="04A0" w:firstRow="1" w:lastRow="0" w:firstColumn="1" w:lastColumn="0" w:noHBand="0" w:noVBand="1"/>
+      </w:tblPr>
+      <w:tblGrid>
+        <w:gridCol w:w="1838"/>
+        <w:gridCol w:w="8952"/>
+      </w:tblGrid>
+      <w:tr>
+        <w:tc>
+          <w:tcPr>
+            <w:tcW w:w="1838" w:type="dxa"/>
+          </w:tcPr>
+          <w:p>
+            <w:r>
+              <w:t>V1 (Mock Plane)</w:t>
+            </w:r>
+          </w:p>
+        </w:tc>
+        <w:tc>
+          <w:tcPr>
+            <w:tcW w:w="8952" w:type="dxa"/>
+          </w:tcPr>
+          <w:p/>
+        </w:tc>
+      </w:tr>
+      <w:tr>
+        <w:tc>
+          <w:tcPr>
+            <w:tcW w:w="1838" w:type="dxa"/>
+          </w:tcPr>
+          <w:p>
+            <w:r>
+              <w:t>V2 (Final)</w:t>
+            </w:r>
+          </w:p>
+        </w:tc>
+        <w:tc>
+          <w:tcPr>
+            <w:tcW w:w="8952" w:type="dxa"/>
+          </w:tcPr>
+          <w:p/>
+        </w:tc>
+      </w:tr>
+    </w:tbl>
     <w:p/>
     <w:p>
       <w:pPr>

--- a/Reports/Final Report.docx
+++ b/Reports/Final Report.docx
@@ -1007,7 +1007,13 @@
                 <w:rPr>
                   <w:rStyle w:val="Hyperlink"/>
                 </w:rPr>
-                <w:t>IMU/Gyroscope module</w:t>
+                <w:t>IMU/Gyroscope modul</w:t>
+              </w:r>
+              <w:r>
+                <w:rPr>
+                  <w:rStyle w:val="Hyperlink"/>
+                </w:rPr>
+                <w:t>e (MPU6050)</w:t>
               </w:r>
             </w:hyperlink>
           </w:p>
@@ -1718,10 +1724,13 @@
               </w:numPr>
             </w:pPr>
             <w:r>
-              <w:t>NRF24L01</w:t>
-            </w:r>
-            <w:r>
-              <w:t xml:space="preserve"> (1x)</w:t>
+              <w:t xml:space="preserve">NRF24L01 PA + LNA </w:t>
+            </w:r>
+            <w:r>
+              <w:t xml:space="preserve">Antenna </w:t>
+            </w:r>
+            <w:r>
+              <w:t>Module (1x)</w:t>
             </w:r>
           </w:p>
           <w:p>
@@ -1849,11 +1858,14 @@
               <w:pStyle w:val="ListParagraph"/>
               <w:numPr>
                 <w:ilvl w:val="0"/>
-                <w:numId w:val="4"/>
+                <w:numId w:val="5"/>
               </w:numPr>
             </w:pPr>
             <w:r>
               <w:t>EC11 Rotary Encoder</w:t>
+            </w:r>
+            <w:r>
+              <w:t xml:space="preserve"> (1x)</w:t>
             </w:r>
           </w:p>
           <w:p>
@@ -1865,7 +1877,28 @@
               </w:numPr>
             </w:pPr>
             <w:r>
-              <w:t>More caps and resistors</w:t>
+              <w:t>100uF Electrolytic Capacitor (1x)</w:t>
+            </w:r>
+          </w:p>
+          <w:p>
+            <w:pPr>
+              <w:pStyle w:val="ListParagraph"/>
+              <w:numPr>
+                <w:ilvl w:val="0"/>
+                <w:numId w:val="4"/>
+              </w:numPr>
+            </w:pPr>
+            <w:r>
+              <w:t>Additional</w:t>
+            </w:r>
+            <w:r>
+              <w:t xml:space="preserve"> </w:t>
+            </w:r>
+            <w:r>
+              <w:t xml:space="preserve">ceramic </w:t>
+            </w:r>
+            <w:r>
+              <w:t>caps and resistors</w:t>
             </w:r>
           </w:p>
           <w:p/>
@@ -1881,6 +1914,29 @@
       </w:tr>
     </w:tbl>
     <w:p/>
+    <w:p>
+      <w:pPr>
+        <w:rPr>
+          <w:b/>
+          <w:bCs/>
+        </w:rPr>
+      </w:pPr>
+      <w:r>
+        <w:rPr>
+          <w:b/>
+          <w:bCs/>
+        </w:rPr>
+        <w:t>Final Controller Behaviour Description:</w:t>
+      </w:r>
+    </w:p>
+    <w:p>
+      <w:r>
+        <w:tab/>
+      </w:r>
+      <w:r>
+        <w:t xml:space="preserve">On startup the controller will turn on the onboard LED </w:t>
+      </w:r>
+    </w:p>
     <w:p>
       <w:pPr>
         <w:pStyle w:val="Heading3"/>
@@ -1914,7 +1970,70 @@
           <w:tcPr>
             <w:tcW w:w="8952" w:type="dxa"/>
           </w:tcPr>
+          <w:p>
+            <w:r>
+              <w:t>The first version of the plane, the “mock plane”, was meant to only act as a plane by receiving the analog control data and transmitting the IMU data. It would draw a mirror of the controller’s display to show that it was properly receiving the data. The circuit consisted of the following:</w:t>
+            </w:r>
+          </w:p>
+          <w:p>
+            <w:pPr>
+              <w:pStyle w:val="ListParagraph"/>
+              <w:numPr>
+                <w:ilvl w:val="0"/>
+                <w:numId w:val="5"/>
+              </w:numPr>
+            </w:pPr>
+            <w:proofErr w:type="spellStart"/>
+            <w:r>
+              <w:t>Waveshare</w:t>
+            </w:r>
+            <w:proofErr w:type="spellEnd"/>
+            <w:r>
+              <w:t xml:space="preserve"> RP2350-Zero (1x)</w:t>
+            </w:r>
+          </w:p>
+          <w:p>
+            <w:pPr>
+              <w:pStyle w:val="ListParagraph"/>
+              <w:numPr>
+                <w:ilvl w:val="0"/>
+                <w:numId w:val="5"/>
+              </w:numPr>
+            </w:pPr>
+            <w:r>
+              <w:t>NRF24L01 PA + LNA Antenna Module (1x)</w:t>
+            </w:r>
+          </w:p>
+          <w:p>
+            <w:pPr>
+              <w:pStyle w:val="ListParagraph"/>
+              <w:numPr>
+                <w:ilvl w:val="0"/>
+                <w:numId w:val="5"/>
+              </w:numPr>
+            </w:pPr>
+            <w:r>
+              <w:t>SSD1306 128x64 OLED Display (1x)</w:t>
+            </w:r>
+          </w:p>
+          <w:p>
+            <w:pPr>
+              <w:pStyle w:val="ListParagraph"/>
+              <w:numPr>
+                <w:ilvl w:val="0"/>
+                <w:numId w:val="5"/>
+              </w:numPr>
+            </w:pPr>
+            <w:r>
+              <w:t>MPU6050 Inertial Measurement Unit (1x)</w:t>
+            </w:r>
+          </w:p>
           <w:p/>
+          <w:p>
+            <w:r>
+              <w:t>This was built to test the functionality of the antenna.</w:t>
+            </w:r>
+          </w:p>
         </w:tc>
       </w:tr>
       <w:tr>
@@ -1932,11 +2051,186 @@
           <w:tcPr>
             <w:tcW w:w="8952" w:type="dxa"/>
           </w:tcPr>
+          <w:p>
+            <w:r>
+              <w:t xml:space="preserve">The second version was fully rebuilt as a soldered control board with pinouts for each module to reduce its size and weight. The board uses a mix of male and female pin headers so that all the </w:t>
+            </w:r>
+            <w:r>
+              <w:t>on-board</w:t>
+            </w:r>
+            <w:r>
+              <w:t xml:space="preserve"> modules can be removed and all the external modules can be disconnected from the board.</w:t>
+            </w:r>
+            <w:r>
+              <w:t xml:space="preserve"> The control board consists of just the microcontroller and the IMU</w:t>
+            </w:r>
+            <w:r>
+              <w:t>, with the microcontroller’s on-board LED displaying the connection status. T</w:t>
+            </w:r>
+            <w:r>
+              <w:t xml:space="preserve">he antenna </w:t>
+            </w:r>
+            <w:r>
+              <w:t xml:space="preserve">is </w:t>
+            </w:r>
+            <w:r>
+              <w:t xml:space="preserve">detached so that it </w:t>
+            </w:r>
+            <w:r>
+              <w:t>can</w:t>
+            </w:r>
+            <w:r>
+              <w:t xml:space="preserve"> be optimally positioned, the antenna cable also has grounded cable shielding. The control board has five PWM channels, one for the motor and 4 for servos (we only used 3). The motor channel connects to the ESC which powers the board from the BEC (5v) and supplies power to the servos. The control board circuit consists of the following components:</w:t>
+            </w:r>
+          </w:p>
+          <w:p>
+            <w:pPr>
+              <w:pStyle w:val="ListParagraph"/>
+              <w:numPr>
+                <w:ilvl w:val="0"/>
+                <w:numId w:val="6"/>
+              </w:numPr>
+            </w:pPr>
+            <w:proofErr w:type="spellStart"/>
+            <w:r>
+              <w:t>Waveshare</w:t>
+            </w:r>
+            <w:proofErr w:type="spellEnd"/>
+            <w:r>
+              <w:t xml:space="preserve"> RP2350-Zero (1x)</w:t>
+            </w:r>
+          </w:p>
+          <w:p>
+            <w:pPr>
+              <w:pStyle w:val="ListParagraph"/>
+              <w:numPr>
+                <w:ilvl w:val="0"/>
+                <w:numId w:val="6"/>
+              </w:numPr>
+            </w:pPr>
+            <w:r>
+              <w:t>MPU6050 Inertial Measurement Unit (1x)</w:t>
+            </w:r>
+          </w:p>
+          <w:p>
+            <w:r>
+              <w:lastRenderedPageBreak/>
+              <w:t>The antenna is a detached module with the following:</w:t>
+            </w:r>
+          </w:p>
+          <w:p>
+            <w:pPr>
+              <w:pStyle w:val="ListParagraph"/>
+              <w:numPr>
+                <w:ilvl w:val="0"/>
+                <w:numId w:val="5"/>
+              </w:numPr>
+            </w:pPr>
+            <w:r>
+              <w:t>NRF24L01 PA + LNA Antenna Module (1x)</w:t>
+            </w:r>
+          </w:p>
+          <w:p>
+            <w:pPr>
+              <w:pStyle w:val="ListParagraph"/>
+              <w:numPr>
+                <w:ilvl w:val="0"/>
+                <w:numId w:val="5"/>
+              </w:numPr>
+            </w:pPr>
+            <w:r>
+              <w:t>10nF Ceramic Capacitors (</w:t>
+            </w:r>
+            <w:r>
+              <w:t>1</w:t>
+            </w:r>
+            <w:r>
+              <w:t>x)</w:t>
+            </w:r>
+          </w:p>
+          <w:p>
+            <w:pPr>
+              <w:pStyle w:val="ListParagraph"/>
+              <w:numPr>
+                <w:ilvl w:val="0"/>
+                <w:numId w:val="5"/>
+              </w:numPr>
+            </w:pPr>
+            <w:r>
+              <w:t>100uF Electrolytic Capacitor</w:t>
+            </w:r>
+            <w:r>
+              <w:t xml:space="preserve"> (1x)</w:t>
+            </w:r>
+          </w:p>
+          <w:p>
+            <w:r>
+              <w:t>The rest of the plane consists of:</w:t>
+            </w:r>
+          </w:p>
+          <w:p>
+            <w:pPr>
+              <w:pStyle w:val="ListParagraph"/>
+              <w:numPr>
+                <w:ilvl w:val="0"/>
+                <w:numId w:val="7"/>
+              </w:numPr>
+            </w:pPr>
+            <w:r>
+              <w:t>1450Kv Brushless Motor (1x)</w:t>
+            </w:r>
+          </w:p>
+          <w:p>
+            <w:pPr>
+              <w:pStyle w:val="ListParagraph"/>
+              <w:numPr>
+                <w:ilvl w:val="0"/>
+                <w:numId w:val="7"/>
+              </w:numPr>
+            </w:pPr>
+            <w:r>
+              <w:t>60A ESC (1x)</w:t>
+            </w:r>
+          </w:p>
+          <w:p>
+            <w:pPr>
+              <w:pStyle w:val="ListParagraph"/>
+              <w:numPr>
+                <w:ilvl w:val="0"/>
+                <w:numId w:val="7"/>
+              </w:numPr>
+            </w:pPr>
+            <w:r>
+              <w:t>2200mAh 4S 14.8V Lithium Battery (1x)</w:t>
+            </w:r>
+          </w:p>
+          <w:p>
+            <w:pPr>
+              <w:pStyle w:val="ListParagraph"/>
+              <w:numPr>
+                <w:ilvl w:val="0"/>
+                <w:numId w:val="7"/>
+              </w:numPr>
+            </w:pPr>
+            <w:r>
+              <w:t>MG90s Servos (3x)</w:t>
+            </w:r>
+          </w:p>
           <w:p/>
+          <w:p>
+            <w:r>
+              <w:t>The antenna and electromechanical components are adhered or mounted to the plane.</w:t>
+            </w:r>
+          </w:p>
         </w:tc>
       </w:tr>
     </w:tbl>
     <w:p/>
+    <w:p>
+      <w:pPr>
+        <w:pStyle w:val="Heading3"/>
+      </w:pPr>
+    </w:p>
     <w:p>
       <w:pPr>
         <w:pStyle w:val="Heading1"/>
@@ -1960,6 +2254,119 @@
 <file path=word/numbering.xml><?xml version="1.0" encoding="utf-8"?>
 <w:numbering xmlns:wpc="http://schemas.microsoft.com/office/word/2010/wordprocessingCanvas" xmlns:cx="http://schemas.microsoft.com/office/drawing/2014/chartex" xmlns:cx1="http://schemas.microsoft.com/office/drawing/2015/9/8/chartex" xmlns:cx2="http://schemas.microsoft.com/office/drawing/2015/10/21/chartex" xmlns:cx3="http://schemas.microsoft.com/office/drawing/2016/5/9/chartex" xmlns:cx4="http://schemas.microsoft.com/office/drawing/2016/5/10/chartex" xmlns:cx5="http://schemas.microsoft.com/office/drawing/2016/5/11/chartex" xmlns:cx6="http://schemas.microsoft.com/office/drawing/2016/5/12/chartex" xmlns:cx7="http://schemas.microsoft.com/office/drawing/2016/5/13/chartex" xmlns:cx8="http://schemas.microsoft.com/office/drawing/2016/5/14/chartex" xmlns:mc="http://schemas.openxmlformats.org/markup-compatibility/2006" xmlns:aink="http://schemas.microsoft.com/office/drawing/2016/ink" xmlns:am3d="http://schemas.microsoft.com/office/drawing/2017/model3d" xmlns:o="urn:schemas-microsoft-com:office:office" xmlns:oel="http://schemas.microsoft.com/office/2019/extlst" xmlns:r="http://schemas.openxmlformats.org/officeDocument/2006/relationships" xmlns:m="http://schemas.openxmlformats.org/officeDocument/2006/math" xmlns:v="urn:schemas-microsoft-com:vml" xmlns:wp14="http://schemas.microsoft.com/office/word/2010/wordprocessingDrawing" xmlns:wp="http://schemas.openxmlformats.org/drawingml/2006/wordprocessingDrawing" xmlns:w10="urn:schemas-microsoft-com:office:word" xmlns:w="http://schemas.openxmlformats.org/wordprocessingml/2006/main" xmlns:w14="http://schemas.microsoft.com/office/word/2010/wordml" xmlns:w15="http://schemas.microsoft.com/office/word/2012/wordml" xmlns:w16cex="http://schemas.microsoft.com/office/word/2018/wordml/cex" xmlns:w16cid="http://schemas.microsoft.com/office/word/2016/wordml/cid" xmlns:w16="http://schemas.microsoft.com/office/word/2018/wordml" xmlns:w16du="http://schemas.microsoft.com/office/word/2023/wordml/word16du" xmlns:w16sdtdh="http://schemas.microsoft.com/office/word/2020/wordml/sdtdatahash" xmlns:w16sdtfl="http://schemas.microsoft.com/office/word/2024/wordml/sdtformatlock" xmlns:w16se="http://schemas.microsoft.com/office/word/2015/wordml/symex" xmlns:wpg="http://schemas.microsoft.com/office/word/2010/wordprocessingGroup" xmlns:wpi="http://schemas.microsoft.com/office/word/2010/wordprocessingInk" xmlns:wne="http://schemas.microsoft.com/office/word/2006/wordml" xmlns:wps="http://schemas.microsoft.com/office/word/2010/wordprocessingShape" mc:Ignorable="w14 w15 w16se w16cid w16 w16cex w16sdtdh w16sdtfl w16du wp14">
   <w:abstractNum w:abstractNumId="0" w15:restartNumberingAfterBreak="0">
+    <w:nsid w:val="03B02D9B"/>
+    <w:multiLevelType w:val="hybridMultilevel"/>
+    <w:tmpl w:val="BC16456E"/>
+    <w:lvl w:ilvl="0" w:tplc="10090001">
+      <w:start w:val="1"/>
+      <w:numFmt w:val="bullet"/>
+      <w:lvlText w:val=""/>
+      <w:lvlJc w:val="left"/>
+      <w:pPr>
+        <w:ind w:left="720" w:hanging="360"/>
+      </w:pPr>
+      <w:rPr>
+        <w:rFonts w:ascii="Symbol" w:hAnsi="Symbol" w:hint="default"/>
+      </w:rPr>
+    </w:lvl>
+    <w:lvl w:ilvl="1" w:tplc="10090003" w:tentative="1">
+      <w:start w:val="1"/>
+      <w:numFmt w:val="bullet"/>
+      <w:lvlText w:val="o"/>
+      <w:lvlJc w:val="left"/>
+      <w:pPr>
+        <w:ind w:left="1440" w:hanging="360"/>
+      </w:pPr>
+      <w:rPr>
+        <w:rFonts w:ascii="Courier New" w:hAnsi="Courier New" w:cs="Courier New" w:hint="default"/>
+      </w:rPr>
+    </w:lvl>
+    <w:lvl w:ilvl="2" w:tplc="10090005" w:tentative="1">
+      <w:start w:val="1"/>
+      <w:numFmt w:val="bullet"/>
+      <w:lvlText w:val=""/>
+      <w:lvlJc w:val="left"/>
+      <w:pPr>
+        <w:ind w:left="2160" w:hanging="360"/>
+      </w:pPr>
+      <w:rPr>
+        <w:rFonts w:ascii="Wingdings" w:hAnsi="Wingdings" w:hint="default"/>
+      </w:rPr>
+    </w:lvl>
+    <w:lvl w:ilvl="3" w:tplc="10090001" w:tentative="1">
+      <w:start w:val="1"/>
+      <w:numFmt w:val="bullet"/>
+      <w:lvlText w:val=""/>
+      <w:lvlJc w:val="left"/>
+      <w:pPr>
+        <w:ind w:left="2880" w:hanging="360"/>
+      </w:pPr>
+      <w:rPr>
+        <w:rFonts w:ascii="Symbol" w:hAnsi="Symbol" w:hint="default"/>
+      </w:rPr>
+    </w:lvl>
+    <w:lvl w:ilvl="4" w:tplc="10090003" w:tentative="1">
+      <w:start w:val="1"/>
+      <w:numFmt w:val="bullet"/>
+      <w:lvlText w:val="o"/>
+      <w:lvlJc w:val="left"/>
+      <w:pPr>
+        <w:ind w:left="3600" w:hanging="360"/>
+      </w:pPr>
+      <w:rPr>
+        <w:rFonts w:ascii="Courier New" w:hAnsi="Courier New" w:cs="Courier New" w:hint="default"/>
+      </w:rPr>
+    </w:lvl>
+    <w:lvl w:ilvl="5" w:tplc="10090005" w:tentative="1">
+      <w:start w:val="1"/>
+      <w:numFmt w:val="bullet"/>
+      <w:lvlText w:val=""/>
+      <w:lvlJc w:val="left"/>
+      <w:pPr>
+        <w:ind w:left="4320" w:hanging="360"/>
+      </w:pPr>
+      <w:rPr>
+        <w:rFonts w:ascii="Wingdings" w:hAnsi="Wingdings" w:hint="default"/>
+      </w:rPr>
+    </w:lvl>
+    <w:lvl w:ilvl="6" w:tplc="10090001" w:tentative="1">
+      <w:start w:val="1"/>
+      <w:numFmt w:val="bullet"/>
+      <w:lvlText w:val=""/>
+      <w:lvlJc w:val="left"/>
+      <w:pPr>
+        <w:ind w:left="5040" w:hanging="360"/>
+      </w:pPr>
+      <w:rPr>
+        <w:rFonts w:ascii="Symbol" w:hAnsi="Symbol" w:hint="default"/>
+      </w:rPr>
+    </w:lvl>
+    <w:lvl w:ilvl="7" w:tplc="10090003" w:tentative="1">
+      <w:start w:val="1"/>
+      <w:numFmt w:val="bullet"/>
+      <w:lvlText w:val="o"/>
+      <w:lvlJc w:val="left"/>
+      <w:pPr>
+        <w:ind w:left="5760" w:hanging="360"/>
+      </w:pPr>
+      <w:rPr>
+        <w:rFonts w:ascii="Courier New" w:hAnsi="Courier New" w:cs="Courier New" w:hint="default"/>
+      </w:rPr>
+    </w:lvl>
+    <w:lvl w:ilvl="8" w:tplc="10090005" w:tentative="1">
+      <w:start w:val="1"/>
+      <w:numFmt w:val="bullet"/>
+      <w:lvlText w:val=""/>
+      <w:lvlJc w:val="left"/>
+      <w:pPr>
+        <w:ind w:left="6480" w:hanging="360"/>
+      </w:pPr>
+      <w:rPr>
+        <w:rFonts w:ascii="Wingdings" w:hAnsi="Wingdings" w:hint="default"/>
+      </w:rPr>
+    </w:lvl>
+  </w:abstractNum>
+  <w:abstractNum w:abstractNumId="1" w15:restartNumberingAfterBreak="0">
     <w:nsid w:val="03EF0451"/>
     <w:multiLevelType w:val="hybridMultilevel"/>
     <w:tmpl w:val="8A124E94"/>
@@ -2072,7 +2479,120 @@
       </w:rPr>
     </w:lvl>
   </w:abstractNum>
-  <w:abstractNum w:abstractNumId="1" w15:restartNumberingAfterBreak="0">
+  <w:abstractNum w:abstractNumId="2" w15:restartNumberingAfterBreak="0">
+    <w:nsid w:val="42F57AC1"/>
+    <w:multiLevelType w:val="hybridMultilevel"/>
+    <w:tmpl w:val="1170749C"/>
+    <w:lvl w:ilvl="0" w:tplc="10090001">
+      <w:start w:val="1"/>
+      <w:numFmt w:val="bullet"/>
+      <w:lvlText w:val=""/>
+      <w:lvlJc w:val="left"/>
+      <w:pPr>
+        <w:ind w:left="720" w:hanging="360"/>
+      </w:pPr>
+      <w:rPr>
+        <w:rFonts w:ascii="Symbol" w:hAnsi="Symbol" w:hint="default"/>
+      </w:rPr>
+    </w:lvl>
+    <w:lvl w:ilvl="1" w:tplc="10090003" w:tentative="1">
+      <w:start w:val="1"/>
+      <w:numFmt w:val="bullet"/>
+      <w:lvlText w:val="o"/>
+      <w:lvlJc w:val="left"/>
+      <w:pPr>
+        <w:ind w:left="1440" w:hanging="360"/>
+      </w:pPr>
+      <w:rPr>
+        <w:rFonts w:ascii="Courier New" w:hAnsi="Courier New" w:cs="Courier New" w:hint="default"/>
+      </w:rPr>
+    </w:lvl>
+    <w:lvl w:ilvl="2" w:tplc="10090005" w:tentative="1">
+      <w:start w:val="1"/>
+      <w:numFmt w:val="bullet"/>
+      <w:lvlText w:val=""/>
+      <w:lvlJc w:val="left"/>
+      <w:pPr>
+        <w:ind w:left="2160" w:hanging="360"/>
+      </w:pPr>
+      <w:rPr>
+        <w:rFonts w:ascii="Wingdings" w:hAnsi="Wingdings" w:hint="default"/>
+      </w:rPr>
+    </w:lvl>
+    <w:lvl w:ilvl="3" w:tplc="10090001" w:tentative="1">
+      <w:start w:val="1"/>
+      <w:numFmt w:val="bullet"/>
+      <w:lvlText w:val=""/>
+      <w:lvlJc w:val="left"/>
+      <w:pPr>
+        <w:ind w:left="2880" w:hanging="360"/>
+      </w:pPr>
+      <w:rPr>
+        <w:rFonts w:ascii="Symbol" w:hAnsi="Symbol" w:hint="default"/>
+      </w:rPr>
+    </w:lvl>
+    <w:lvl w:ilvl="4" w:tplc="10090003" w:tentative="1">
+      <w:start w:val="1"/>
+      <w:numFmt w:val="bullet"/>
+      <w:lvlText w:val="o"/>
+      <w:lvlJc w:val="left"/>
+      <w:pPr>
+        <w:ind w:left="3600" w:hanging="360"/>
+      </w:pPr>
+      <w:rPr>
+        <w:rFonts w:ascii="Courier New" w:hAnsi="Courier New" w:cs="Courier New" w:hint="default"/>
+      </w:rPr>
+    </w:lvl>
+    <w:lvl w:ilvl="5" w:tplc="10090005" w:tentative="1">
+      <w:start w:val="1"/>
+      <w:numFmt w:val="bullet"/>
+      <w:lvlText w:val=""/>
+      <w:lvlJc w:val="left"/>
+      <w:pPr>
+        <w:ind w:left="4320" w:hanging="360"/>
+      </w:pPr>
+      <w:rPr>
+        <w:rFonts w:ascii="Wingdings" w:hAnsi="Wingdings" w:hint="default"/>
+      </w:rPr>
+    </w:lvl>
+    <w:lvl w:ilvl="6" w:tplc="10090001" w:tentative="1">
+      <w:start w:val="1"/>
+      <w:numFmt w:val="bullet"/>
+      <w:lvlText w:val=""/>
+      <w:lvlJc w:val="left"/>
+      <w:pPr>
+        <w:ind w:left="5040" w:hanging="360"/>
+      </w:pPr>
+      <w:rPr>
+        <w:rFonts w:ascii="Symbol" w:hAnsi="Symbol" w:hint="default"/>
+      </w:rPr>
+    </w:lvl>
+    <w:lvl w:ilvl="7" w:tplc="10090003" w:tentative="1">
+      <w:start w:val="1"/>
+      <w:numFmt w:val="bullet"/>
+      <w:lvlText w:val="o"/>
+      <w:lvlJc w:val="left"/>
+      <w:pPr>
+        <w:ind w:left="5760" w:hanging="360"/>
+      </w:pPr>
+      <w:rPr>
+        <w:rFonts w:ascii="Courier New" w:hAnsi="Courier New" w:cs="Courier New" w:hint="default"/>
+      </w:rPr>
+    </w:lvl>
+    <w:lvl w:ilvl="8" w:tplc="10090005" w:tentative="1">
+      <w:start w:val="1"/>
+      <w:numFmt w:val="bullet"/>
+      <w:lvlText w:val=""/>
+      <w:lvlJc w:val="left"/>
+      <w:pPr>
+        <w:ind w:left="6480" w:hanging="360"/>
+      </w:pPr>
+      <w:rPr>
+        <w:rFonts w:ascii="Wingdings" w:hAnsi="Wingdings" w:hint="default"/>
+      </w:rPr>
+    </w:lvl>
+  </w:abstractNum>
+  <w:abstractNum w:abstractNumId="3" w15:restartNumberingAfterBreak="0">
     <w:nsid w:val="4B833658"/>
     <w:multiLevelType w:val="hybridMultilevel"/>
     <w:tmpl w:val="5860E54E"/>
@@ -2185,7 +2705,120 @@
       </w:rPr>
     </w:lvl>
   </w:abstractNum>
-  <w:abstractNum w:abstractNumId="2" w15:restartNumberingAfterBreak="0">
+  <w:abstractNum w:abstractNumId="4" w15:restartNumberingAfterBreak="0">
+    <w:nsid w:val="56CE59C4"/>
+    <w:multiLevelType w:val="hybridMultilevel"/>
+    <w:tmpl w:val="10EC6C04"/>
+    <w:lvl w:ilvl="0" w:tplc="10090001">
+      <w:start w:val="1"/>
+      <w:numFmt w:val="bullet"/>
+      <w:lvlText w:val=""/>
+      <w:lvlJc w:val="left"/>
+      <w:pPr>
+        <w:ind w:left="780" w:hanging="360"/>
+      </w:pPr>
+      <w:rPr>
+        <w:rFonts w:ascii="Symbol" w:hAnsi="Symbol" w:hint="default"/>
+      </w:rPr>
+    </w:lvl>
+    <w:lvl w:ilvl="1" w:tplc="10090003" w:tentative="1">
+      <w:start w:val="1"/>
+      <w:numFmt w:val="bullet"/>
+      <w:lvlText w:val="o"/>
+      <w:lvlJc w:val="left"/>
+      <w:pPr>
+        <w:ind w:left="1500" w:hanging="360"/>
+      </w:pPr>
+      <w:rPr>
+        <w:rFonts w:ascii="Courier New" w:hAnsi="Courier New" w:cs="Courier New" w:hint="default"/>
+      </w:rPr>
+    </w:lvl>
+    <w:lvl w:ilvl="2" w:tplc="10090005" w:tentative="1">
+      <w:start w:val="1"/>
+      <w:numFmt w:val="bullet"/>
+      <w:lvlText w:val=""/>
+      <w:lvlJc w:val="left"/>
+      <w:pPr>
+        <w:ind w:left="2220" w:hanging="360"/>
+      </w:pPr>
+      <w:rPr>
+        <w:rFonts w:ascii="Wingdings" w:hAnsi="Wingdings" w:hint="default"/>
+      </w:rPr>
+    </w:lvl>
+    <w:lvl w:ilvl="3" w:tplc="10090001" w:tentative="1">
+      <w:start w:val="1"/>
+      <w:numFmt w:val="bullet"/>
+      <w:lvlText w:val=""/>
+      <w:lvlJc w:val="left"/>
+      <w:pPr>
+        <w:ind w:left="2940" w:hanging="360"/>
+      </w:pPr>
+      <w:rPr>
+        <w:rFonts w:ascii="Symbol" w:hAnsi="Symbol" w:hint="default"/>
+      </w:rPr>
+    </w:lvl>
+    <w:lvl w:ilvl="4" w:tplc="10090003" w:tentative="1">
+      <w:start w:val="1"/>
+      <w:numFmt w:val="bullet"/>
+      <w:lvlText w:val="o"/>
+      <w:lvlJc w:val="left"/>
+      <w:pPr>
+        <w:ind w:left="3660" w:hanging="360"/>
+      </w:pPr>
+      <w:rPr>
+        <w:rFonts w:ascii="Courier New" w:hAnsi="Courier New" w:cs="Courier New" w:hint="default"/>
+      </w:rPr>
+    </w:lvl>
+    <w:lvl w:ilvl="5" w:tplc="10090005" w:tentative="1">
+      <w:start w:val="1"/>
+      <w:numFmt w:val="bullet"/>
+      <w:lvlText w:val=""/>
+      <w:lvlJc w:val="left"/>
+      <w:pPr>
+        <w:ind w:left="4380" w:hanging="360"/>
+      </w:pPr>
+      <w:rPr>
+        <w:rFonts w:ascii="Wingdings" w:hAnsi="Wingdings" w:hint="default"/>
+      </w:rPr>
+    </w:lvl>
+    <w:lvl w:ilvl="6" w:tplc="10090001" w:tentative="1">
+      <w:start w:val="1"/>
+      <w:numFmt w:val="bullet"/>
+      <w:lvlText w:val=""/>
+      <w:lvlJc w:val="left"/>
+      <w:pPr>
+        <w:ind w:left="5100" w:hanging="360"/>
+      </w:pPr>
+      <w:rPr>
+        <w:rFonts w:ascii="Symbol" w:hAnsi="Symbol" w:hint="default"/>
+      </w:rPr>
+    </w:lvl>
+    <w:lvl w:ilvl="7" w:tplc="10090003" w:tentative="1">
+      <w:start w:val="1"/>
+      <w:numFmt w:val="bullet"/>
+      <w:lvlText w:val="o"/>
+      <w:lvlJc w:val="left"/>
+      <w:pPr>
+        <w:ind w:left="5820" w:hanging="360"/>
+      </w:pPr>
+      <w:rPr>
+        <w:rFonts w:ascii="Courier New" w:hAnsi="Courier New" w:cs="Courier New" w:hint="default"/>
+      </w:rPr>
+    </w:lvl>
+    <w:lvl w:ilvl="8" w:tplc="10090005" w:tentative="1">
+      <w:start w:val="1"/>
+      <w:numFmt w:val="bullet"/>
+      <w:lvlText w:val=""/>
+      <w:lvlJc w:val="left"/>
+      <w:pPr>
+        <w:ind w:left="6540" w:hanging="360"/>
+      </w:pPr>
+      <w:rPr>
+        <w:rFonts w:ascii="Wingdings" w:hAnsi="Wingdings" w:hint="default"/>
+      </w:rPr>
+    </w:lvl>
+  </w:abstractNum>
+  <w:abstractNum w:abstractNumId="5" w15:restartNumberingAfterBreak="0">
     <w:nsid w:val="600F688C"/>
     <w:multiLevelType w:val="hybridMultilevel"/>
     <w:tmpl w:val="150E1C1E"/>
@@ -2298,7 +2931,7 @@
       </w:rPr>
     </w:lvl>
   </w:abstractNum>
-  <w:abstractNum w:abstractNumId="3" w15:restartNumberingAfterBreak="0">
+  <w:abstractNum w:abstractNumId="6" w15:restartNumberingAfterBreak="0">
     <w:nsid w:val="71807FD9"/>
     <w:multiLevelType w:val="hybridMultilevel"/>
     <w:tmpl w:val="F02C7A88"/>
@@ -2412,16 +3045,25 @@
     </w:lvl>
   </w:abstractNum>
   <w:num w:numId="1" w16cid:durableId="1766534181">
+    <w:abstractNumId w:val="3"/>
+  </w:num>
+  <w:num w:numId="2" w16cid:durableId="238711892">
     <w:abstractNumId w:val="1"/>
   </w:num>
-  <w:num w:numId="2" w16cid:durableId="238711892">
-    <w:abstractNumId w:val="0"/>
-  </w:num>
   <w:num w:numId="3" w16cid:durableId="342057332">
-    <w:abstractNumId w:val="3"/>
+    <w:abstractNumId w:val="6"/>
   </w:num>
   <w:num w:numId="4" w16cid:durableId="1084108191">
+    <w:abstractNumId w:val="5"/>
+  </w:num>
+  <w:num w:numId="5" w16cid:durableId="1554196270">
+    <w:abstractNumId w:val="4"/>
+  </w:num>
+  <w:num w:numId="6" w16cid:durableId="1471441141">
     <w:abstractNumId w:val="2"/>
+  </w:num>
+  <w:num w:numId="7" w16cid:durableId="581835904">
+    <w:abstractNumId w:val="0"/>
   </w:num>
 </w:numbering>
 </file>

--- a/Reports/Final Report.docx
+++ b/Reports/Final Report.docx
@@ -1703,13 +1703,8 @@
                 <w:numId w:val="3"/>
               </w:numPr>
             </w:pPr>
-            <w:proofErr w:type="spellStart"/>
-            <w:r>
-              <w:t>WaveShare</w:t>
-            </w:r>
-            <w:proofErr w:type="spellEnd"/>
-            <w:r>
-              <w:t xml:space="preserve"> RP2350-Zero</w:t>
+            <w:r>
+              <w:t>WaveShare RP2350-Zero</w:t>
             </w:r>
             <w:r>
               <w:t xml:space="preserve"> (1x)</w:t>
@@ -1907,7 +1902,13 @@
               <w:t xml:space="preserve">While this version had all these components, the display and rotary encoders were never given functions due to program issues. The controller will send the PWM signals </w:t>
             </w:r>
             <w:r>
-              <w:t>or the motor and servos, along with an RTT timer for determining the input latency. The controller now also utilizes the microcontroller’s onboard LED for displaying the connection status.</w:t>
+              <w:t>or the motor and servos, along with an RTT timer for determining the input latency. The controller now also utilizes the microcontroller’s on</w:t>
+            </w:r>
+            <w:r>
+              <w:t>-</w:t>
+            </w:r>
+            <w:r>
+              <w:t>board LED for displaying the connection status.</w:t>
             </w:r>
           </w:p>
         </w:tc>
@@ -1934,7 +1935,58 @@
         <w:tab/>
       </w:r>
       <w:r>
-        <w:t xml:space="preserve">On startup the controller will turn on the onboard LED </w:t>
+        <w:t>On startup</w:t>
+      </w:r>
+      <w:r>
+        <w:t>,</w:t>
+      </w:r>
+      <w:r>
+        <w:t xml:space="preserve"> the controller will turn on the on</w:t>
+      </w:r>
+      <w:r>
+        <w:t>-</w:t>
+      </w:r>
+      <w:r>
+        <w:t xml:space="preserve">board LED </w:t>
+      </w:r>
+      <w:r>
+        <w:t>and begin the antenna and serial communication. The serial communication is only for debugging purposes and displays the values being written to the motors, RTT, link status, and program runtime. Once initialized, the controller will attempt to connect to the plane until a link is established, when the link is lost or unavailable there is a 100ms timeout before it is considered lost which it will then change the colour of the status LED to red. While the link is established (the LED is green)</w:t>
+      </w:r>
+      <w:r>
+        <w:t>,</w:t>
+      </w:r>
+      <w:r>
+        <w:t xml:space="preserve"> the controller will </w:t>
+      </w:r>
+      <w:r>
+        <w:t xml:space="preserve">read the analog inputs, convert the inputs into the required microsecond values for the motors, and </w:t>
+      </w:r>
+      <w:r>
+        <w:t xml:space="preserve">transmit </w:t>
+      </w:r>
+      <w:r>
+        <w:t xml:space="preserve">those values </w:t>
+      </w:r>
+      <w:r>
+        <w:t xml:space="preserve">at 100Hz </w:t>
+      </w:r>
+      <w:r>
+        <w:t xml:space="preserve">to the plane, </w:t>
+      </w:r>
+      <w:r>
+        <w:t>which is double the frequency of the motor PWM signals.</w:t>
+      </w:r>
+      <w:r>
+        <w:t xml:space="preserve"> When converting the analog inputs to PWM signals, the controller has hardcoded trim and signal range values that it uses. The controller will always be looping in one of these two states and always listening for any transmissions from the plane. </w:t>
+      </w:r>
+    </w:p>
+    <w:p/>
+    <w:p>
+      <w:pPr>
+        <w:ind w:firstLine="720"/>
+      </w:pPr>
+      <w:r>
+        <w:t>The screen and rotary encoder were not given functionality in the final version as the coding required was too complex in the time left after this version was assembled. The screen was supposed to display real time data on the status of the plane and have a menu for modifying the trim and range values of each of the motors. The rotary encoder was meant to be the input for that, with the rotary encoder’s switch acting as a selection button.</w:t>
       </w:r>
     </w:p>
     <w:p>
@@ -1983,13 +2035,9 @@
                 <w:numId w:val="5"/>
               </w:numPr>
             </w:pPr>
-            <w:proofErr w:type="spellStart"/>
-            <w:r>
-              <w:t>Waveshare</w:t>
-            </w:r>
-            <w:proofErr w:type="spellEnd"/>
-            <w:r>
-              <w:t xml:space="preserve"> RP2350-Zero (1x)</w:t>
+            <w:r>
+              <w:lastRenderedPageBreak/>
+              <w:t>Waveshare RP2350-Zero (1x)</w:t>
             </w:r>
           </w:p>
           <w:p>
@@ -2043,6 +2091,7 @@
           </w:tcPr>
           <w:p>
             <w:r>
+              <w:lastRenderedPageBreak/>
               <w:t>V2 (Final)</w:t>
             </w:r>
           </w:p>
@@ -2091,13 +2140,8 @@
                 <w:numId w:val="6"/>
               </w:numPr>
             </w:pPr>
-            <w:proofErr w:type="spellStart"/>
-            <w:r>
-              <w:t>Waveshare</w:t>
-            </w:r>
-            <w:proofErr w:type="spellEnd"/>
-            <w:r>
-              <w:t xml:space="preserve"> RP2350-Zero (1x)</w:t>
+            <w:r>
+              <w:t>Waveshare RP2350-Zero (1x)</w:t>
             </w:r>
           </w:p>
           <w:p>
@@ -2114,7 +2158,6 @@
           </w:p>
           <w:p>
             <w:r>
-              <w:lastRenderedPageBreak/>
               <w:t>The antenna is a detached module with the following:</w:t>
             </w:r>
           </w:p>
@@ -2228,8 +2271,48 @@
     <w:p/>
     <w:p>
       <w:pPr>
-        <w:pStyle w:val="Heading3"/>
-      </w:pPr>
+        <w:rPr>
+          <w:b/>
+          <w:bCs/>
+        </w:rPr>
+      </w:pPr>
+      <w:r>
+        <w:rPr>
+          <w:b/>
+          <w:bCs/>
+        </w:rPr>
+        <w:t>Final Plane Behaviour</w:t>
+      </w:r>
+      <w:r>
+        <w:rPr>
+          <w:b/>
+          <w:bCs/>
+        </w:rPr>
+        <w:t xml:space="preserve"> Description:</w:t>
+      </w:r>
+    </w:p>
+    <w:p>
+      <w:r>
+        <w:tab/>
+        <w:t>On startup the plane will turn on the on-board LED, begin the serial debug output, and initialize the antenna. After initializing, the plane will then</w:t>
+      </w:r>
+      <w:r>
+        <w:t xml:space="preserve"> wait for the link with the controller to be established. Once the connection is established (LED set to green), the plane will begin receiving the motor values and will continuously write them to the motors while the link is established. Additionally, the plane will transmit IMU data which was changed to being just an 8-bit counter. When the connection is lost (LED set to red), the plane will cut the motor and set all the servos to their default position (currently flat), the plane will stay in this state until the link is reestablished. This is the whole loop.</w:t>
+      </w:r>
+    </w:p>
+    <w:p/>
+    <w:p>
+      <w:r>
+        <w:tab/>
+        <w:t xml:space="preserve">During testing it was found that the IMU was blocking the loop, leading to the plane being unable to establish a consistent connection with the controller. Because of this, the IMU was taken out of the loop so that it no longer is blocking, and because there was already a set packet structure the “IMU data” was replaced with a looping 8-bit counter so that minimal changes had to be made. If the IMU’s functionality would be </w:t>
+      </w:r>
+      <w:r>
+        <w:lastRenderedPageBreak/>
+        <w:t xml:space="preserve">restored, the safest way it would be done is </w:t>
+      </w:r>
+      <w:r>
+        <w:t>running it on the second core with a transmission memory buffer, this wasn’t done for the same reason as the controller’s display.</w:t>
+      </w:r>
     </w:p>
     <w:p>
       <w:pPr>

--- a/Reports/Final Report.docx
+++ b/Reports/Final Report.docx
@@ -1209,11 +1209,19 @@
           </w:tcPr>
           <w:p>
             <w:hyperlink r:id="rId13" w:history="1">
+              <w:proofErr w:type="spellStart"/>
               <w:r>
                 <w:rPr>
                   <w:rStyle w:val="Hyperlink"/>
                 </w:rPr>
-                <w:t>WaveShare RP2350-Zero modules</w:t>
+                <w:t>WaveShare</w:t>
+              </w:r>
+              <w:proofErr w:type="spellEnd"/>
+              <w:r>
+                <w:rPr>
+                  <w:rStyle w:val="Hyperlink"/>
+                </w:rPr>
+                <w:t xml:space="preserve"> RP2350-Zero modules</w:t>
               </w:r>
             </w:hyperlink>
           </w:p>
@@ -1633,6 +1641,544 @@
       </w:r>
       <w:bookmarkEnd w:id="4"/>
     </w:p>
+    <w:p>
+      <w:pPr>
+        <w:pStyle w:val="ListParagraph"/>
+        <w:numPr>
+          <w:ilvl w:val="0"/>
+          <w:numId w:val="9"/>
+        </w:numPr>
+      </w:pPr>
+      <w:r>
+        <w:t>Main Motor Power System Specifications:</w:t>
+      </w:r>
+    </w:p>
+    <w:p>
+      <w:pPr>
+        <w:pStyle w:val="ListParagraph"/>
+        <w:numPr>
+          <w:ilvl w:val="1"/>
+          <w:numId w:val="9"/>
+        </w:numPr>
+      </w:pPr>
+      <w:r>
+        <w:t xml:space="preserve">Power Input and Output: The motor’s maximum ratings are 650W at 14.8V (4S battery). This motor is then paired with a 60A ESC (maximum of 6S) and a 2200mAh 4S battery which is capable of 50C bursts. The ESC and battery were selected to give enough headroom for any power surges from the motor, acting as insurance for our first plane. </w:t>
+      </w:r>
+    </w:p>
+    <w:p>
+      <w:pPr>
+        <w:pStyle w:val="ListParagraph"/>
+        <w:numPr>
+          <w:ilvl w:val="1"/>
+          <w:numId w:val="9"/>
+        </w:numPr>
+      </w:pPr>
+      <w:r>
+        <w:t xml:space="preserve">Propeller and Thrust Estimation: Our original maximum weight was decided to be 1500g, meaning that all parts were selected with that in mind. A 9x6 propeller was the appropriate choice for our motor and weight class. </w:t>
+      </w:r>
+      <w:r>
+        <w:t>With our motor’s unloaded maximum RPM being 21,000 RPM, it is calculated that at 75% efficiency (13,200 RPM) the static thrust with our propeller will be 1600g.</w:t>
+      </w:r>
+    </w:p>
+    <w:p/>
+    <w:p/>
+    <w:p>
+      <w:pPr>
+        <w:pStyle w:val="ListParagraph"/>
+        <w:numPr>
+          <w:ilvl w:val="0"/>
+          <w:numId w:val="9"/>
+        </w:numPr>
+      </w:pPr>
+      <w:r>
+        <w:lastRenderedPageBreak/>
+        <w:t>Math</w:t>
+      </w:r>
+    </w:p>
+    <w:p>
+      <w:pPr>
+        <w:pStyle w:val="ListParagraph"/>
+        <w:numPr>
+          <w:ilvl w:val="1"/>
+          <w:numId w:val="9"/>
+        </w:numPr>
+      </w:pPr>
+      <w:r>
+        <w:t>Minimum Flight Time:</w:t>
+      </w:r>
+    </w:p>
+    <w:p>
+      <w:pPr>
+        <w:rPr>
+          <w:rFonts w:eastAsiaTheme="minorEastAsia"/>
+        </w:rPr>
+      </w:pPr>
+      <m:oMathPara>
+        <m:oMath>
+          <m:r>
+            <w:rPr>
+              <w:rFonts w:ascii="Cambria Math" w:hAnsi="Cambria Math"/>
+            </w:rPr>
+            <m:t xml:space="preserve">Capacity </m:t>
+          </m:r>
+          <m:d>
+            <m:dPr>
+              <m:ctrlPr>
+                <w:rPr>
+                  <w:rFonts w:ascii="Cambria Math" w:hAnsi="Cambria Math"/>
+                  <w:i/>
+                </w:rPr>
+              </m:ctrlPr>
+            </m:dPr>
+            <m:e>
+              <m:r>
+                <w:rPr>
+                  <w:rFonts w:ascii="Cambria Math" w:hAnsi="Cambria Math"/>
+                </w:rPr>
+                <m:t>C</m:t>
+              </m:r>
+            </m:e>
+          </m:d>
+          <m:r>
+            <w:rPr>
+              <w:rFonts w:ascii="Cambria Math" w:hAnsi="Cambria Math"/>
+            </w:rPr>
+            <m:t xml:space="preserve">:2200mAh, Maximum Current Draw </m:t>
+          </m:r>
+          <m:d>
+            <m:dPr>
+              <m:ctrlPr>
+                <w:rPr>
+                  <w:rFonts w:ascii="Cambria Math" w:hAnsi="Cambria Math"/>
+                  <w:i/>
+                </w:rPr>
+              </m:ctrlPr>
+            </m:dPr>
+            <m:e>
+              <m:r>
+                <w:rPr>
+                  <w:rFonts w:ascii="Cambria Math" w:hAnsi="Cambria Math"/>
+                </w:rPr>
+                <m:t>I</m:t>
+              </m:r>
+            </m:e>
+          </m:d>
+          <m:r>
+            <w:rPr>
+              <w:rFonts w:ascii="Cambria Math" w:hAnsi="Cambria Math"/>
+            </w:rPr>
+            <m:t xml:space="preserve">:43A </m:t>
+          </m:r>
+        </m:oMath>
+      </m:oMathPara>
+    </w:p>
+    <w:p>
+      <m:oMathPara>
+        <m:oMath>
+          <m:r>
+            <w:rPr>
+              <w:rFonts w:ascii="Cambria Math" w:hAnsi="Cambria Math"/>
+            </w:rPr>
+            <m:t xml:space="preserve">Time </m:t>
+          </m:r>
+          <m:d>
+            <m:dPr>
+              <m:ctrlPr>
+                <w:rPr>
+                  <w:rFonts w:ascii="Cambria Math" w:hAnsi="Cambria Math"/>
+                  <w:i/>
+                </w:rPr>
+              </m:ctrlPr>
+            </m:dPr>
+            <m:e>
+              <m:r>
+                <w:rPr>
+                  <w:rFonts w:ascii="Cambria Math" w:hAnsi="Cambria Math"/>
+                </w:rPr>
+                <m:t>t</m:t>
+              </m:r>
+            </m:e>
+          </m:d>
+          <m:r>
+            <w:rPr>
+              <w:rFonts w:ascii="Cambria Math" w:hAnsi="Cambria Math"/>
+            </w:rPr>
+            <m:t>=</m:t>
+          </m:r>
+          <m:f>
+            <m:fPr>
+              <m:ctrlPr>
+                <w:rPr>
+                  <w:rFonts w:ascii="Cambria Math" w:hAnsi="Cambria Math"/>
+                  <w:i/>
+                </w:rPr>
+              </m:ctrlPr>
+            </m:fPr>
+            <m:num>
+              <m:r>
+                <w:rPr>
+                  <w:rFonts w:ascii="Cambria Math" w:hAnsi="Cambria Math"/>
+                </w:rPr>
+                <m:t>C</m:t>
+              </m:r>
+            </m:num>
+            <m:den>
+              <m:r>
+                <w:rPr>
+                  <w:rFonts w:ascii="Cambria Math" w:hAnsi="Cambria Math"/>
+                </w:rPr>
+                <m:t>I</m:t>
+              </m:r>
+            </m:den>
+          </m:f>
+          <m:r>
+            <w:rPr>
+              <w:rFonts w:ascii="Cambria Math" w:hAnsi="Cambria Math"/>
+            </w:rPr>
+            <m:t>=</m:t>
+          </m:r>
+          <m:f>
+            <m:fPr>
+              <m:ctrlPr>
+                <w:rPr>
+                  <w:rFonts w:ascii="Cambria Math" w:hAnsi="Cambria Math"/>
+                  <w:i/>
+                </w:rPr>
+              </m:ctrlPr>
+            </m:fPr>
+            <m:num>
+              <m:r>
+                <w:rPr>
+                  <w:rFonts w:ascii="Cambria Math" w:hAnsi="Cambria Math"/>
+                </w:rPr>
+                <m:t>2200mAh</m:t>
+              </m:r>
+            </m:num>
+            <m:den>
+              <m:r>
+                <w:rPr>
+                  <w:rFonts w:ascii="Cambria Math" w:hAnsi="Cambria Math"/>
+                </w:rPr>
+                <m:t>43A</m:t>
+              </m:r>
+            </m:den>
+          </m:f>
+          <m:r>
+            <w:rPr>
+              <w:rFonts w:ascii="Cambria Math" w:hAnsi="Cambria Math"/>
+            </w:rPr>
+            <m:t>*</m:t>
+          </m:r>
+          <m:f>
+            <m:fPr>
+              <m:ctrlPr>
+                <w:rPr>
+                  <w:rFonts w:ascii="Cambria Math" w:hAnsi="Cambria Math"/>
+                  <w:i/>
+                </w:rPr>
+              </m:ctrlPr>
+            </m:fPr>
+            <m:num>
+              <m:r>
+                <w:rPr>
+                  <w:rFonts w:ascii="Cambria Math" w:hAnsi="Cambria Math"/>
+                </w:rPr>
+                <m:t>1Ah</m:t>
+              </m:r>
+            </m:num>
+            <m:den>
+              <m:r>
+                <w:rPr>
+                  <w:rFonts w:ascii="Cambria Math" w:hAnsi="Cambria Math"/>
+                </w:rPr>
+                <m:t>1000mAh</m:t>
+              </m:r>
+            </m:den>
+          </m:f>
+          <m:r>
+            <w:rPr>
+              <w:rFonts w:ascii="Cambria Math" w:hAnsi="Cambria Math"/>
+            </w:rPr>
+            <m:t>=0.05</m:t>
+          </m:r>
+          <m:r>
+            <w:rPr>
+              <w:rFonts w:ascii="Cambria Math" w:hAnsi="Cambria Math"/>
+            </w:rPr>
+            <m:t>h=3 minutes</m:t>
+          </m:r>
+        </m:oMath>
+      </m:oMathPara>
+    </w:p>
+    <w:p>
+      <w:pPr>
+        <w:pStyle w:val="ListParagraph"/>
+        <w:numPr>
+          <w:ilvl w:val="1"/>
+          <w:numId w:val="9"/>
+        </w:numPr>
+      </w:pPr>
+      <w:r>
+        <w:t>Static Thrus</w:t>
+      </w:r>
+      <w:r>
+        <w:t>t:</w:t>
+      </w:r>
+    </w:p>
+    <w:p>
+      <w:pPr>
+        <w:pStyle w:val="ListParagraph"/>
+        <w:numPr>
+          <w:ilvl w:val="2"/>
+          <w:numId w:val="9"/>
+        </w:numPr>
+      </w:pPr>
+      <w:r>
+        <w:t>Prop Diameter:</w:t>
+      </w:r>
+      <w:r>
+        <w:t xml:space="preserve"> </w:t>
+      </w:r>
+      <w:r>
+        <w:rPr>
+          <w:i/>
+          <w:iCs/>
+        </w:rPr>
+        <w:t>9 Inch</w:t>
+      </w:r>
+    </w:p>
+    <w:p>
+      <w:pPr>
+        <w:pStyle w:val="ListParagraph"/>
+        <w:numPr>
+          <w:ilvl w:val="2"/>
+          <w:numId w:val="9"/>
+        </w:numPr>
+      </w:pPr>
+      <w:r>
+        <w:t>Prop Pitch:</w:t>
+      </w:r>
+      <w:r>
+        <w:t xml:space="preserve"> </w:t>
+      </w:r>
+      <w:r>
+        <w:rPr>
+          <w:i/>
+          <w:iCs/>
+        </w:rPr>
+        <w:t>6 Inch</w:t>
+      </w:r>
+    </w:p>
+    <w:p>
+      <w:pPr>
+        <w:pStyle w:val="ListParagraph"/>
+        <w:numPr>
+          <w:ilvl w:val="2"/>
+          <w:numId w:val="9"/>
+        </w:numPr>
+      </w:pPr>
+      <w:r>
+        <w:t>Prop Static Rpm:</w:t>
+      </w:r>
+      <w:r>
+        <w:t xml:space="preserve"> </w:t>
+      </w:r>
+      <w:r>
+        <w:rPr>
+          <w:i/>
+          <w:iCs/>
+        </w:rPr>
+        <w:t>13,200 RPM</w:t>
+      </w:r>
+    </w:p>
+    <w:p>
+      <w:pPr>
+        <w:pStyle w:val="ListParagraph"/>
+        <w:numPr>
+          <w:ilvl w:val="2"/>
+          <w:numId w:val="9"/>
+        </w:numPr>
+      </w:pPr>
+      <w:r>
+        <w:t>Supply Voltage:</w:t>
+      </w:r>
+      <w:r>
+        <w:t xml:space="preserve"> </w:t>
+      </w:r>
+      <w:r>
+        <w:rPr>
+          <w:i/>
+          <w:iCs/>
+        </w:rPr>
+        <w:t>14.8V</w:t>
+      </w:r>
+    </w:p>
+    <w:p>
+      <w:pPr>
+        <w:pStyle w:val="ListParagraph"/>
+        <w:numPr>
+          <w:ilvl w:val="2"/>
+          <w:numId w:val="9"/>
+        </w:numPr>
+      </w:pPr>
+      <w:r>
+        <w:t>Supply Current:</w:t>
+      </w:r>
+      <w:r>
+        <w:t xml:space="preserve"> </w:t>
+      </w:r>
+      <w:r>
+        <w:rPr>
+          <w:i/>
+          <w:iCs/>
+        </w:rPr>
+        <w:t>43A</w:t>
+      </w:r>
+    </w:p>
+    <w:p>
+      <w:pPr>
+        <w:pStyle w:val="ListParagraph"/>
+        <w:ind w:left="1440"/>
+        <w:rPr>
+          <w:i/>
+          <w:iCs/>
+        </w:rPr>
+      </w:pPr>
+      <w:r>
+        <w:rPr>
+          <w:i/>
+          <w:iCs/>
+        </w:rPr>
+        <w:t>(Results):</w:t>
+      </w:r>
+    </w:p>
+    <w:p>
+      <w:pPr>
+        <w:pStyle w:val="ListParagraph"/>
+        <w:numPr>
+          <w:ilvl w:val="2"/>
+          <w:numId w:val="9"/>
+        </w:numPr>
+      </w:pPr>
+      <w:r>
+        <w:t>Estimated Static Thrust</w:t>
+      </w:r>
+      <w:r>
+        <w:t xml:space="preserve">: </w:t>
+      </w:r>
+      <w:r>
+        <w:rPr>
+          <w:i/>
+          <w:iCs/>
+          <w:u w:val="single"/>
+        </w:rPr>
+        <w:t>1638g</w:t>
+      </w:r>
+    </w:p>
+    <w:p>
+      <w:pPr>
+        <w:pStyle w:val="ListParagraph"/>
+        <w:numPr>
+          <w:ilvl w:val="2"/>
+          <w:numId w:val="9"/>
+        </w:numPr>
+      </w:pPr>
+      <w:r>
+        <w:t xml:space="preserve">Supplied Power: </w:t>
+      </w:r>
+      <w:r>
+        <w:rPr>
+          <w:i/>
+          <w:iCs/>
+          <w:u w:val="single"/>
+        </w:rPr>
+        <w:t>636W</w:t>
+      </w:r>
+    </w:p>
+    <w:p>
+      <w:pPr>
+        <w:pStyle w:val="ListParagraph"/>
+        <w:numPr>
+          <w:ilvl w:val="2"/>
+          <w:numId w:val="9"/>
+        </w:numPr>
+      </w:pPr>
+      <w:r>
+        <w:t xml:space="preserve">Static Efficiency: </w:t>
+      </w:r>
+      <w:r>
+        <w:rPr>
+          <w:i/>
+          <w:iCs/>
+          <w:u w:val="single"/>
+        </w:rPr>
+        <w:t>74.5%</w:t>
+      </w:r>
+    </w:p>
+    <w:p>
+      <w:pPr>
+        <w:ind w:left="720" w:firstLine="720"/>
+        <w:rPr>
+          <w:i/>
+          <w:iCs/>
+        </w:rPr>
+      </w:pPr>
+      <w:r>
+        <w:rPr>
+          <w:i/>
+          <w:iCs/>
+        </w:rPr>
+        <w:t xml:space="preserve">An </w:t>
+      </w:r>
+      <w:r>
+        <w:rPr>
+          <w:i/>
+          <w:iCs/>
+        </w:rPr>
+        <w:t xml:space="preserve">online </w:t>
+      </w:r>
+      <w:r>
+        <w:rPr>
+          <w:i/>
+          <w:iCs/>
+        </w:rPr>
+        <w:t xml:space="preserve">calculator was used, Link: </w:t>
+      </w:r>
+      <w:hyperlink r:id="rId15" w:history="1">
+        <w:r>
+          <w:rPr>
+            <w:rStyle w:val="Hyperlink"/>
+            <w:i/>
+            <w:iCs/>
+          </w:rPr>
+          <w:t>https://rcplanes.online/</w:t>
+        </w:r>
+        <w:r>
+          <w:rPr>
+            <w:rStyle w:val="Hyperlink"/>
+            <w:i/>
+            <w:iCs/>
+          </w:rPr>
+          <w:t>c</w:t>
+        </w:r>
+        <w:r>
+          <w:rPr>
+            <w:rStyle w:val="Hyperlink"/>
+            <w:i/>
+            <w:iCs/>
+          </w:rPr>
+          <w:t>alc_thrust.htm</w:t>
+        </w:r>
+      </w:hyperlink>
+      <w:r>
+        <w:rPr>
+          <w:i/>
+          <w:iCs/>
+        </w:rPr>
+        <w:t>.</w:t>
+      </w:r>
+    </w:p>
+    <w:p/>
     <w:p>
       <w:r>
         <w:tab/>
@@ -1703,8 +2249,13 @@
                 <w:numId w:val="3"/>
               </w:numPr>
             </w:pPr>
-            <w:r>
-              <w:t>WaveShare RP2350-Zero</w:t>
+            <w:proofErr w:type="spellStart"/>
+            <w:r>
+              <w:t>WaveShare</w:t>
+            </w:r>
+            <w:proofErr w:type="spellEnd"/>
+            <w:r>
+              <w:t xml:space="preserve"> RP2350-Zero</w:t>
             </w:r>
             <w:r>
               <w:t xml:space="preserve"> (1x)</w:t>
@@ -1719,13 +2270,7 @@
               </w:numPr>
             </w:pPr>
             <w:r>
-              <w:t xml:space="preserve">NRF24L01 PA + LNA </w:t>
-            </w:r>
-            <w:r>
-              <w:t xml:space="preserve">Antenna </w:t>
-            </w:r>
-            <w:r>
-              <w:t>Module (1x)</w:t>
+              <w:t>NRF24L01 PA + LNA Antenna Module (1x)</w:t>
             </w:r>
           </w:p>
           <w:p>
@@ -1737,7 +2282,6 @@
               </w:numPr>
             </w:pPr>
             <w:r>
-              <w:lastRenderedPageBreak/>
               <w:t>Joystick Module (1x)</w:t>
             </w:r>
           </w:p>
@@ -1786,7 +2330,6 @@
           </w:tcPr>
           <w:p>
             <w:r>
-              <w:lastRenderedPageBreak/>
               <w:t>V2 (Final)</w:t>
             </w:r>
           </w:p>
@@ -1857,6 +2400,7 @@
               </w:numPr>
             </w:pPr>
             <w:r>
+              <w:lastRenderedPageBreak/>
               <w:t>EC11 Rotary Encoder</w:t>
             </w:r>
             <w:r>
@@ -2035,9 +2579,13 @@
                 <w:numId w:val="5"/>
               </w:numPr>
             </w:pPr>
-            <w:r>
-              <w:lastRenderedPageBreak/>
-              <w:t>Waveshare RP2350-Zero (1x)</w:t>
+            <w:proofErr w:type="spellStart"/>
+            <w:r>
+              <w:t>Waveshare</w:t>
+            </w:r>
+            <w:proofErr w:type="spellEnd"/>
+            <w:r>
+              <w:t xml:space="preserve"> RP2350-Zero (1x)</w:t>
             </w:r>
           </w:p>
           <w:p>
@@ -2091,30 +2639,33 @@
           </w:tcPr>
           <w:p>
             <w:r>
+              <w:t>V2 (Final)</w:t>
+            </w:r>
+          </w:p>
+        </w:tc>
+        <w:tc>
+          <w:tcPr>
+            <w:tcW w:w="8952" w:type="dxa"/>
+          </w:tcPr>
+          <w:p>
+            <w:r>
+              <w:t xml:space="preserve">The second version was fully rebuilt as a soldered control board with pinouts for each module to reduce its size and weight. The board uses a mix of male and female pin headers so that all the </w:t>
+            </w:r>
+            <w:r>
+              <w:t>on-board</w:t>
+            </w:r>
+            <w:r>
+              <w:t xml:space="preserve"> modules can be removed and all the external modules can be disconnected from the board.</w:t>
+            </w:r>
+            <w:r>
+              <w:t xml:space="preserve"> The control board consists of just the microcontroller and the IMU</w:t>
+            </w:r>
+            <w:r>
+              <w:t xml:space="preserve">, with the microcontroller’s on-board LED displaying the </w:t>
+            </w:r>
+            <w:r>
               <w:lastRenderedPageBreak/>
-              <w:t>V2 (Final)</w:t>
-            </w:r>
-          </w:p>
-        </w:tc>
-        <w:tc>
-          <w:tcPr>
-            <w:tcW w:w="8952" w:type="dxa"/>
-          </w:tcPr>
-          <w:p>
-            <w:r>
-              <w:t xml:space="preserve">The second version was fully rebuilt as a soldered control board with pinouts for each module to reduce its size and weight. The board uses a mix of male and female pin headers so that all the </w:t>
-            </w:r>
-            <w:r>
-              <w:t>on-board</w:t>
-            </w:r>
-            <w:r>
-              <w:t xml:space="preserve"> modules can be removed and all the external modules can be disconnected from the board.</w:t>
-            </w:r>
-            <w:r>
-              <w:t xml:space="preserve"> The control board consists of just the microcontroller and the IMU</w:t>
-            </w:r>
-            <w:r>
-              <w:t>, with the microcontroller’s on-board LED displaying the connection status. T</w:t>
+              <w:t>connection status. T</w:t>
             </w:r>
             <w:r>
               <w:t xml:space="preserve">he antenna </w:t>
@@ -2140,8 +2691,19 @@
                 <w:numId w:val="6"/>
               </w:numPr>
             </w:pPr>
-            <w:r>
-              <w:t>Waveshare RP2350-Zero (1x)</w:t>
+            <w:proofErr w:type="spellStart"/>
+            <w:r>
+              <w:t>Wave</w:t>
+            </w:r>
+            <w:r>
+              <w:t>S</w:t>
+            </w:r>
+            <w:r>
+              <w:t>hare</w:t>
+            </w:r>
+            <w:proofErr w:type="spellEnd"/>
+            <w:r>
+              <w:t xml:space="preserve"> RP2350-Zero (1x)</w:t>
             </w:r>
           </w:p>
           <w:p>
@@ -2182,13 +2744,7 @@
               </w:numPr>
             </w:pPr>
             <w:r>
-              <w:t>10nF Ceramic Capacitors (</w:t>
-            </w:r>
-            <w:r>
-              <w:t>1</w:t>
-            </w:r>
-            <w:r>
-              <w:t>x)</w:t>
+              <w:t>10nF Ceramic Capacitors (1x)</w:t>
             </w:r>
           </w:p>
           <w:p>
@@ -2200,10 +2756,7 @@
               </w:numPr>
             </w:pPr>
             <w:r>
-              <w:t>100uF Electrolytic Capacitor</w:t>
-            </w:r>
-            <w:r>
-              <w:t xml:space="preserve"> (1x)</w:t>
+              <w:t>100uF Electrolytic Capacitor (1x)</w:t>
             </w:r>
           </w:p>
           <w:p>
@@ -2304,11 +2857,7 @@
     <w:p>
       <w:r>
         <w:tab/>
-        <w:t xml:space="preserve">During testing it was found that the IMU was blocking the loop, leading to the plane being unable to establish a consistent connection with the controller. Because of this, the IMU was taken out of the loop so that it no longer is blocking, and because there was already a set packet structure the “IMU data” was replaced with a looping 8-bit counter so that minimal changes had to be made. If the IMU’s functionality would be </w:t>
-      </w:r>
-      <w:r>
-        <w:lastRenderedPageBreak/>
-        <w:t xml:space="preserve">restored, the safest way it would be done is </w:t>
+        <w:t xml:space="preserve">During testing it was found that the IMU was blocking the loop, leading to the plane being unable to establish a consistent connection with the controller. Because of this, the IMU was taken out of the loop so that it no longer is blocking, and because there was already a set packet structure the “IMU data” was replaced with a looping 8-bit counter so that minimal changes had to be made. If the IMU’s functionality would be restored, the safest way it would be done is </w:t>
       </w:r>
       <w:r>
         <w:t>running it on the second core with a transmission memory buffer, this wasn’t done for the same reason as the controller’s display.</w:t>
@@ -2563,6 +3112,92 @@
     </w:lvl>
   </w:abstractNum>
   <w:abstractNum w:abstractNumId="2" w15:restartNumberingAfterBreak="0">
+    <w:nsid w:val="0EE64090"/>
+    <w:multiLevelType w:val="hybridMultilevel"/>
+    <w:tmpl w:val="9D74F3C8"/>
+    <w:lvl w:ilvl="0" w:tplc="10090015">
+      <w:start w:val="1"/>
+      <w:numFmt w:val="upperLetter"/>
+      <w:lvlText w:val="%1."/>
+      <w:lvlJc w:val="left"/>
+      <w:pPr>
+        <w:ind w:left="720" w:hanging="360"/>
+      </w:pPr>
+    </w:lvl>
+    <w:lvl w:ilvl="1" w:tplc="1009000F">
+      <w:start w:val="1"/>
+      <w:numFmt w:val="decimal"/>
+      <w:lvlText w:val="%2."/>
+      <w:lvlJc w:val="left"/>
+      <w:pPr>
+        <w:ind w:left="1440" w:hanging="360"/>
+      </w:pPr>
+    </w:lvl>
+    <w:lvl w:ilvl="2" w:tplc="10090019">
+      <w:start w:val="1"/>
+      <w:numFmt w:val="lowerLetter"/>
+      <w:lvlText w:val="%3."/>
+      <w:lvlJc w:val="left"/>
+      <w:pPr>
+        <w:ind w:left="2340" w:hanging="360"/>
+      </w:pPr>
+    </w:lvl>
+    <w:lvl w:ilvl="3" w:tplc="1009000F" w:tentative="1">
+      <w:start w:val="1"/>
+      <w:numFmt w:val="decimal"/>
+      <w:lvlText w:val="%4."/>
+      <w:lvlJc w:val="left"/>
+      <w:pPr>
+        <w:ind w:left="2880" w:hanging="360"/>
+      </w:pPr>
+    </w:lvl>
+    <w:lvl w:ilvl="4" w:tplc="10090019" w:tentative="1">
+      <w:start w:val="1"/>
+      <w:numFmt w:val="lowerLetter"/>
+      <w:lvlText w:val="%5."/>
+      <w:lvlJc w:val="left"/>
+      <w:pPr>
+        <w:ind w:left="3600" w:hanging="360"/>
+      </w:pPr>
+    </w:lvl>
+    <w:lvl w:ilvl="5" w:tplc="1009001B" w:tentative="1">
+      <w:start w:val="1"/>
+      <w:numFmt w:val="lowerRoman"/>
+      <w:lvlText w:val="%6."/>
+      <w:lvlJc w:val="right"/>
+      <w:pPr>
+        <w:ind w:left="4320" w:hanging="180"/>
+      </w:pPr>
+    </w:lvl>
+    <w:lvl w:ilvl="6" w:tplc="1009000F" w:tentative="1">
+      <w:start w:val="1"/>
+      <w:numFmt w:val="decimal"/>
+      <w:lvlText w:val="%7."/>
+      <w:lvlJc w:val="left"/>
+      <w:pPr>
+        <w:ind w:left="5040" w:hanging="360"/>
+      </w:pPr>
+    </w:lvl>
+    <w:lvl w:ilvl="7" w:tplc="10090019" w:tentative="1">
+      <w:start w:val="1"/>
+      <w:numFmt w:val="lowerLetter"/>
+      <w:lvlText w:val="%8."/>
+      <w:lvlJc w:val="left"/>
+      <w:pPr>
+        <w:ind w:left="5760" w:hanging="360"/>
+      </w:pPr>
+    </w:lvl>
+    <w:lvl w:ilvl="8" w:tplc="1009001B" w:tentative="1">
+      <w:start w:val="1"/>
+      <w:numFmt w:val="lowerRoman"/>
+      <w:lvlText w:val="%9."/>
+      <w:lvlJc w:val="right"/>
+      <w:pPr>
+        <w:ind w:left="6480" w:hanging="180"/>
+      </w:pPr>
+    </w:lvl>
+  </w:abstractNum>
+  <w:abstractNum w:abstractNumId="3" w15:restartNumberingAfterBreak="0">
     <w:nsid w:val="42F57AC1"/>
     <w:multiLevelType w:val="hybridMultilevel"/>
     <w:tmpl w:val="1170749C"/>
@@ -2675,7 +3310,7 @@
       </w:rPr>
     </w:lvl>
   </w:abstractNum>
-  <w:abstractNum w:abstractNumId="3" w15:restartNumberingAfterBreak="0">
+  <w:abstractNum w:abstractNumId="4" w15:restartNumberingAfterBreak="0">
     <w:nsid w:val="4B833658"/>
     <w:multiLevelType w:val="hybridMultilevel"/>
     <w:tmpl w:val="5860E54E"/>
@@ -2788,7 +3423,7 @@
       </w:rPr>
     </w:lvl>
   </w:abstractNum>
-  <w:abstractNum w:abstractNumId="4" w15:restartNumberingAfterBreak="0">
+  <w:abstractNum w:abstractNumId="5" w15:restartNumberingAfterBreak="0">
     <w:nsid w:val="56CE59C4"/>
     <w:multiLevelType w:val="hybridMultilevel"/>
     <w:tmpl w:val="10EC6C04"/>
@@ -2901,7 +3536,7 @@
       </w:rPr>
     </w:lvl>
   </w:abstractNum>
-  <w:abstractNum w:abstractNumId="5" w15:restartNumberingAfterBreak="0">
+  <w:abstractNum w:abstractNumId="6" w15:restartNumberingAfterBreak="0">
     <w:nsid w:val="600F688C"/>
     <w:multiLevelType w:val="hybridMultilevel"/>
     <w:tmpl w:val="150E1C1E"/>
@@ -3014,7 +3649,93 @@
       </w:rPr>
     </w:lvl>
   </w:abstractNum>
-  <w:abstractNum w:abstractNumId="6" w15:restartNumberingAfterBreak="0">
+  <w:abstractNum w:abstractNumId="7" w15:restartNumberingAfterBreak="0">
+    <w:nsid w:val="65C90A2B"/>
+    <w:multiLevelType w:val="hybridMultilevel"/>
+    <w:tmpl w:val="84BC8C54"/>
+    <w:lvl w:ilvl="0" w:tplc="10090015">
+      <w:start w:val="1"/>
+      <w:numFmt w:val="upperLetter"/>
+      <w:lvlText w:val="%1."/>
+      <w:lvlJc w:val="left"/>
+      <w:pPr>
+        <w:ind w:left="720" w:hanging="360"/>
+      </w:pPr>
+    </w:lvl>
+    <w:lvl w:ilvl="1" w:tplc="10090019">
+      <w:start w:val="1"/>
+      <w:numFmt w:val="lowerLetter"/>
+      <w:lvlText w:val="%2."/>
+      <w:lvlJc w:val="left"/>
+      <w:pPr>
+        <w:ind w:left="1440" w:hanging="360"/>
+      </w:pPr>
+    </w:lvl>
+    <w:lvl w:ilvl="2" w:tplc="1009001B" w:tentative="1">
+      <w:start w:val="1"/>
+      <w:numFmt w:val="lowerRoman"/>
+      <w:lvlText w:val="%3."/>
+      <w:lvlJc w:val="right"/>
+      <w:pPr>
+        <w:ind w:left="2160" w:hanging="180"/>
+      </w:pPr>
+    </w:lvl>
+    <w:lvl w:ilvl="3" w:tplc="1009000F" w:tentative="1">
+      <w:start w:val="1"/>
+      <w:numFmt w:val="decimal"/>
+      <w:lvlText w:val="%4."/>
+      <w:lvlJc w:val="left"/>
+      <w:pPr>
+        <w:ind w:left="2880" w:hanging="360"/>
+      </w:pPr>
+    </w:lvl>
+    <w:lvl w:ilvl="4" w:tplc="10090019" w:tentative="1">
+      <w:start w:val="1"/>
+      <w:numFmt w:val="lowerLetter"/>
+      <w:lvlText w:val="%5."/>
+      <w:lvlJc w:val="left"/>
+      <w:pPr>
+        <w:ind w:left="3600" w:hanging="360"/>
+      </w:pPr>
+    </w:lvl>
+    <w:lvl w:ilvl="5" w:tplc="1009001B" w:tentative="1">
+      <w:start w:val="1"/>
+      <w:numFmt w:val="lowerRoman"/>
+      <w:lvlText w:val="%6."/>
+      <w:lvlJc w:val="right"/>
+      <w:pPr>
+        <w:ind w:left="4320" w:hanging="180"/>
+      </w:pPr>
+    </w:lvl>
+    <w:lvl w:ilvl="6" w:tplc="1009000F" w:tentative="1">
+      <w:start w:val="1"/>
+      <w:numFmt w:val="decimal"/>
+      <w:lvlText w:val="%7."/>
+      <w:lvlJc w:val="left"/>
+      <w:pPr>
+        <w:ind w:left="5040" w:hanging="360"/>
+      </w:pPr>
+    </w:lvl>
+    <w:lvl w:ilvl="7" w:tplc="10090019" w:tentative="1">
+      <w:start w:val="1"/>
+      <w:numFmt w:val="lowerLetter"/>
+      <w:lvlText w:val="%8."/>
+      <w:lvlJc w:val="left"/>
+      <w:pPr>
+        <w:ind w:left="5760" w:hanging="360"/>
+      </w:pPr>
+    </w:lvl>
+    <w:lvl w:ilvl="8" w:tplc="1009001B" w:tentative="1">
+      <w:start w:val="1"/>
+      <w:numFmt w:val="lowerRoman"/>
+      <w:lvlText w:val="%9."/>
+      <w:lvlJc w:val="right"/>
+      <w:pPr>
+        <w:ind w:left="6480" w:hanging="180"/>
+      </w:pPr>
+    </w:lvl>
+  </w:abstractNum>
+  <w:abstractNum w:abstractNumId="8" w15:restartNumberingAfterBreak="0">
     <w:nsid w:val="71807FD9"/>
     <w:multiLevelType w:val="hybridMultilevel"/>
     <w:tmpl w:val="F02C7A88"/>
@@ -3128,25 +3849,31 @@
     </w:lvl>
   </w:abstractNum>
   <w:num w:numId="1" w16cid:durableId="1766534181">
-    <w:abstractNumId w:val="3"/>
+    <w:abstractNumId w:val="4"/>
   </w:num>
   <w:num w:numId="2" w16cid:durableId="238711892">
     <w:abstractNumId w:val="1"/>
   </w:num>
   <w:num w:numId="3" w16cid:durableId="342057332">
+    <w:abstractNumId w:val="8"/>
+  </w:num>
+  <w:num w:numId="4" w16cid:durableId="1084108191">
     <w:abstractNumId w:val="6"/>
   </w:num>
-  <w:num w:numId="4" w16cid:durableId="1084108191">
+  <w:num w:numId="5" w16cid:durableId="1554196270">
     <w:abstractNumId w:val="5"/>
   </w:num>
-  <w:num w:numId="5" w16cid:durableId="1554196270">
-    <w:abstractNumId w:val="4"/>
-  </w:num>
   <w:num w:numId="6" w16cid:durableId="1471441141">
-    <w:abstractNumId w:val="2"/>
+    <w:abstractNumId w:val="3"/>
   </w:num>
   <w:num w:numId="7" w16cid:durableId="581835904">
     <w:abstractNumId w:val="0"/>
+  </w:num>
+  <w:num w:numId="8" w16cid:durableId="1002590906">
+    <w:abstractNumId w:val="7"/>
+  </w:num>
+  <w:num w:numId="9" w16cid:durableId="882404716">
+    <w:abstractNumId w:val="2"/>
   </w:num>
 </w:numbering>
 </file>
@@ -4169,6 +4896,16 @@
       <w:u w:val="single"/>
     </w:rPr>
   </w:style>
+  <w:style w:type="character" w:styleId="PlaceholderText">
+    <w:name w:val="Placeholder Text"/>
+    <w:basedOn w:val="DefaultParagraphFont"/>
+    <w:uiPriority w:val="99"/>
+    <w:semiHidden/>
+    <w:rsid w:val="00EF5AF0"/>
+    <w:rPr>
+      <w:color w:val="666666"/>
+    </w:rPr>
+  </w:style>
 </w:styles>
 </file>
 
